--- a/salida/Sistema_de_trazabilidad_FLAMA.docx
+++ b/salida/Sistema_de_trazabilidad_FLAMA.docx
@@ -207,7 +207,7 @@
                 <w:sz w:val="16"/>
                 <w:szCs w:val="16"/>
               </w:rPr>
-              <w:t xml:space="preserve">La app con diseño de FLAMA</w:t>
+              <w:t xml:space="preserve">Que la app sea solo el sistema de gestión de la empresa</w:t>
             </w:r>
           </w:p>
         </w:tc>
@@ -240,7 +240,7 @@
                 <w:sz w:val="16"/>
                 <w:szCs w:val="16"/>
               </w:rPr>
-              <w:t xml:space="preserve">Sección 11: cinco vistas (inicio, recorrido de 16 pasos, atención al cliente, manual y desvíos) con capturas</w:t>
+              <w:t xml:space="preserve">Sección 11: 13 módulos (tablero, órdenes, calidad, etiquetado, expedición, equipos, recargas, reclamos, clientes, desvíos, insumos, reportes y configuración) con los datos reales del plan, el MRP y el BOM</w:t>
             </w:r>
           </w:p>
         </w:tc>
@@ -278,7 +278,7 @@
                 <w:sz w:val="16"/>
                 <w:szCs w:val="16"/>
               </w:rPr>
-              <w:t xml:space="preserve">Que la prueba de concepto sea realista y siga las normas</w:t>
+              <w:t xml:space="preserve">Que siga las normas</w:t>
             </w:r>
           </w:p>
         </w:tc>
@@ -311,7 +311,7 @@
                 <w:sz w:val="16"/>
                 <w:szCs w:val="16"/>
               </w:rPr>
-              <w:t xml:space="preserve">Cada paso cita su artículo: partida y estampilla DPS (Res. 349/07), tarjeta y proceso batch del SGM (Res. 32-AGC/15), alturas (IRAM 3517-2)</w:t>
+              <w:t xml:space="preserve">Las reglas están dentro del sistema: partida y estampilla DPS (Res. 349/07), contraste de manómetros cada 15 días, archivo batch del SGM (Res. 32-AGC/15), plazos de reclamos</w:t>
             </w:r>
           </w:p>
         </w:tc>
@@ -5350,7 +5350,7 @@
             <w:pPr>
               <w:spacing w:after="0"/>
             </w:pPr>
-            <w:hyperlink w:history="1" r:id="rIdaigdjs2fnb61_kdbnluuv">
+            <w:hyperlink w:history="1" r:id="rIdutgvolrudaffop9b-s4vs">
               <w:r>
                 <w:rPr>
                   <w:rFonts w:ascii="Arial" w:cs="Arial" w:eastAsia="Arial" w:hAnsi="Arial"/>
@@ -5455,7 +5455,7 @@
             <w:pPr>
               <w:spacing w:after="0"/>
             </w:pPr>
-            <w:hyperlink w:history="1" r:id="rIdfysacllpagjcfzcwqejvv">
+            <w:hyperlink w:history="1" r:id="rIdhgir9nyc-xn8yjfbs2ijt">
               <w:r>
                 <w:rPr>
                   <w:rFonts w:ascii="Arial" w:cs="Arial" w:eastAsia="Arial" w:hAnsi="Arial"/>
@@ -5560,7 +5560,7 @@
             <w:pPr>
               <w:spacing w:after="0"/>
             </w:pPr>
-            <w:hyperlink w:history="1" r:id="rIdctjcdsudofy2i9v3rjeaw">
+            <w:hyperlink w:history="1" r:id="rIdlcs5pibqob2tfisrc0uif">
               <w:r>
                 <w:rPr>
                   <w:rFonts w:ascii="Arial" w:cs="Arial" w:eastAsia="Arial" w:hAnsi="Arial"/>
@@ -5665,7 +5665,7 @@
             <w:pPr>
               <w:spacing w:after="0"/>
             </w:pPr>
-            <w:hyperlink w:history="1" r:id="rIddbpemd4klj_kk9aqbhgkk">
+            <w:hyperlink w:history="1" r:id="rIdkg31vyrh6_ojloozym3i7">
               <w:r>
                 <w:rPr>
                   <w:rFonts w:ascii="Arial" w:cs="Arial" w:eastAsia="Arial" w:hAnsi="Arial"/>
@@ -5688,7 +5688,7 @@
               </w:rPr>
               <w:t xml:space="preserve"> · </w:t>
             </w:r>
-            <w:hyperlink w:history="1" r:id="rIdmcmbwstuvxsopg-_b-go7">
+            <w:hyperlink w:history="1" r:id="rIdx_uvukakyjov5abo_l8ye">
               <w:r>
                 <w:rPr>
                   <w:rFonts w:ascii="Arial" w:cs="Arial" w:eastAsia="Arial" w:hAnsi="Arial"/>
@@ -5793,7 +5793,7 @@
             <w:pPr>
               <w:spacing w:after="0"/>
             </w:pPr>
-            <w:hyperlink w:history="1" r:id="rIdywbv-rm7xqq17fot76bgh">
+            <w:hyperlink w:history="1" r:id="rId6t5wcwxe-swqamyis2adg">
               <w:r>
                 <w:rPr>
                   <w:rFonts w:ascii="Arial" w:cs="Arial" w:eastAsia="Arial" w:hAnsi="Arial"/>
@@ -5898,7 +5898,7 @@
             <w:pPr>
               <w:spacing w:after="0"/>
             </w:pPr>
-            <w:hyperlink w:history="1" r:id="rId_xddihuqbxfs0jvt_3yzb">
+            <w:hyperlink w:history="1" r:id="rIdjx7yechascqris1z7lp2a">
               <w:r>
                 <w:rPr>
                   <w:rFonts w:ascii="Arial" w:cs="Arial" w:eastAsia="Arial" w:hAnsi="Arial"/>
@@ -13929,7 +13929,7 @@
             <w:pPr>
               <w:spacing w:after="0"/>
             </w:pPr>
-            <w:hyperlink w:history="1" r:id="rIdkikg8evxjq-v5arctffa0">
+            <w:hyperlink w:history="1" r:id="rIdqn1ahpgcmvyrf5dkre9az">
               <w:r>
                 <w:rPr>
                   <w:rFonts w:ascii="Arial" w:cs="Arial" w:eastAsia="Arial" w:hAnsi="Arial"/>
@@ -13952,7 +13952,7 @@
               </w:rPr>
               <w:t xml:space="preserve">; </w:t>
             </w:r>
-            <w:hyperlink w:history="1" r:id="rIdz0adxoxxtkrmxohk9bpti">
+            <w:hyperlink w:history="1" r:id="rId_y4jfhf-sserojyu_g-az">
               <w:r>
                 <w:rPr>
                   <w:rFonts w:ascii="Arial" w:cs="Arial" w:eastAsia="Arial" w:hAnsi="Arial"/>
@@ -14090,7 +14090,7 @@
             <w:pPr>
               <w:spacing w:after="0"/>
             </w:pPr>
-            <w:hyperlink w:history="1" r:id="rIdb0m_lojb5ht1idrkvlffz">
+            <w:hyperlink w:history="1" r:id="rIdfaidofvft9jougv5w4qj3">
               <w:r>
                 <w:rPr>
                   <w:rFonts w:ascii="Arial" w:cs="Arial" w:eastAsia="Arial" w:hAnsi="Arial"/>
@@ -14228,7 +14228,7 @@
             <w:pPr>
               <w:spacing w:after="0"/>
             </w:pPr>
-            <w:hyperlink w:history="1" r:id="rIdqdgeqsyrldai_vcxzqixs">
+            <w:hyperlink w:history="1" r:id="rIdn-zn0yagdekpfyroynkwl">
               <w:r>
                 <w:rPr>
                   <w:rFonts w:ascii="Arial" w:cs="Arial" w:eastAsia="Arial" w:hAnsi="Arial"/>
@@ -14366,7 +14366,7 @@
             <w:pPr>
               <w:spacing w:after="0"/>
             </w:pPr>
-            <w:hyperlink w:history="1" r:id="rIdrpnj-krpirmbjzhq_v3ej">
+            <w:hyperlink w:history="1" r:id="rIdkftiycbhcr1u6vg5vsdqc">
               <w:r>
                 <w:rPr>
                   <w:rFonts w:ascii="Arial" w:cs="Arial" w:eastAsia="Arial" w:hAnsi="Arial"/>
@@ -16122,7 +16122,7 @@
             <w:pPr>
               <w:spacing w:after="0"/>
             </w:pPr>
-            <w:hyperlink w:history="1" r:id="rIdkybkzu7pinep9r4kqexm7">
+            <w:hyperlink w:history="1" r:id="rId3k6tefcy25kgyms_k7ef9">
               <w:r>
                 <w:rPr>
                   <w:rFonts w:ascii="Arial" w:cs="Arial" w:eastAsia="Arial" w:hAnsi="Arial"/>
@@ -16759,7 +16759,7 @@
               </w:rPr>
               <w:t xml:space="preserve">el proveedor Zebra informa hasta 3 años interior y exterior (</w:t>
             </w:r>
-            <w:hyperlink w:history="1" r:id="rIds6rjbr2lg_5edjzbqqlyd">
+            <w:hyperlink w:history="1" r:id="rIdddgmmetevdailvuusta4u">
               <w:r>
                 <w:rPr>
                   <w:rFonts w:ascii="Arial" w:cs="Arial" w:eastAsia="Arial" w:hAnsi="Arial"/>
@@ -22576,7 +22576,7 @@
         </w:rPr>
         <w:t xml:space="preserve">Nada se borra: cada corrección es un evento nuevo con autor y motivo, y cada evento guarda el hash del anterior (modelo de eventos de </w:t>
       </w:r>
-      <w:hyperlink w:history="1" r:id="rIddq8oyxakhtwfczorzmev0">
+      <w:hyperlink w:history="1" r:id="rId7fbjosnbc3is_h8fepka9">
         <w:r>
           <w:rPr>
             <w:rFonts w:ascii="Arial" w:cs="Arial" w:eastAsia="Arial" w:hAnsi="Arial"/>
@@ -23142,7 +23142,7 @@
           <w:sz w:val="19"/>
           <w:szCs w:val="19"/>
         </w:rPr>
-        <w:t xml:space="preserve">11. La app (prueba de concepto)</w:t>
+        <w:t xml:space="preserve">11. Sistema de gestión</w:t>
       </w:r>
     </w:p>
     <w:p>
@@ -23156,27 +23156,7 @@
           <w:sz w:val="19"/>
           <w:szCs w:val="19"/>
         </w:rPr>
-        <w:t xml:space="preserve">La app se arma sola desde el Plan mensual de los Excel de Aprovechamiento. El ejemplo sigue el lote real </w:t>
-      </w:r>
-      <w:r>
-        <w:rPr>
-          <w:rFonts w:ascii="Arial" w:cs="Arial" w:eastAsia="Arial" w:hAnsi="Arial"/>
-          <w:b/>
-          <w:bCs/>
-          <w:color w:val="000000"/>
-          <w:sz w:val="19"/>
-          <w:szCs w:val="19"/>
-        </w:rPr>
-        <w:t xml:space="preserve">OP 26-03-08</w:t>
-      </w:r>
-      <w:r>
-        <w:rPr>
-          <w:rFonts w:ascii="Arial" w:cs="Arial" w:eastAsia="Arial" w:hAnsi="Arial"/>
-          <w:color w:val="000000"/>
-          <w:sz w:val="19"/>
-          <w:szCs w:val="19"/>
-        </w:rPr>
-        <w:t xml:space="preserve"> (ABC 5 kg, series 26-001736 a 26-001783, partida P-26-03-A de 144 u). Las órdenes, series y cantidades son las del plan; los nombres de clientes, los lotes de insumo y las mediciones son de ejemplo y la app lo dice en cada pantalla. Es una sola página web: se publica en Vercel (https://trazabilidad-flama.vercel.app) y el QR de cada equipo abre https://trazabilidad-flama.vercel.app/m/&lt;serie&gt;.</w:t>
+        <w:t xml:space="preserve">El sistema es la herramienta interna de FLAMA: sin portada ni textos de proceso, solo los módulos con los que se trabaja. Lee los datos reales del proyecto (Plan mensual de Aprovechamiento_Manuales y _Carros con las órdenes y series de cada mes, plan de Aprovechamiento_Recargas de las dos plantas, política de stock y consumos del FLAMA_MRP y modelos del FLAMA_BOM). El estado de cada orden, los clientes, los remitos, el stock físico y los reclamos son datos de prueba y el sistema lo indica. Se publica en Vercel (https://trazabilidad-flama.vercel.app) y el QR de cada equipo abre https://trazabilidad-flama.vercel.app/m/&lt;serie&gt;, la única página pública.</w:t>
       </w:r>
     </w:p>
     <w:tbl>
@@ -23193,8 +23173,8 @@
       </w:tblPr>
       <w:tblGrid>
         <w:gridCol w:w="1865"/>
-        <w:gridCol w:w="2680"/>
-        <w:gridCol w:w="5361"/>
+        <w:gridCol w:w="2447"/>
+        <w:gridCol w:w="5594"/>
       </w:tblGrid>
       <w:tr>
         <w:trPr>
@@ -23232,13 +23212,13 @@
                 <w:sz w:val="16"/>
                 <w:szCs w:val="16"/>
               </w:rPr>
-              <w:t xml:space="preserve">Vista</w:t>
-            </w:r>
-          </w:p>
-        </w:tc>
-        <w:tc>
-          <w:tcPr>
-            <w:tcW w:type="dxa" w:w="2680"/>
+              <w:t xml:space="preserve">Módulo</w:t>
+            </w:r>
+          </w:p>
+        </w:tc>
+        <w:tc>
+          <w:tcPr>
+            <w:tcW w:type="dxa" w:w="2447"/>
             <w:tcBorders>
               <w:top w:val="single" w:color="BFBFBF" w:sz="4"/>
               <w:left w:val="single" w:color="BFBFBF" w:sz="4"/>
@@ -23267,13 +23247,13 @@
                 <w:sz w:val="16"/>
                 <w:szCs w:val="16"/>
               </w:rPr>
-              <w:t xml:space="preserve">Para quién</w:t>
-            </w:r>
-          </w:p>
-        </w:tc>
-        <w:tc>
-          <w:tcPr>
-            <w:tcW w:type="dxa" w:w="5361"/>
+              <w:t xml:space="preserve">Quién lo usa</w:t>
+            </w:r>
+          </w:p>
+        </w:tc>
+        <w:tc>
+          <w:tcPr>
+            <w:tcW w:type="dxa" w:w="5594"/>
             <w:tcBorders>
               <w:top w:val="single" w:color="BFBFBF" w:sz="4"/>
               <w:left w:val="single" w:color="BFBFBF" w:sz="4"/>
@@ -23302,7 +23282,7 @@
                 <w:sz w:val="16"/>
                 <w:szCs w:val="16"/>
               </w:rPr>
-              <w:t xml:space="preserve">Qué muestra</w:t>
+              <w:t xml:space="preserve">Qué se hace</w:t>
             </w:r>
           </w:p>
         </w:tc>
@@ -23340,73 +23320,73 @@
                 <w:sz w:val="16"/>
                 <w:szCs w:val="16"/>
               </w:rPr>
-              <w:t xml:space="preserve">Inicio</w:t>
-            </w:r>
-          </w:p>
-        </w:tc>
-        <w:tc>
-          <w:tcPr>
-            <w:tcW w:type="dxa" w:w="2680"/>
-            <w:tcBorders>
-              <w:top w:val="single" w:color="BFBFBF" w:sz="4"/>
-              <w:left w:val="single" w:color="BFBFBF" w:sz="4"/>
-              <w:bottom w:val="single" w:color="BFBFBF" w:sz="4"/>
-              <w:right w:val="single" w:color="BFBFBF" w:sz="4"/>
-            </w:tcBorders>
-            <w:tcMar>
-              <w:top w:type="dxa" w:w="30"/>
-              <w:left w:type="dxa" w:w="70"/>
-              <w:bottom w:type="dxa" w:w="30"/>
-              <w:right w:type="dxa" w:w="70"/>
-            </w:tcMar>
-          </w:tcPr>
-          <w:p>
-            <w:pPr>
-              <w:spacing w:after="0"/>
-            </w:pPr>
-            <w:r>
-              <w:rPr>
-                <w:rFonts w:ascii="Arial" w:cs="Arial" w:eastAsia="Arial" w:hAnsi="Arial"/>
-                <w:b w:val="false"/>
-                <w:bCs w:val="false"/>
-                <w:color w:val="000000"/>
-                <w:sz w:val="16"/>
-                <w:szCs w:val="16"/>
-              </w:rPr>
-              <w:t xml:space="preserve">Dirección, clientes, inspectores</w:t>
-            </w:r>
-          </w:p>
-        </w:tc>
-        <w:tc>
-          <w:tcPr>
-            <w:tcW w:type="dxa" w:w="5361"/>
-            <w:tcBorders>
-              <w:top w:val="single" w:color="BFBFBF" w:sz="4"/>
-              <w:left w:val="single" w:color="BFBFBF" w:sz="4"/>
-              <w:bottom w:val="single" w:color="BFBFBF" w:sz="4"/>
-              <w:right w:val="single" w:color="BFBFBF" w:sz="4"/>
-            </w:tcBorders>
-            <w:tcMar>
-              <w:top w:type="dxa" w:w="30"/>
-              <w:left w:type="dxa" w:w="70"/>
-              <w:bottom w:type="dxa" w:w="30"/>
-              <w:right w:type="dxa" w:w="70"/>
-            </w:tcMar>
-          </w:tcPr>
-          <w:p>
-            <w:pPr>
-              <w:spacing w:after="0"/>
-            </w:pPr>
-            <w:r>
-              <w:rPr>
-                <w:rFonts w:ascii="Arial" w:cs="Arial" w:eastAsia="Arial" w:hAnsi="Arial"/>
-                <w:b w:val="false"/>
-                <w:bCs w:val="false"/>
-                <w:color w:val="000000"/>
-                <w:sz w:val="16"/>
-                <w:szCs w:val="16"/>
-              </w:rPr>
-              <w:t xml:space="preserve">El equipo, el número grabado, la familia a escala y el recorrido</w:t>
+              <w:t xml:space="preserve">Tablero</w:t>
+            </w:r>
+          </w:p>
+        </w:tc>
+        <w:tc>
+          <w:tcPr>
+            <w:tcW w:type="dxa" w:w="2447"/>
+            <w:tcBorders>
+              <w:top w:val="single" w:color="BFBFBF" w:sz="4"/>
+              <w:left w:val="single" w:color="BFBFBF" w:sz="4"/>
+              <w:bottom w:val="single" w:color="BFBFBF" w:sz="4"/>
+              <w:right w:val="single" w:color="BFBFBF" w:sz="4"/>
+            </w:tcBorders>
+            <w:tcMar>
+              <w:top w:type="dxa" w:w="30"/>
+              <w:left w:type="dxa" w:w="70"/>
+              <w:bottom w:type="dxa" w:w="30"/>
+              <w:right w:type="dxa" w:w="70"/>
+            </w:tcMar>
+          </w:tcPr>
+          <w:p>
+            <w:pPr>
+              <w:spacing w:after="0"/>
+            </w:pPr>
+            <w:r>
+              <w:rPr>
+                <w:rFonts w:ascii="Arial" w:cs="Arial" w:eastAsia="Arial" w:hAnsi="Arial"/>
+                <w:b w:val="false"/>
+                <w:bCs w:val="false"/>
+                <w:color w:val="000000"/>
+                <w:sz w:val="16"/>
+                <w:szCs w:val="16"/>
+              </w:rPr>
+              <w:t xml:space="preserve">Dirección, PCP</w:t>
+            </w:r>
+          </w:p>
+        </w:tc>
+        <w:tc>
+          <w:tcPr>
+            <w:tcW w:type="dxa" w:w="5594"/>
+            <w:tcBorders>
+              <w:top w:val="single" w:color="BFBFBF" w:sz="4"/>
+              <w:left w:val="single" w:color="BFBFBF" w:sz="4"/>
+              <w:bottom w:val="single" w:color="BFBFBF" w:sz="4"/>
+              <w:right w:val="single" w:color="BFBFBF" w:sz="4"/>
+            </w:tcBorders>
+            <w:tcMar>
+              <w:top w:type="dxa" w:w="30"/>
+              <w:left w:type="dxa" w:w="70"/>
+              <w:bottom w:type="dxa" w:w="30"/>
+              <w:right w:type="dxa" w:w="70"/>
+            </w:tcMar>
+          </w:tcPr>
+          <w:p>
+            <w:pPr>
+              <w:spacing w:after="0"/>
+            </w:pPr>
+            <w:r>
+              <w:rPr>
+                <w:rFonts w:ascii="Arial" w:cs="Arial" w:eastAsia="Arial" w:hAnsi="Arial"/>
+                <w:b w:val="false"/>
+                <w:bCs w:val="false"/>
+                <w:color w:val="000000"/>
+                <w:sz w:val="16"/>
+                <w:szCs w:val="16"/>
+              </w:rPr>
+              <w:t xml:space="preserve">Producción del mes contra el plan, rendimiento, stock PT, recargas, reclamos y pendientes del día</w:t>
             </w:r>
           </w:p>
         </w:tc>
@@ -23444,73 +23424,73 @@
                 <w:sz w:val="16"/>
                 <w:szCs w:val="16"/>
               </w:rPr>
-              <w:t xml:space="preserve">Recorrido</w:t>
-            </w:r>
-          </w:p>
-        </w:tc>
-        <w:tc>
-          <w:tcPr>
-            <w:tcW w:type="dxa" w:w="2680"/>
-            <w:tcBorders>
-              <w:top w:val="single" w:color="BFBFBF" w:sz="4"/>
-              <w:left w:val="single" w:color="BFBFBF" w:sz="4"/>
-              <w:bottom w:val="single" w:color="BFBFBF" w:sz="4"/>
-              <w:right w:val="single" w:color="BFBFBF" w:sz="4"/>
-            </w:tcBorders>
-            <w:tcMar>
-              <w:top w:type="dxa" w:w="30"/>
-              <w:left w:type="dxa" w:w="70"/>
-              <w:bottom w:type="dxa" w:w="30"/>
-              <w:right w:type="dxa" w:w="70"/>
-            </w:tcMar>
-          </w:tcPr>
-          <w:p>
-            <w:pPr>
-              <w:spacing w:after="0"/>
-            </w:pPr>
-            <w:r>
-              <w:rPr>
-                <w:rFonts w:ascii="Arial" w:cs="Arial" w:eastAsia="Arial" w:hAnsi="Arial"/>
-                <w:b w:val="false"/>
-                <w:bCs w:val="false"/>
-                <w:color w:val="000000"/>
-                <w:sz w:val="16"/>
-                <w:szCs w:val="16"/>
-              </w:rPr>
-              <w:t xml:space="preserve">Planta, depósito, recargas</w:t>
-            </w:r>
-          </w:p>
-        </w:tc>
-        <w:tc>
-          <w:tcPr>
-            <w:tcW w:type="dxa" w:w="5361"/>
-            <w:tcBorders>
-              <w:top w:val="single" w:color="BFBFBF" w:sz="4"/>
-              <w:left w:val="single" w:color="BFBFBF" w:sz="4"/>
-              <w:bottom w:val="single" w:color="BFBFBF" w:sz="4"/>
-              <w:right w:val="single" w:color="BFBFBF" w:sz="4"/>
-            </w:tcBorders>
-            <w:tcMar>
-              <w:top w:type="dxa" w:w="30"/>
-              <w:left w:type="dxa" w:w="70"/>
-              <w:bottom w:type="dxa" w:w="30"/>
-              <w:right w:type="dxa" w:w="70"/>
-            </w:tcMar>
-          </w:tcPr>
-          <w:p>
-            <w:pPr>
-              <w:spacing w:after="0"/>
-            </w:pPr>
-            <w:r>
-              <w:rPr>
-                <w:rFonts w:ascii="Arial" w:cs="Arial" w:eastAsia="Arial" w:hAnsi="Arial"/>
-                <w:b w:val="false"/>
-                <w:bCs w:val="false"/>
-                <w:color w:val="000000"/>
-                <w:sz w:val="16"/>
-                <w:szCs w:val="16"/>
-              </w:rPr>
-              <w:t xml:space="preserve">16 pasos con la pantalla real, quién, dónde, qué se escribe y qué norma aplica</w:t>
+              <w:t xml:space="preserve">Órdenes</w:t>
+            </w:r>
+          </w:p>
+        </w:tc>
+        <w:tc>
+          <w:tcPr>
+            <w:tcW w:type="dxa" w:w="2447"/>
+            <w:tcBorders>
+              <w:top w:val="single" w:color="BFBFBF" w:sz="4"/>
+              <w:left w:val="single" w:color="BFBFBF" w:sz="4"/>
+              <w:bottom w:val="single" w:color="BFBFBF" w:sz="4"/>
+              <w:right w:val="single" w:color="BFBFBF" w:sz="4"/>
+            </w:tcBorders>
+            <w:tcMar>
+              <w:top w:type="dxa" w:w="30"/>
+              <w:left w:type="dxa" w:w="70"/>
+              <w:bottom w:type="dxa" w:w="30"/>
+              <w:right w:type="dxa" w:w="70"/>
+            </w:tcMar>
+          </w:tcPr>
+          <w:p>
+            <w:pPr>
+              <w:spacing w:after="0"/>
+            </w:pPr>
+            <w:r>
+              <w:rPr>
+                <w:rFonts w:ascii="Arial" w:cs="Arial" w:eastAsia="Arial" w:hAnsi="Arial"/>
+                <w:b w:val="false"/>
+                <w:bCs w:val="false"/>
+                <w:color w:val="000000"/>
+                <w:sz w:val="16"/>
+                <w:szCs w:val="16"/>
+              </w:rPr>
+              <w:t xml:space="preserve">PCP, producción</w:t>
+            </w:r>
+          </w:p>
+        </w:tc>
+        <w:tc>
+          <w:tcPr>
+            <w:tcW w:type="dxa" w:w="5594"/>
+            <w:tcBorders>
+              <w:top w:val="single" w:color="BFBFBF" w:sz="4"/>
+              <w:left w:val="single" w:color="BFBFBF" w:sz="4"/>
+              <w:bottom w:val="single" w:color="BFBFBF" w:sz="4"/>
+              <w:right w:val="single" w:color="BFBFBF" w:sz="4"/>
+            </w:tcBorders>
+            <w:tcMar>
+              <w:top w:type="dxa" w:w="30"/>
+              <w:left w:type="dxa" w:w="70"/>
+              <w:bottom w:type="dxa" w:w="30"/>
+              <w:right w:type="dxa" w:w="70"/>
+            </w:tcMar>
+          </w:tcPr>
+          <w:p>
+            <w:pPr>
+              <w:spacing w:after="0"/>
+            </w:pPr>
+            <w:r>
+              <w:rPr>
+                <w:rFonts w:ascii="Arial" w:cs="Arial" w:eastAsia="Arial" w:hAnsi="Arial"/>
+                <w:b w:val="false"/>
+                <w:bCs w:val="false"/>
+                <w:color w:val="000000"/>
+                <w:sz w:val="16"/>
+                <w:szCs w:val="16"/>
+              </w:rPr>
+              <w:t xml:space="preserve">Plan del mes, órdenes por etapa, partida DPS, series, insumos y rechazos de cada lote; liberar y avanzar etapas</w:t>
             </w:r>
           </w:p>
         </w:tc>
@@ -23548,73 +23528,73 @@
                 <w:sz w:val="16"/>
                 <w:szCs w:val="16"/>
               </w:rPr>
-              <w:t xml:space="preserve">Atención al cliente</w:t>
-            </w:r>
-          </w:p>
-        </w:tc>
-        <w:tc>
-          <w:tcPr>
-            <w:tcW w:type="dxa" w:w="2680"/>
-            <w:tcBorders>
-              <w:top w:val="single" w:color="BFBFBF" w:sz="4"/>
-              <w:left w:val="single" w:color="BFBFBF" w:sz="4"/>
-              <w:bottom w:val="single" w:color="BFBFBF" w:sz="4"/>
-              <w:right w:val="single" w:color="BFBFBF" w:sz="4"/>
-            </w:tcBorders>
-            <w:tcMar>
-              <w:top w:type="dxa" w:w="30"/>
-              <w:left w:type="dxa" w:w="70"/>
-              <w:bottom w:type="dxa" w:w="30"/>
-              <w:right w:type="dxa" w:w="70"/>
-            </w:tcMar>
-          </w:tcPr>
-          <w:p>
-            <w:pPr>
-              <w:spacing w:after="0"/>
-            </w:pPr>
-            <w:r>
-              <w:rPr>
-                <w:rFonts w:ascii="Arial" w:cs="Arial" w:eastAsia="Arial" w:hAnsi="Arial"/>
-                <w:b w:val="false"/>
-                <w:bCs w:val="false"/>
-                <w:color w:val="000000"/>
-                <w:sz w:val="16"/>
-                <w:szCs w:val="16"/>
-              </w:rPr>
-              <w:t xml:space="preserve">Cliente y atención</w:t>
-            </w:r>
-          </w:p>
-        </w:tc>
-        <w:tc>
-          <w:tcPr>
-            <w:tcW w:type="dxa" w:w="5361"/>
-            <w:tcBorders>
-              <w:top w:val="single" w:color="BFBFBF" w:sz="4"/>
-              <w:left w:val="single" w:color="BFBFBF" w:sz="4"/>
-              <w:bottom w:val="single" w:color="BFBFBF" w:sz="4"/>
-              <w:right w:val="single" w:color="BFBFBF" w:sz="4"/>
-            </w:tcBorders>
-            <w:tcMar>
-              <w:top w:type="dxa" w:w="30"/>
-              <w:left w:type="dxa" w:w="70"/>
-              <w:bottom w:type="dxa" w:w="30"/>
-              <w:right w:type="dxa" w:w="70"/>
-            </w:tcMar>
-          </w:tcPr>
-          <w:p>
-            <w:pPr>
-              <w:spacing w:after="0"/>
-            </w:pPr>
-            <w:r>
-              <w:rPr>
-                <w:rFonts w:ascii="Arial" w:cs="Arial" w:eastAsia="Arial" w:hAnsi="Arial"/>
-                <w:b w:val="false"/>
-                <w:bCs w:val="false"/>
-                <w:color w:val="000000"/>
-                <w:sz w:val="16"/>
-                <w:szCs w:val="16"/>
-              </w:rPr>
-              <w:t xml:space="preserve">Portal del QR, reclamos con plazo, datos personales, baja y arrepentimiento</w:t>
+              <w:t xml:space="preserve">Calidad</w:t>
+            </w:r>
+          </w:p>
+        </w:tc>
+        <w:tc>
+          <w:tcPr>
+            <w:tcW w:type="dxa" w:w="2447"/>
+            <w:tcBorders>
+              <w:top w:val="single" w:color="BFBFBF" w:sz="4"/>
+              <w:left w:val="single" w:color="BFBFBF" w:sz="4"/>
+              <w:bottom w:val="single" w:color="BFBFBF" w:sz="4"/>
+              <w:right w:val="single" w:color="BFBFBF" w:sz="4"/>
+            </w:tcBorders>
+            <w:tcMar>
+              <w:top w:type="dxa" w:w="30"/>
+              <w:left w:type="dxa" w:w="70"/>
+              <w:bottom w:type="dxa" w:w="30"/>
+              <w:right w:type="dxa" w:w="70"/>
+            </w:tcMar>
+          </w:tcPr>
+          <w:p>
+            <w:pPr>
+              <w:spacing w:after="0"/>
+            </w:pPr>
+            <w:r>
+              <w:rPr>
+                <w:rFonts w:ascii="Arial" w:cs="Arial" w:eastAsia="Arial" w:hAnsi="Arial"/>
+                <w:b w:val="false"/>
+                <w:bCs w:val="false"/>
+                <w:color w:val="000000"/>
+                <w:sz w:val="16"/>
+                <w:szCs w:val="16"/>
+              </w:rPr>
+              <w:t xml:space="preserve">Calidad, responsable técnico</w:t>
+            </w:r>
+          </w:p>
+        </w:tc>
+        <w:tc>
+          <w:tcPr>
+            <w:tcW w:type="dxa" w:w="5594"/>
+            <w:tcBorders>
+              <w:top w:val="single" w:color="BFBFBF" w:sz="4"/>
+              <w:left w:val="single" w:color="BFBFBF" w:sz="4"/>
+              <w:bottom w:val="single" w:color="BFBFBF" w:sz="4"/>
+              <w:right w:val="single" w:color="BFBFBF" w:sz="4"/>
+            </w:tcBorders>
+            <w:tcMar>
+              <w:top w:type="dxa" w:w="30"/>
+              <w:left w:type="dxa" w:w="70"/>
+              <w:bottom w:type="dxa" w:w="30"/>
+              <w:right w:type="dxa" w:w="70"/>
+            </w:tcMar>
+          </w:tcPr>
+          <w:p>
+            <w:pPr>
+              <w:spacing w:after="0"/>
+            </w:pPr>
+            <w:r>
+              <w:rPr>
+                <w:rFonts w:ascii="Arial" w:cs="Arial" w:eastAsia="Arial" w:hAnsi="Arial"/>
+                <w:b w:val="false"/>
+                <w:bCs w:val="false"/>
+                <w:color w:val="000000"/>
+                <w:sz w:val="16"/>
+                <w:szCs w:val="16"/>
+              </w:rPr>
+              <w:t xml:space="preserve">Cerrar lotes (bloqueado si el contraste del manómetro venció), equipos de medición, rechazos por causa</w:t>
             </w:r>
           </w:p>
         </w:tc>
@@ -23652,73 +23632,73 @@
                 <w:sz w:val="16"/>
                 <w:szCs w:val="16"/>
               </w:rPr>
-              <w:t xml:space="preserve">Manual</w:t>
-            </w:r>
-          </w:p>
-        </w:tc>
-        <w:tc>
-          <w:tcPr>
-            <w:tcW w:type="dxa" w:w="2680"/>
-            <w:tcBorders>
-              <w:top w:val="single" w:color="BFBFBF" w:sz="4"/>
-              <w:left w:val="single" w:color="BFBFBF" w:sz="4"/>
-              <w:bottom w:val="single" w:color="BFBFBF" w:sz="4"/>
-              <w:right w:val="single" w:color="BFBFBF" w:sz="4"/>
-            </w:tcBorders>
-            <w:tcMar>
-              <w:top w:type="dxa" w:w="30"/>
-              <w:left w:type="dxa" w:w="70"/>
-              <w:bottom w:type="dxa" w:w="30"/>
-              <w:right w:type="dxa" w:w="70"/>
-            </w:tcMar>
-          </w:tcPr>
-          <w:p>
-            <w:pPr>
-              <w:spacing w:after="0"/>
-            </w:pPr>
-            <w:r>
-              <w:rPr>
-                <w:rFonts w:ascii="Arial" w:cs="Arial" w:eastAsia="Arial" w:hAnsi="Arial"/>
-                <w:b w:val="false"/>
-                <w:bCs w:val="false"/>
-                <w:color w:val="000000"/>
-                <w:sz w:val="16"/>
-                <w:szCs w:val="16"/>
-              </w:rPr>
-              <w:t xml:space="preserve">Todo FLAMA</w:t>
-            </w:r>
-          </w:p>
-        </w:tc>
-        <w:tc>
-          <w:tcPr>
-            <w:tcW w:type="dxa" w:w="5361"/>
-            <w:tcBorders>
-              <w:top w:val="single" w:color="BFBFBF" w:sz="4"/>
-              <w:left w:val="single" w:color="BFBFBF" w:sz="4"/>
-              <w:bottom w:val="single" w:color="BFBFBF" w:sz="4"/>
-              <w:right w:val="single" w:color="BFBFBF" w:sz="4"/>
-            </w:tcBorders>
-            <w:tcMar>
-              <w:top w:type="dxa" w:w="30"/>
-              <w:left w:type="dxa" w:w="70"/>
-              <w:bottom w:type="dxa" w:w="30"/>
-              <w:right w:type="dxa" w:w="70"/>
-            </w:tcMar>
-          </w:tcPr>
-          <w:p>
-            <w:pPr>
-              <w:spacing w:after="0"/>
-            </w:pPr>
-            <w:r>
-              <w:rPr>
-                <w:rFonts w:ascii="Arial" w:cs="Arial" w:eastAsia="Arial" w:hAnsi="Arial"/>
-                <w:b w:val="false"/>
-                <w:bCs w:val="false"/>
-                <w:color w:val="000000"/>
-                <w:sz w:val="16"/>
-                <w:szCs w:val="16"/>
-              </w:rPr>
-              <w:t xml:space="preserve">Manual MT-01 con un buscador de traza que funciona</w:t>
+              <w:t xml:space="preserve">Etiquetado</w:t>
+            </w:r>
+          </w:p>
+        </w:tc>
+        <w:tc>
+          <w:tcPr>
+            <w:tcW w:type="dxa" w:w="2447"/>
+            <w:tcBorders>
+              <w:top w:val="single" w:color="BFBFBF" w:sz="4"/>
+              <w:left w:val="single" w:color="BFBFBF" w:sz="4"/>
+              <w:bottom w:val="single" w:color="BFBFBF" w:sz="4"/>
+              <w:right w:val="single" w:color="BFBFBF" w:sz="4"/>
+            </w:tcBorders>
+            <w:tcMar>
+              <w:top w:type="dxa" w:w="30"/>
+              <w:left w:type="dxa" w:w="70"/>
+              <w:bottom w:type="dxa" w:w="30"/>
+              <w:right w:type="dxa" w:w="70"/>
+            </w:tcMar>
+          </w:tcPr>
+          <w:p>
+            <w:pPr>
+              <w:spacing w:after="0"/>
+            </w:pPr>
+            <w:r>
+              <w:rPr>
+                <w:rFonts w:ascii="Arial" w:cs="Arial" w:eastAsia="Arial" w:hAnsi="Arial"/>
+                <w:b w:val="false"/>
+                <w:bCs w:val="false"/>
+                <w:color w:val="000000"/>
+                <w:sz w:val="16"/>
+                <w:szCs w:val="16"/>
+              </w:rPr>
+              <w:t xml:space="preserve">Puesto 24 / C-15</w:t>
+            </w:r>
+          </w:p>
+        </w:tc>
+        <w:tc>
+          <w:tcPr>
+            <w:tcW w:type="dxa" w:w="5594"/>
+            <w:tcBorders>
+              <w:top w:val="single" w:color="BFBFBF" w:sz="4"/>
+              <w:left w:val="single" w:color="BFBFBF" w:sz="4"/>
+              <w:bottom w:val="single" w:color="BFBFBF" w:sz="4"/>
+              <w:right w:val="single" w:color="BFBFBF" w:sz="4"/>
+            </w:tcBorders>
+            <w:tcMar>
+              <w:top w:type="dxa" w:w="30"/>
+              <w:left w:type="dxa" w:w="70"/>
+              <w:bottom w:type="dxa" w:w="30"/>
+              <w:right w:type="dxa" w:w="70"/>
+            </w:tcMar>
+          </w:tcPr>
+          <w:p>
+            <w:pPr>
+              <w:spacing w:after="0"/>
+            </w:pPr>
+            <w:r>
+              <w:rPr>
+                <w:rFonts w:ascii="Arial" w:cs="Arial" w:eastAsia="Arial" w:hAnsi="Arial"/>
+                <w:b w:val="false"/>
+                <w:bCs w:val="false"/>
+                <w:color w:val="000000"/>
+                <w:sz w:val="16"/>
+                <w:szCs w:val="16"/>
+              </w:rPr>
+              <w:t xml:space="preserve">Lector del grabado, etiqueta con QR y estampilla DPS; bloquea rechazos</w:t>
             </w:r>
           </w:p>
         </w:tc>
@@ -23756,73 +23736,801 @@
                 <w:sz w:val="16"/>
                 <w:szCs w:val="16"/>
               </w:rPr>
+              <w:t xml:space="preserve">Expedición</w:t>
+            </w:r>
+          </w:p>
+        </w:tc>
+        <w:tc>
+          <w:tcPr>
+            <w:tcW w:type="dxa" w:w="2447"/>
+            <w:tcBorders>
+              <w:top w:val="single" w:color="BFBFBF" w:sz="4"/>
+              <w:left w:val="single" w:color="BFBFBF" w:sz="4"/>
+              <w:bottom w:val="single" w:color="BFBFBF" w:sz="4"/>
+              <w:right w:val="single" w:color="BFBFBF" w:sz="4"/>
+            </w:tcBorders>
+            <w:tcMar>
+              <w:top w:type="dxa" w:w="30"/>
+              <w:left w:type="dxa" w:w="70"/>
+              <w:bottom w:type="dxa" w:w="30"/>
+              <w:right w:type="dxa" w:w="70"/>
+            </w:tcMar>
+          </w:tcPr>
+          <w:p>
+            <w:pPr>
+              <w:spacing w:after="0"/>
+            </w:pPr>
+            <w:r>
+              <w:rPr>
+                <w:rFonts w:ascii="Arial" w:cs="Arial" w:eastAsia="Arial" w:hAnsi="Arial"/>
+                <w:b w:val="false"/>
+                <w:bCs w:val="false"/>
+                <w:color w:val="000000"/>
+                <w:sz w:val="16"/>
+                <w:szCs w:val="16"/>
+              </w:rPr>
+              <w:t xml:space="preserve">Depósito PT</w:t>
+            </w:r>
+          </w:p>
+        </w:tc>
+        <w:tc>
+          <w:tcPr>
+            <w:tcW w:type="dxa" w:w="5594"/>
+            <w:tcBorders>
+              <w:top w:val="single" w:color="BFBFBF" w:sz="4"/>
+              <w:left w:val="single" w:color="BFBFBF" w:sz="4"/>
+              <w:bottom w:val="single" w:color="BFBFBF" w:sz="4"/>
+              <w:right w:val="single" w:color="BFBFBF" w:sz="4"/>
+            </w:tcBorders>
+            <w:tcMar>
+              <w:top w:type="dxa" w:w="30"/>
+              <w:left w:type="dxa" w:w="70"/>
+              <w:bottom w:type="dxa" w:w="30"/>
+              <w:right w:type="dxa" w:w="70"/>
+            </w:tcMar>
+          </w:tcPr>
+          <w:p>
+            <w:pPr>
+              <w:spacing w:after="0"/>
+            </w:pPr>
+            <w:r>
+              <w:rPr>
+                <w:rFonts w:ascii="Arial" w:cs="Arial" w:eastAsia="Arial" w:hAnsi="Arial"/>
+                <w:b w:val="false"/>
+                <w:bCs w:val="false"/>
+                <w:color w:val="000000"/>
+                <w:sz w:val="16"/>
+                <w:szCs w:val="16"/>
+              </w:rPr>
+              <w:t xml:space="preserve">Stock PT, remitos con QR, salida y recepción confirmadas</w:t>
+            </w:r>
+          </w:p>
+        </w:tc>
+      </w:tr>
+      <w:tr>
+        <w:trPr>
+          <w:cantSplit/>
+        </w:trPr>
+        <w:tc>
+          <w:tcPr>
+            <w:tcW w:type="dxa" w:w="1865"/>
+            <w:tcBorders>
+              <w:top w:val="single" w:color="BFBFBF" w:sz="4"/>
+              <w:left w:val="single" w:color="BFBFBF" w:sz="4"/>
+              <w:bottom w:val="single" w:color="BFBFBF" w:sz="4"/>
+              <w:right w:val="single" w:color="BFBFBF" w:sz="4"/>
+            </w:tcBorders>
+            <w:tcMar>
+              <w:top w:type="dxa" w:w="30"/>
+              <w:left w:type="dxa" w:w="70"/>
+              <w:bottom w:type="dxa" w:w="30"/>
+              <w:right w:type="dxa" w:w="70"/>
+            </w:tcMar>
+          </w:tcPr>
+          <w:p>
+            <w:pPr>
+              <w:spacing w:after="0"/>
+            </w:pPr>
+            <w:r>
+              <w:rPr>
+                <w:rFonts w:ascii="Arial" w:cs="Arial" w:eastAsia="Arial" w:hAnsi="Arial"/>
+                <w:b w:val="false"/>
+                <w:bCs w:val="false"/>
+                <w:color w:val="000000"/>
+                <w:sz w:val="16"/>
+                <w:szCs w:val="16"/>
+              </w:rPr>
+              <w:t xml:space="preserve">Equipos</w:t>
+            </w:r>
+          </w:p>
+        </w:tc>
+        <w:tc>
+          <w:tcPr>
+            <w:tcW w:type="dxa" w:w="2447"/>
+            <w:tcBorders>
+              <w:top w:val="single" w:color="BFBFBF" w:sz="4"/>
+              <w:left w:val="single" w:color="BFBFBF" w:sz="4"/>
+              <w:bottom w:val="single" w:color="BFBFBF" w:sz="4"/>
+              <w:right w:val="single" w:color="BFBFBF" w:sz="4"/>
+            </w:tcBorders>
+            <w:tcMar>
+              <w:top w:type="dxa" w:w="30"/>
+              <w:left w:type="dxa" w:w="70"/>
+              <w:bottom w:type="dxa" w:w="30"/>
+              <w:right w:type="dxa" w:w="70"/>
+            </w:tcMar>
+          </w:tcPr>
+          <w:p>
+            <w:pPr>
+              <w:spacing w:after="0"/>
+            </w:pPr>
+            <w:r>
+              <w:rPr>
+                <w:rFonts w:ascii="Arial" w:cs="Arial" w:eastAsia="Arial" w:hAnsi="Arial"/>
+                <w:b w:val="false"/>
+                <w:bCs w:val="false"/>
+                <w:color w:val="000000"/>
+                <w:sz w:val="16"/>
+                <w:szCs w:val="16"/>
+              </w:rPr>
+              <w:t xml:space="preserve">Todos</w:t>
+            </w:r>
+          </w:p>
+        </w:tc>
+        <w:tc>
+          <w:tcPr>
+            <w:tcW w:type="dxa" w:w="5594"/>
+            <w:tcBorders>
+              <w:top w:val="single" w:color="BFBFBF" w:sz="4"/>
+              <w:left w:val="single" w:color="BFBFBF" w:sz="4"/>
+              <w:bottom w:val="single" w:color="BFBFBF" w:sz="4"/>
+              <w:right w:val="single" w:color="BFBFBF" w:sz="4"/>
+            </w:tcBorders>
+            <w:tcMar>
+              <w:top w:type="dxa" w:w="30"/>
+              <w:left w:type="dxa" w:w="70"/>
+              <w:bottom w:type="dxa" w:w="30"/>
+              <w:right w:type="dxa" w:w="70"/>
+            </w:tcMar>
+          </w:tcPr>
+          <w:p>
+            <w:pPr>
+              <w:spacing w:after="0"/>
+            </w:pPr>
+            <w:r>
+              <w:rPr>
+                <w:rFonts w:ascii="Arial" w:cs="Arial" w:eastAsia="Arial" w:hAnsi="Arial"/>
+                <w:b w:val="false"/>
+                <w:bCs w:val="false"/>
+                <w:color w:val="000000"/>
+                <w:sz w:val="16"/>
+                <w:szCs w:val="16"/>
+              </w:rPr>
+              <w:t xml:space="preserve">Las series del año con estado, custodia, vencimientos e historia</w:t>
+            </w:r>
+          </w:p>
+        </w:tc>
+      </w:tr>
+      <w:tr>
+        <w:trPr>
+          <w:cantSplit/>
+        </w:trPr>
+        <w:tc>
+          <w:tcPr>
+            <w:tcW w:type="dxa" w:w="1865"/>
+            <w:tcBorders>
+              <w:top w:val="single" w:color="BFBFBF" w:sz="4"/>
+              <w:left w:val="single" w:color="BFBFBF" w:sz="4"/>
+              <w:bottom w:val="single" w:color="BFBFBF" w:sz="4"/>
+              <w:right w:val="single" w:color="BFBFBF" w:sz="4"/>
+            </w:tcBorders>
+            <w:tcMar>
+              <w:top w:type="dxa" w:w="30"/>
+              <w:left w:type="dxa" w:w="70"/>
+              <w:bottom w:type="dxa" w:w="30"/>
+              <w:right w:type="dxa" w:w="70"/>
+            </w:tcMar>
+          </w:tcPr>
+          <w:p>
+            <w:pPr>
+              <w:spacing w:after="0"/>
+            </w:pPr>
+            <w:r>
+              <w:rPr>
+                <w:rFonts w:ascii="Arial" w:cs="Arial" w:eastAsia="Arial" w:hAnsi="Arial"/>
+                <w:b w:val="false"/>
+                <w:bCs w:val="false"/>
+                <w:color w:val="000000"/>
+                <w:sz w:val="16"/>
+                <w:szCs w:val="16"/>
+              </w:rPr>
+              <w:t xml:space="preserve">Recargas</w:t>
+            </w:r>
+          </w:p>
+        </w:tc>
+        <w:tc>
+          <w:tcPr>
+            <w:tcW w:type="dxa" w:w="2447"/>
+            <w:tcBorders>
+              <w:top w:val="single" w:color="BFBFBF" w:sz="4"/>
+              <w:left w:val="single" w:color="BFBFBF" w:sz="4"/>
+              <w:bottom w:val="single" w:color="BFBFBF" w:sz="4"/>
+              <w:right w:val="single" w:color="BFBFBF" w:sz="4"/>
+            </w:tcBorders>
+            <w:tcMar>
+              <w:top w:type="dxa" w:w="30"/>
+              <w:left w:type="dxa" w:w="70"/>
+              <w:bottom w:type="dxa" w:w="30"/>
+              <w:right w:type="dxa" w:w="70"/>
+            </w:tcMar>
+          </w:tcPr>
+          <w:p>
+            <w:pPr>
+              <w:spacing w:after="0"/>
+            </w:pPr>
+            <w:r>
+              <w:rPr>
+                <w:rFonts w:ascii="Arial" w:cs="Arial" w:eastAsia="Arial" w:hAnsi="Arial"/>
+                <w:b w:val="false"/>
+                <w:bCs w:val="false"/>
+                <w:color w:val="000000"/>
+                <w:sz w:val="16"/>
+                <w:szCs w:val="16"/>
+              </w:rPr>
+              <w:t xml:space="preserve">Plantas de recargas</w:t>
+            </w:r>
+          </w:p>
+        </w:tc>
+        <w:tc>
+          <w:tcPr>
+            <w:tcW w:type="dxa" w:w="5594"/>
+            <w:tcBorders>
+              <w:top w:val="single" w:color="BFBFBF" w:sz="4"/>
+              <w:left w:val="single" w:color="BFBFBF" w:sz="4"/>
+              <w:bottom w:val="single" w:color="BFBFBF" w:sz="4"/>
+              <w:right w:val="single" w:color="BFBFBF" w:sz="4"/>
+            </w:tcBorders>
+            <w:tcMar>
+              <w:top w:type="dxa" w:w="30"/>
+              <w:left w:type="dxa" w:w="70"/>
+              <w:bottom w:type="dxa" w:w="30"/>
+              <w:right w:type="dxa" w:w="70"/>
+            </w:tcMar>
+          </w:tcPr>
+          <w:p>
+            <w:pPr>
+              <w:spacing w:after="0"/>
+            </w:pPr>
+            <w:r>
+              <w:rPr>
+                <w:rFonts w:ascii="Arial" w:cs="Arial" w:eastAsia="Arial" w:hAnsi="Arial"/>
+                <w:b w:val="false"/>
+                <w:bCs w:val="false"/>
+                <w:color w:val="000000"/>
+                <w:sz w:val="16"/>
+                <w:szCs w:val="16"/>
+              </w:rPr>
+              <w:t xml:space="preserve">Órdenes de servicio por etapa, presupuesto, sustituto, PH, inutilización</w:t>
+            </w:r>
+          </w:p>
+        </w:tc>
+      </w:tr>
+      <w:tr>
+        <w:trPr>
+          <w:cantSplit/>
+        </w:trPr>
+        <w:tc>
+          <w:tcPr>
+            <w:tcW w:type="dxa" w:w="1865"/>
+            <w:tcBorders>
+              <w:top w:val="single" w:color="BFBFBF" w:sz="4"/>
+              <w:left w:val="single" w:color="BFBFBF" w:sz="4"/>
+              <w:bottom w:val="single" w:color="BFBFBF" w:sz="4"/>
+              <w:right w:val="single" w:color="BFBFBF" w:sz="4"/>
+            </w:tcBorders>
+            <w:tcMar>
+              <w:top w:type="dxa" w:w="30"/>
+              <w:left w:type="dxa" w:w="70"/>
+              <w:bottom w:type="dxa" w:w="30"/>
+              <w:right w:type="dxa" w:w="70"/>
+            </w:tcMar>
+          </w:tcPr>
+          <w:p>
+            <w:pPr>
+              <w:spacing w:after="0"/>
+            </w:pPr>
+            <w:r>
+              <w:rPr>
+                <w:rFonts w:ascii="Arial" w:cs="Arial" w:eastAsia="Arial" w:hAnsi="Arial"/>
+                <w:b w:val="false"/>
+                <w:bCs w:val="false"/>
+                <w:color w:val="000000"/>
+                <w:sz w:val="16"/>
+                <w:szCs w:val="16"/>
+              </w:rPr>
+              <w:t xml:space="preserve">Reclamos y clientes</w:t>
+            </w:r>
+          </w:p>
+        </w:tc>
+        <w:tc>
+          <w:tcPr>
+            <w:tcW w:type="dxa" w:w="2447"/>
+            <w:tcBorders>
+              <w:top w:val="single" w:color="BFBFBF" w:sz="4"/>
+              <w:left w:val="single" w:color="BFBFBF" w:sz="4"/>
+              <w:bottom w:val="single" w:color="BFBFBF" w:sz="4"/>
+              <w:right w:val="single" w:color="BFBFBF" w:sz="4"/>
+            </w:tcBorders>
+            <w:tcMar>
+              <w:top w:type="dxa" w:w="30"/>
+              <w:left w:type="dxa" w:w="70"/>
+              <w:bottom w:type="dxa" w:w="30"/>
+              <w:right w:type="dxa" w:w="70"/>
+            </w:tcMar>
+          </w:tcPr>
+          <w:p>
+            <w:pPr>
+              <w:spacing w:after="0"/>
+            </w:pPr>
+            <w:r>
+              <w:rPr>
+                <w:rFonts w:ascii="Arial" w:cs="Arial" w:eastAsia="Arial" w:hAnsi="Arial"/>
+                <w:b w:val="false"/>
+                <w:bCs w:val="false"/>
+                <w:color w:val="000000"/>
+                <w:sz w:val="16"/>
+                <w:szCs w:val="16"/>
+              </w:rPr>
+              <w:t xml:space="preserve">Atención al cliente</w:t>
+            </w:r>
+          </w:p>
+        </w:tc>
+        <w:tc>
+          <w:tcPr>
+            <w:tcW w:type="dxa" w:w="5594"/>
+            <w:tcBorders>
+              <w:top w:val="single" w:color="BFBFBF" w:sz="4"/>
+              <w:left w:val="single" w:color="BFBFBF" w:sz="4"/>
+              <w:bottom w:val="single" w:color="BFBFBF" w:sz="4"/>
+              <w:right w:val="single" w:color="BFBFBF" w:sz="4"/>
+            </w:tcBorders>
+            <w:tcMar>
+              <w:top w:type="dxa" w:w="30"/>
+              <w:left w:type="dxa" w:w="70"/>
+              <w:bottom w:type="dxa" w:w="30"/>
+              <w:right w:type="dxa" w:w="70"/>
+            </w:tcMar>
+          </w:tcPr>
+          <w:p>
+            <w:pPr>
+              <w:spacing w:after="0"/>
+            </w:pPr>
+            <w:r>
+              <w:rPr>
+                <w:rFonts w:ascii="Arial" w:cs="Arial" w:eastAsia="Arial" w:hAnsi="Arial"/>
+                <w:b w:val="false"/>
+                <w:bCs w:val="false"/>
+                <w:color w:val="000000"/>
+                <w:sz w:val="16"/>
+                <w:szCs w:val="16"/>
+              </w:rPr>
+              <w:t xml:space="preserve">Bandeja con plazos, traza del equipo, clientes y sus equipos</w:t>
+            </w:r>
+          </w:p>
+        </w:tc>
+      </w:tr>
+      <w:tr>
+        <w:trPr>
+          <w:cantSplit/>
+        </w:trPr>
+        <w:tc>
+          <w:tcPr>
+            <w:tcW w:type="dxa" w:w="1865"/>
+            <w:tcBorders>
+              <w:top w:val="single" w:color="BFBFBF" w:sz="4"/>
+              <w:left w:val="single" w:color="BFBFBF" w:sz="4"/>
+              <w:bottom w:val="single" w:color="BFBFBF" w:sz="4"/>
+              <w:right w:val="single" w:color="BFBFBF" w:sz="4"/>
+            </w:tcBorders>
+            <w:tcMar>
+              <w:top w:type="dxa" w:w="30"/>
+              <w:left w:type="dxa" w:w="70"/>
+              <w:bottom w:type="dxa" w:w="30"/>
+              <w:right w:type="dxa" w:w="70"/>
+            </w:tcMar>
+          </w:tcPr>
+          <w:p>
+            <w:pPr>
+              <w:spacing w:after="0"/>
+            </w:pPr>
+            <w:r>
+              <w:rPr>
+                <w:rFonts w:ascii="Arial" w:cs="Arial" w:eastAsia="Arial" w:hAnsi="Arial"/>
+                <w:b w:val="false"/>
+                <w:bCs w:val="false"/>
+                <w:color w:val="000000"/>
+                <w:sz w:val="16"/>
+                <w:szCs w:val="16"/>
+              </w:rPr>
               <w:t xml:space="preserve">Desvíos</w:t>
             </w:r>
           </w:p>
         </w:tc>
         <w:tc>
           <w:tcPr>
-            <w:tcW w:type="dxa" w:w="2680"/>
-            <w:tcBorders>
-              <w:top w:val="single" w:color="BFBFBF" w:sz="4"/>
-              <w:left w:val="single" w:color="BFBFBF" w:sz="4"/>
-              <w:bottom w:val="single" w:color="BFBFBF" w:sz="4"/>
-              <w:right w:val="single" w:color="BFBFBF" w:sz="4"/>
-            </w:tcBorders>
-            <w:tcMar>
-              <w:top w:type="dxa" w:w="30"/>
-              <w:left w:type="dxa" w:w="70"/>
-              <w:bottom w:type="dxa" w:w="30"/>
-              <w:right w:type="dxa" w:w="70"/>
-            </w:tcMar>
-          </w:tcPr>
-          <w:p>
-            <w:pPr>
-              <w:spacing w:after="0"/>
-            </w:pPr>
-            <w:r>
-              <w:rPr>
-                <w:rFonts w:ascii="Arial" w:cs="Arial" w:eastAsia="Arial" w:hAnsi="Arial"/>
-                <w:b w:val="false"/>
-                <w:bCs w:val="false"/>
-                <w:color w:val="000000"/>
-                <w:sz w:val="16"/>
-                <w:szCs w:val="16"/>
-              </w:rPr>
-              <w:t xml:space="preserve">Calidad y dirección</w:t>
-            </w:r>
-          </w:p>
-        </w:tc>
-        <w:tc>
-          <w:tcPr>
-            <w:tcW w:type="dxa" w:w="5361"/>
-            <w:tcBorders>
-              <w:top w:val="single" w:color="BFBFBF" w:sz="4"/>
-              <w:left w:val="single" w:color="BFBFBF" w:sz="4"/>
-              <w:bottom w:val="single" w:color="BFBFBF" w:sz="4"/>
-              <w:right w:val="single" w:color="BFBFBF" w:sz="4"/>
-            </w:tcBorders>
-            <w:tcMar>
-              <w:top w:type="dxa" w:w="30"/>
-              <w:left w:type="dxa" w:w="70"/>
-              <w:bottom w:type="dxa" w:w="30"/>
-              <w:right w:type="dxa" w:w="70"/>
-            </w:tcMar>
-          </w:tcPr>
-          <w:p>
-            <w:pPr>
-              <w:spacing w:after="0"/>
-            </w:pPr>
-            <w:r>
-              <w:rPr>
-                <w:rFonts w:ascii="Arial" w:cs="Arial" w:eastAsia="Arial" w:hAnsi="Arial"/>
-                <w:b w:val="false"/>
-                <w:bCs w:val="false"/>
-                <w:color w:val="000000"/>
-                <w:sz w:val="16"/>
-                <w:szCs w:val="16"/>
-              </w:rPr>
-              <w:t xml:space="preserve">Cartas de control, Pareto y registro de desvíos</w:t>
+            <w:tcW w:type="dxa" w:w="2447"/>
+            <w:tcBorders>
+              <w:top w:val="single" w:color="BFBFBF" w:sz="4"/>
+              <w:left w:val="single" w:color="BFBFBF" w:sz="4"/>
+              <w:bottom w:val="single" w:color="BFBFBF" w:sz="4"/>
+              <w:right w:val="single" w:color="BFBFBF" w:sz="4"/>
+            </w:tcBorders>
+            <w:tcMar>
+              <w:top w:type="dxa" w:w="30"/>
+              <w:left w:type="dxa" w:w="70"/>
+              <w:bottom w:type="dxa" w:w="30"/>
+              <w:right w:type="dxa" w:w="70"/>
+            </w:tcMar>
+          </w:tcPr>
+          <w:p>
+            <w:pPr>
+              <w:spacing w:after="0"/>
+            </w:pPr>
+            <w:r>
+              <w:rPr>
+                <w:rFonts w:ascii="Arial" w:cs="Arial" w:eastAsia="Arial" w:hAnsi="Arial"/>
+                <w:b w:val="false"/>
+                <w:bCs w:val="false"/>
+                <w:color w:val="000000"/>
+                <w:sz w:val="16"/>
+                <w:szCs w:val="16"/>
+              </w:rPr>
+              <w:t xml:space="preserve">Calidad</w:t>
+            </w:r>
+          </w:p>
+        </w:tc>
+        <w:tc>
+          <w:tcPr>
+            <w:tcW w:type="dxa" w:w="5594"/>
+            <w:tcBorders>
+              <w:top w:val="single" w:color="BFBFBF" w:sz="4"/>
+              <w:left w:val="single" w:color="BFBFBF" w:sz="4"/>
+              <w:bottom w:val="single" w:color="BFBFBF" w:sz="4"/>
+              <w:right w:val="single" w:color="BFBFBF" w:sz="4"/>
+            </w:tcBorders>
+            <w:tcMar>
+              <w:top w:type="dxa" w:w="30"/>
+              <w:left w:type="dxa" w:w="70"/>
+              <w:bottom w:type="dxa" w:w="30"/>
+              <w:right w:type="dxa" w:w="70"/>
+            </w:tcMar>
+          </w:tcPr>
+          <w:p>
+            <w:pPr>
+              <w:spacing w:after="0"/>
+            </w:pPr>
+            <w:r>
+              <w:rPr>
+                <w:rFonts w:ascii="Arial" w:cs="Arial" w:eastAsia="Arial" w:hAnsi="Arial"/>
+                <w:b w:val="false"/>
+                <w:bCs w:val="false"/>
+                <w:color w:val="000000"/>
+                <w:sz w:val="16"/>
+                <w:szCs w:val="16"/>
+              </w:rPr>
+              <w:t xml:space="preserve">Registro de desvíos con causa, acción y verificación</w:t>
+            </w:r>
+          </w:p>
+        </w:tc>
+      </w:tr>
+      <w:tr>
+        <w:trPr>
+          <w:cantSplit/>
+        </w:trPr>
+        <w:tc>
+          <w:tcPr>
+            <w:tcW w:type="dxa" w:w="1865"/>
+            <w:tcBorders>
+              <w:top w:val="single" w:color="BFBFBF" w:sz="4"/>
+              <w:left w:val="single" w:color="BFBFBF" w:sz="4"/>
+              <w:bottom w:val="single" w:color="BFBFBF" w:sz="4"/>
+              <w:right w:val="single" w:color="BFBFBF" w:sz="4"/>
+            </w:tcBorders>
+            <w:tcMar>
+              <w:top w:type="dxa" w:w="30"/>
+              <w:left w:type="dxa" w:w="70"/>
+              <w:bottom w:type="dxa" w:w="30"/>
+              <w:right w:type="dxa" w:w="70"/>
+            </w:tcMar>
+          </w:tcPr>
+          <w:p>
+            <w:pPr>
+              <w:spacing w:after="0"/>
+            </w:pPr>
+            <w:r>
+              <w:rPr>
+                <w:rFonts w:ascii="Arial" w:cs="Arial" w:eastAsia="Arial" w:hAnsi="Arial"/>
+                <w:b w:val="false"/>
+                <w:bCs w:val="false"/>
+                <w:color w:val="000000"/>
+                <w:sz w:val="16"/>
+                <w:szCs w:val="16"/>
+              </w:rPr>
+              <w:t xml:space="preserve">Insumos</w:t>
+            </w:r>
+          </w:p>
+        </w:tc>
+        <w:tc>
+          <w:tcPr>
+            <w:tcW w:type="dxa" w:w="2447"/>
+            <w:tcBorders>
+              <w:top w:val="single" w:color="BFBFBF" w:sz="4"/>
+              <w:left w:val="single" w:color="BFBFBF" w:sz="4"/>
+              <w:bottom w:val="single" w:color="BFBFBF" w:sz="4"/>
+              <w:right w:val="single" w:color="BFBFBF" w:sz="4"/>
+            </w:tcBorders>
+            <w:tcMar>
+              <w:top w:type="dxa" w:w="30"/>
+              <w:left w:type="dxa" w:w="70"/>
+              <w:bottom w:type="dxa" w:w="30"/>
+              <w:right w:type="dxa" w:w="70"/>
+            </w:tcMar>
+          </w:tcPr>
+          <w:p>
+            <w:pPr>
+              <w:spacing w:after="0"/>
+            </w:pPr>
+            <w:r>
+              <w:rPr>
+                <w:rFonts w:ascii="Arial" w:cs="Arial" w:eastAsia="Arial" w:hAnsi="Arial"/>
+                <w:b w:val="false"/>
+                <w:bCs w:val="false"/>
+                <w:color w:val="000000"/>
+                <w:sz w:val="16"/>
+                <w:szCs w:val="16"/>
+              </w:rPr>
+              <w:t xml:space="preserve">Compras</w:t>
+            </w:r>
+          </w:p>
+        </w:tc>
+        <w:tc>
+          <w:tcPr>
+            <w:tcW w:type="dxa" w:w="5594"/>
+            <w:tcBorders>
+              <w:top w:val="single" w:color="BFBFBF" w:sz="4"/>
+              <w:left w:val="single" w:color="BFBFBF" w:sz="4"/>
+              <w:bottom w:val="single" w:color="BFBFBF" w:sz="4"/>
+              <w:right w:val="single" w:color="BFBFBF" w:sz="4"/>
+            </w:tcBorders>
+            <w:tcMar>
+              <w:top w:type="dxa" w:w="30"/>
+              <w:left w:type="dxa" w:w="70"/>
+              <w:bottom w:type="dxa" w:w="30"/>
+              <w:right w:type="dxa" w:w="70"/>
+            </w:tcMar>
+          </w:tcPr>
+          <w:p>
+            <w:pPr>
+              <w:spacing w:after="0"/>
+            </w:pPr>
+            <w:r>
+              <w:rPr>
+                <w:rFonts w:ascii="Arial" w:cs="Arial" w:eastAsia="Arial" w:hAnsi="Arial"/>
+                <w:b w:val="false"/>
+                <w:bCs w:val="false"/>
+                <w:color w:val="000000"/>
+                <w:sz w:val="16"/>
+                <w:szCs w:val="16"/>
+              </w:rPr>
+              <w:t xml:space="preserve">Los 125 materiales del MRP con stock, consumo, cobertura y plazo de entrega</w:t>
+            </w:r>
+          </w:p>
+        </w:tc>
+      </w:tr>
+      <w:tr>
+        <w:trPr>
+          <w:cantSplit/>
+        </w:trPr>
+        <w:tc>
+          <w:tcPr>
+            <w:tcW w:type="dxa" w:w="1865"/>
+            <w:tcBorders>
+              <w:top w:val="single" w:color="BFBFBF" w:sz="4"/>
+              <w:left w:val="single" w:color="BFBFBF" w:sz="4"/>
+              <w:bottom w:val="single" w:color="BFBFBF" w:sz="4"/>
+              <w:right w:val="single" w:color="BFBFBF" w:sz="4"/>
+            </w:tcBorders>
+            <w:tcMar>
+              <w:top w:type="dxa" w:w="30"/>
+              <w:left w:type="dxa" w:w="70"/>
+              <w:bottom w:type="dxa" w:w="30"/>
+              <w:right w:type="dxa" w:w="70"/>
+            </w:tcMar>
+          </w:tcPr>
+          <w:p>
+            <w:pPr>
+              <w:spacing w:after="0"/>
+            </w:pPr>
+            <w:r>
+              <w:rPr>
+                <w:rFonts w:ascii="Arial" w:cs="Arial" w:eastAsia="Arial" w:hAnsi="Arial"/>
+                <w:b w:val="false"/>
+                <w:bCs w:val="false"/>
+                <w:color w:val="000000"/>
+                <w:sz w:val="16"/>
+                <w:szCs w:val="16"/>
+              </w:rPr>
+              <w:t xml:space="preserve">Reportes</w:t>
+            </w:r>
+          </w:p>
+        </w:tc>
+        <w:tc>
+          <w:tcPr>
+            <w:tcW w:type="dxa" w:w="2447"/>
+            <w:tcBorders>
+              <w:top w:val="single" w:color="BFBFBF" w:sz="4"/>
+              <w:left w:val="single" w:color="BFBFBF" w:sz="4"/>
+              <w:bottom w:val="single" w:color="BFBFBF" w:sz="4"/>
+              <w:right w:val="single" w:color="BFBFBF" w:sz="4"/>
+            </w:tcBorders>
+            <w:tcMar>
+              <w:top w:type="dxa" w:w="30"/>
+              <w:left w:type="dxa" w:w="70"/>
+              <w:bottom w:type="dxa" w:w="30"/>
+              <w:right w:type="dxa" w:w="70"/>
+            </w:tcMar>
+          </w:tcPr>
+          <w:p>
+            <w:pPr>
+              <w:spacing w:after="0"/>
+            </w:pPr>
+            <w:r>
+              <w:rPr>
+                <w:rFonts w:ascii="Arial" w:cs="Arial" w:eastAsia="Arial" w:hAnsi="Arial"/>
+                <w:b w:val="false"/>
+                <w:bCs w:val="false"/>
+                <w:color w:val="000000"/>
+                <w:sz w:val="16"/>
+                <w:szCs w:val="16"/>
+              </w:rPr>
+              <w:t xml:space="preserve">PCP, responsable técnico</w:t>
+            </w:r>
+          </w:p>
+        </w:tc>
+        <w:tc>
+          <w:tcPr>
+            <w:tcW w:type="dxa" w:w="5594"/>
+            <w:tcBorders>
+              <w:top w:val="single" w:color="BFBFBF" w:sz="4"/>
+              <w:left w:val="single" w:color="BFBFBF" w:sz="4"/>
+              <w:bottom w:val="single" w:color="BFBFBF" w:sz="4"/>
+              <w:right w:val="single" w:color="BFBFBF" w:sz="4"/>
+            </w:tcBorders>
+            <w:tcMar>
+              <w:top w:type="dxa" w:w="30"/>
+              <w:left w:type="dxa" w:w="70"/>
+              <w:bottom w:type="dxa" w:w="30"/>
+              <w:right w:type="dxa" w:w="70"/>
+            </w:tcMar>
+          </w:tcPr>
+          <w:p>
+            <w:pPr>
+              <w:spacing w:after="0"/>
+            </w:pPr>
+            <w:r>
+              <w:rPr>
+                <w:rFonts w:ascii="Arial" w:cs="Arial" w:eastAsia="Arial" w:hAnsi="Arial"/>
+                <w:b w:val="false"/>
+                <w:bCs w:val="false"/>
+                <w:color w:val="000000"/>
+                <w:sz w:val="16"/>
+                <w:szCs w:val="16"/>
+              </w:rPr>
+              <w:t xml:space="preserve">Libro de actas DPS, archivo batch del SGM, vencimientos, producción y registro de eventos</w:t>
+            </w:r>
+          </w:p>
+        </w:tc>
+      </w:tr>
+      <w:tr>
+        <w:trPr>
+          <w:cantSplit/>
+        </w:trPr>
+        <w:tc>
+          <w:tcPr>
+            <w:tcW w:type="dxa" w:w="1865"/>
+            <w:tcBorders>
+              <w:top w:val="single" w:color="BFBFBF" w:sz="4"/>
+              <w:left w:val="single" w:color="BFBFBF" w:sz="4"/>
+              <w:bottom w:val="single" w:color="BFBFBF" w:sz="4"/>
+              <w:right w:val="single" w:color="BFBFBF" w:sz="4"/>
+            </w:tcBorders>
+            <w:tcMar>
+              <w:top w:type="dxa" w:w="30"/>
+              <w:left w:type="dxa" w:w="70"/>
+              <w:bottom w:type="dxa" w:w="30"/>
+              <w:right w:type="dxa" w:w="70"/>
+            </w:tcMar>
+          </w:tcPr>
+          <w:p>
+            <w:pPr>
+              <w:spacing w:after="0"/>
+            </w:pPr>
+            <w:r>
+              <w:rPr>
+                <w:rFonts w:ascii="Arial" w:cs="Arial" w:eastAsia="Arial" w:hAnsi="Arial"/>
+                <w:b w:val="false"/>
+                <w:bCs w:val="false"/>
+                <w:color w:val="000000"/>
+                <w:sz w:val="16"/>
+                <w:szCs w:val="16"/>
+              </w:rPr>
+              <w:t xml:space="preserve">Configuración</w:t>
+            </w:r>
+          </w:p>
+        </w:tc>
+        <w:tc>
+          <w:tcPr>
+            <w:tcW w:type="dxa" w:w="2447"/>
+            <w:tcBorders>
+              <w:top w:val="single" w:color="BFBFBF" w:sz="4"/>
+              <w:left w:val="single" w:color="BFBFBF" w:sz="4"/>
+              <w:bottom w:val="single" w:color="BFBFBF" w:sz="4"/>
+              <w:right w:val="single" w:color="BFBFBF" w:sz="4"/>
+            </w:tcBorders>
+            <w:tcMar>
+              <w:top w:type="dxa" w:w="30"/>
+              <w:left w:type="dxa" w:w="70"/>
+              <w:bottom w:type="dxa" w:w="30"/>
+              <w:right w:type="dxa" w:w="70"/>
+            </w:tcMar>
+          </w:tcPr>
+          <w:p>
+            <w:pPr>
+              <w:spacing w:after="0"/>
+            </w:pPr>
+            <w:r>
+              <w:rPr>
+                <w:rFonts w:ascii="Arial" w:cs="Arial" w:eastAsia="Arial" w:hAnsi="Arial"/>
+                <w:b w:val="false"/>
+                <w:bCs w:val="false"/>
+                <w:color w:val="000000"/>
+                <w:sz w:val="16"/>
+                <w:szCs w:val="16"/>
+              </w:rPr>
+              <w:t xml:space="preserve">Administración</w:t>
+            </w:r>
+          </w:p>
+        </w:tc>
+        <w:tc>
+          <w:tcPr>
+            <w:tcW w:type="dxa" w:w="5594"/>
+            <w:tcBorders>
+              <w:top w:val="single" w:color="BFBFBF" w:sz="4"/>
+              <w:left w:val="single" w:color="BFBFBF" w:sz="4"/>
+              <w:bottom w:val="single" w:color="BFBFBF" w:sz="4"/>
+              <w:right w:val="single" w:color="BFBFBF" w:sz="4"/>
+            </w:tcBorders>
+            <w:tcMar>
+              <w:top w:type="dxa" w:w="30"/>
+              <w:left w:type="dxa" w:w="70"/>
+              <w:bottom w:type="dxa" w:w="30"/>
+              <w:right w:type="dxa" w:w="70"/>
+            </w:tcMar>
+          </w:tcPr>
+          <w:p>
+            <w:pPr>
+              <w:spacing w:after="0"/>
+            </w:pPr>
+            <w:r>
+              <w:rPr>
+                <w:rFonts w:ascii="Arial" w:cs="Arial" w:eastAsia="Arial" w:hAnsi="Arial"/>
+                <w:b w:val="false"/>
+                <w:bCs w:val="false"/>
+                <w:color w:val="000000"/>
+                <w:sz w:val="16"/>
+                <w:szCs w:val="16"/>
+              </w:rPr>
+              <w:t xml:space="preserve">Modelos del BOM, parámetros (lote, PH, plazos) y permisos por rol</w:t>
             </w:r>
           </w:p>
         </w:tc>
@@ -23892,2950 +24600,8 @@
           <w:sz w:val="16"/>
           <w:szCs w:val="16"/>
         </w:rPr>
-        <w:t xml:space="preserve">Inicio de la app: el render del 5 kg del lado pared con la franja grabada y la etiqueta de serie.</w:t>
+        <w:t xml:space="preserve">Tablero: avance del mes contra el plan y pendientes del día.</w:t>
       </w:r>
-    </w:p>
-    <w:p>
-      <w:pPr>
-        <w:pStyle w:val="Heading2"/>
-        <w:keepNext/>
-        <w:spacing w:after="80" w:before="180" w:line="276"/>
-      </w:pPr>
-      <w:r>
-        <w:rPr>
-          <w:rFonts w:ascii="Arial" w:cs="Arial" w:eastAsia="Arial" w:hAnsi="Arial"/>
-          <w:color w:val="000000"/>
-          <w:sz w:val="19"/>
-          <w:szCs w:val="19"/>
-        </w:rPr>
-        <w:t xml:space="preserve">11.1 Los 16 pasos del recorrido</w:t>
-      </w:r>
-    </w:p>
-    <w:tbl>
-      <w:tblPr>
-        <w:tblW w:type="dxa" w:w="9906"/>
-        <w:tblBorders>
-          <w:top w:val="single" w:color="auto" w:sz="4"/>
-          <w:left w:val="single" w:color="auto" w:sz="4"/>
-          <w:bottom w:val="single" w:color="auto" w:sz="4"/>
-          <w:right w:val="single" w:color="auto" w:sz="4"/>
-          <w:insideH w:val="single" w:color="auto" w:sz="4"/>
-          <w:insideV w:val="single" w:color="auto" w:sz="4"/>
-        </w:tblBorders>
-      </w:tblPr>
-      <w:tblGrid>
-        <w:gridCol w:w="466"/>
-        <w:gridCol w:w="2331"/>
-        <w:gridCol w:w="1981"/>
-        <w:gridCol w:w="2331"/>
-        <w:gridCol w:w="2797"/>
-      </w:tblGrid>
-      <w:tr>
-        <w:trPr>
-          <w:cantSplit/>
-          <w:tblHeader/>
-        </w:trPr>
-        <w:tc>
-          <w:tcPr>
-            <w:tcW w:type="dxa" w:w="466"/>
-            <w:tcBorders>
-              <w:top w:val="single" w:color="BFBFBF" w:sz="4"/>
-              <w:left w:val="single" w:color="BFBFBF" w:sz="4"/>
-              <w:bottom w:val="single" w:color="BFBFBF" w:sz="4"/>
-              <w:right w:val="single" w:color="BFBFBF" w:sz="4"/>
-            </w:tcBorders>
-            <w:shd w:fill="000000" w:color="auto" w:val="clear"/>
-            <w:tcMar>
-              <w:top w:type="dxa" w:w="30"/>
-              <w:left w:type="dxa" w:w="70"/>
-              <w:bottom w:type="dxa" w:w="30"/>
-              <w:right w:type="dxa" w:w="70"/>
-            </w:tcMar>
-          </w:tcPr>
-          <w:p>
-            <w:pPr>
-              <w:spacing w:after="0"/>
-              <w:jc w:val="center"/>
-            </w:pPr>
-            <w:r>
-              <w:rPr>
-                <w:rFonts w:ascii="Arial" w:cs="Arial" w:eastAsia="Arial" w:hAnsi="Arial"/>
-                <w:b/>
-                <w:bCs/>
-                <w:color w:val="FFFFFF"/>
-                <w:sz w:val="16"/>
-                <w:szCs w:val="16"/>
-              </w:rPr>
-              <w:t xml:space="preserve">#</w:t>
-            </w:r>
-          </w:p>
-        </w:tc>
-        <w:tc>
-          <w:tcPr>
-            <w:tcW w:type="dxa" w:w="2331"/>
-            <w:tcBorders>
-              <w:top w:val="single" w:color="BFBFBF" w:sz="4"/>
-              <w:left w:val="single" w:color="BFBFBF" w:sz="4"/>
-              <w:bottom w:val="single" w:color="BFBFBF" w:sz="4"/>
-              <w:right w:val="single" w:color="BFBFBF" w:sz="4"/>
-            </w:tcBorders>
-            <w:shd w:fill="000000" w:color="auto" w:val="clear"/>
-            <w:tcMar>
-              <w:top w:type="dxa" w:w="30"/>
-              <w:left w:type="dxa" w:w="70"/>
-              <w:bottom w:type="dxa" w:w="30"/>
-              <w:right w:type="dxa" w:w="70"/>
-            </w:tcMar>
-          </w:tcPr>
-          <w:p>
-            <w:pPr>
-              <w:spacing w:after="0"/>
-              <w:jc w:val="center"/>
-            </w:pPr>
-            <w:r>
-              <w:rPr>
-                <w:rFonts w:ascii="Arial" w:cs="Arial" w:eastAsia="Arial" w:hAnsi="Arial"/>
-                <w:b/>
-                <w:bCs/>
-                <w:color w:val="FFFFFF"/>
-                <w:sz w:val="16"/>
-                <w:szCs w:val="16"/>
-              </w:rPr>
-              <w:t xml:space="preserve">Paso</w:t>
-            </w:r>
-          </w:p>
-        </w:tc>
-        <w:tc>
-          <w:tcPr>
-            <w:tcW w:type="dxa" w:w="1981"/>
-            <w:tcBorders>
-              <w:top w:val="single" w:color="BFBFBF" w:sz="4"/>
-              <w:left w:val="single" w:color="BFBFBF" w:sz="4"/>
-              <w:bottom w:val="single" w:color="BFBFBF" w:sz="4"/>
-              <w:right w:val="single" w:color="BFBFBF" w:sz="4"/>
-            </w:tcBorders>
-            <w:shd w:fill="000000" w:color="auto" w:val="clear"/>
-            <w:tcMar>
-              <w:top w:type="dxa" w:w="30"/>
-              <w:left w:type="dxa" w:w="70"/>
-              <w:bottom w:type="dxa" w:w="30"/>
-              <w:right w:type="dxa" w:w="70"/>
-            </w:tcMar>
-          </w:tcPr>
-          <w:p>
-            <w:pPr>
-              <w:spacing w:after="0"/>
-              <w:jc w:val="center"/>
-            </w:pPr>
-            <w:r>
-              <w:rPr>
-                <w:rFonts w:ascii="Arial" w:cs="Arial" w:eastAsia="Arial" w:hAnsi="Arial"/>
-                <w:b/>
-                <w:bCs/>
-                <w:color w:val="FFFFFF"/>
-                <w:sz w:val="16"/>
-                <w:szCs w:val="16"/>
-              </w:rPr>
-              <w:t xml:space="preserve">Quién</w:t>
-            </w:r>
-          </w:p>
-        </w:tc>
-        <w:tc>
-          <w:tcPr>
-            <w:tcW w:type="dxa" w:w="2331"/>
-            <w:tcBorders>
-              <w:top w:val="single" w:color="BFBFBF" w:sz="4"/>
-              <w:left w:val="single" w:color="BFBFBF" w:sz="4"/>
-              <w:bottom w:val="single" w:color="BFBFBF" w:sz="4"/>
-              <w:right w:val="single" w:color="BFBFBF" w:sz="4"/>
-            </w:tcBorders>
-            <w:shd w:fill="000000" w:color="auto" w:val="clear"/>
-            <w:tcMar>
-              <w:top w:type="dxa" w:w="30"/>
-              <w:left w:type="dxa" w:w="70"/>
-              <w:bottom w:type="dxa" w:w="30"/>
-              <w:right w:type="dxa" w:w="70"/>
-            </w:tcMar>
-          </w:tcPr>
-          <w:p>
-            <w:pPr>
-              <w:spacing w:after="0"/>
-              <w:jc w:val="center"/>
-            </w:pPr>
-            <w:r>
-              <w:rPr>
-                <w:rFonts w:ascii="Arial" w:cs="Arial" w:eastAsia="Arial" w:hAnsi="Arial"/>
-                <w:b/>
-                <w:bCs/>
-                <w:color w:val="FFFFFF"/>
-                <w:sz w:val="16"/>
-                <w:szCs w:val="16"/>
-              </w:rPr>
-              <w:t xml:space="preserve">Con qué</w:t>
-            </w:r>
-          </w:p>
-        </w:tc>
-        <w:tc>
-          <w:tcPr>
-            <w:tcW w:type="dxa" w:w="2797"/>
-            <w:tcBorders>
-              <w:top w:val="single" w:color="BFBFBF" w:sz="4"/>
-              <w:left w:val="single" w:color="BFBFBF" w:sz="4"/>
-              <w:bottom w:val="single" w:color="BFBFBF" w:sz="4"/>
-              <w:right w:val="single" w:color="BFBFBF" w:sz="4"/>
-            </w:tcBorders>
-            <w:shd w:fill="000000" w:color="auto" w:val="clear"/>
-            <w:tcMar>
-              <w:top w:type="dxa" w:w="30"/>
-              <w:left w:type="dxa" w:w="70"/>
-              <w:bottom w:type="dxa" w:w="30"/>
-              <w:right w:type="dxa" w:w="70"/>
-            </w:tcMar>
-          </w:tcPr>
-          <w:p>
-            <w:pPr>
-              <w:spacing w:after="0"/>
-              <w:jc w:val="center"/>
-            </w:pPr>
-            <w:r>
-              <w:rPr>
-                <w:rFonts w:ascii="Arial" w:cs="Arial" w:eastAsia="Arial" w:hAnsi="Arial"/>
-                <w:b/>
-                <w:bCs/>
-                <w:color w:val="FFFFFF"/>
-                <w:sz w:val="16"/>
-                <w:szCs w:val="16"/>
-              </w:rPr>
-              <w:t xml:space="preserve">Norma</w:t>
-            </w:r>
-          </w:p>
-        </w:tc>
-      </w:tr>
-      <w:tr>
-        <w:trPr>
-          <w:cantSplit/>
-        </w:trPr>
-        <w:tc>
-          <w:tcPr>
-            <w:tcW w:type="dxa" w:w="466"/>
-            <w:tcBorders>
-              <w:top w:val="single" w:color="BFBFBF" w:sz="4"/>
-              <w:left w:val="single" w:color="BFBFBF" w:sz="4"/>
-              <w:bottom w:val="single" w:color="BFBFBF" w:sz="4"/>
-              <w:right w:val="single" w:color="BFBFBF" w:sz="4"/>
-            </w:tcBorders>
-            <w:tcMar>
-              <w:top w:type="dxa" w:w="30"/>
-              <w:left w:type="dxa" w:w="70"/>
-              <w:bottom w:type="dxa" w:w="30"/>
-              <w:right w:type="dxa" w:w="70"/>
-            </w:tcMar>
-          </w:tcPr>
-          <w:p>
-            <w:pPr>
-              <w:spacing w:after="0"/>
-            </w:pPr>
-            <w:r>
-              <w:rPr>
-                <w:rFonts w:ascii="Arial" w:cs="Arial" w:eastAsia="Arial" w:hAnsi="Arial"/>
-                <w:b w:val="false"/>
-                <w:bCs w:val="false"/>
-                <w:color w:val="000000"/>
-                <w:sz w:val="16"/>
-                <w:szCs w:val="16"/>
-              </w:rPr>
-              <w:t xml:space="preserve">1</w:t>
-            </w:r>
-          </w:p>
-        </w:tc>
-        <w:tc>
-          <w:tcPr>
-            <w:tcW w:type="dxa" w:w="2331"/>
-            <w:tcBorders>
-              <w:top w:val="single" w:color="BFBFBF" w:sz="4"/>
-              <w:left w:val="single" w:color="BFBFBF" w:sz="4"/>
-              <w:bottom w:val="single" w:color="BFBFBF" w:sz="4"/>
-              <w:right w:val="single" w:color="BFBFBF" w:sz="4"/>
-            </w:tcBorders>
-            <w:tcMar>
-              <w:top w:type="dxa" w:w="30"/>
-              <w:left w:type="dxa" w:w="70"/>
-              <w:bottom w:type="dxa" w:w="30"/>
-              <w:right w:type="dxa" w:w="70"/>
-            </w:tcMar>
-          </w:tcPr>
-          <w:p>
-            <w:pPr>
-              <w:spacing w:after="0"/>
-            </w:pPr>
-            <w:r>
-              <w:rPr>
-                <w:rFonts w:ascii="Arial" w:cs="Arial" w:eastAsia="Arial" w:hAnsi="Arial"/>
-                <w:b w:val="false"/>
-                <w:bCs w:val="false"/>
-                <w:color w:val="000000"/>
-                <w:sz w:val="16"/>
-                <w:szCs w:val="16"/>
-              </w:rPr>
-              <w:t xml:space="preserve">Orden del lote</w:t>
-            </w:r>
-          </w:p>
-        </w:tc>
-        <w:tc>
-          <w:tcPr>
-            <w:tcW w:type="dxa" w:w="1981"/>
-            <w:tcBorders>
-              <w:top w:val="single" w:color="BFBFBF" w:sz="4"/>
-              <w:left w:val="single" w:color="BFBFBF" w:sz="4"/>
-              <w:bottom w:val="single" w:color="BFBFBF" w:sz="4"/>
-              <w:right w:val="single" w:color="BFBFBF" w:sz="4"/>
-            </w:tcBorders>
-            <w:tcMar>
-              <w:top w:type="dxa" w:w="30"/>
-              <w:left w:type="dxa" w:w="70"/>
-              <w:bottom w:type="dxa" w:w="30"/>
-              <w:right w:type="dxa" w:w="70"/>
-            </w:tcMar>
-          </w:tcPr>
-          <w:p>
-            <w:pPr>
-              <w:spacing w:after="0"/>
-            </w:pPr>
-            <w:r>
-              <w:rPr>
-                <w:rFonts w:ascii="Arial" w:cs="Arial" w:eastAsia="Arial" w:hAnsi="Arial"/>
-                <w:b w:val="false"/>
-                <w:bCs w:val="false"/>
-                <w:color w:val="000000"/>
-                <w:sz w:val="16"/>
-                <w:szCs w:val="16"/>
-              </w:rPr>
-              <w:t xml:space="preserve">Planificación (PCP)</w:t>
-            </w:r>
-          </w:p>
-        </w:tc>
-        <w:tc>
-          <w:tcPr>
-            <w:tcW w:type="dxa" w:w="2331"/>
-            <w:tcBorders>
-              <w:top w:val="single" w:color="BFBFBF" w:sz="4"/>
-              <w:left w:val="single" w:color="BFBFBF" w:sz="4"/>
-              <w:bottom w:val="single" w:color="BFBFBF" w:sz="4"/>
-              <w:right w:val="single" w:color="BFBFBF" w:sz="4"/>
-            </w:tcBorders>
-            <w:tcMar>
-              <w:top w:type="dxa" w:w="30"/>
-              <w:left w:type="dxa" w:w="70"/>
-              <w:bottom w:type="dxa" w:w="30"/>
-              <w:right w:type="dxa" w:w="70"/>
-            </w:tcMar>
-          </w:tcPr>
-          <w:p>
-            <w:pPr>
-              <w:spacing w:after="0"/>
-            </w:pPr>
-            <w:r>
-              <w:rPr>
-                <w:rFonts w:ascii="Arial" w:cs="Arial" w:eastAsia="Arial" w:hAnsi="Arial"/>
-                <w:b w:val="false"/>
-                <w:bCs w:val="false"/>
-                <w:color w:val="000000"/>
-                <w:sz w:val="16"/>
-                <w:szCs w:val="16"/>
-              </w:rPr>
-              <w:t xml:space="preserve">PC e impresora A4 (ya están)</w:t>
-            </w:r>
-          </w:p>
-        </w:tc>
-        <w:tc>
-          <w:tcPr>
-            <w:tcW w:type="dxa" w:w="2797"/>
-            <w:tcBorders>
-              <w:top w:val="single" w:color="BFBFBF" w:sz="4"/>
-              <w:left w:val="single" w:color="BFBFBF" w:sz="4"/>
-              <w:bottom w:val="single" w:color="BFBFBF" w:sz="4"/>
-              <w:right w:val="single" w:color="BFBFBF" w:sz="4"/>
-            </w:tcBorders>
-            <w:tcMar>
-              <w:top w:type="dxa" w:w="30"/>
-              <w:left w:type="dxa" w:w="70"/>
-              <w:bottom w:type="dxa" w:w="30"/>
-              <w:right w:type="dxa" w:w="70"/>
-            </w:tcMar>
-          </w:tcPr>
-          <w:p>
-            <w:pPr>
-              <w:spacing w:after="0"/>
-            </w:pPr>
-            <w:r>
-              <w:rPr>
-                <w:rFonts w:ascii="Arial" w:cs="Arial" w:eastAsia="Arial" w:hAnsi="Arial"/>
-                <w:b w:val="false"/>
-                <w:bCs w:val="false"/>
-                <w:color w:val="000000"/>
-                <w:sz w:val="16"/>
-                <w:szCs w:val="16"/>
-              </w:rPr>
-              <w:t xml:space="preserve">Res. 349/07 art. 21 · partida mínima 100 u; IRAM 3517-2 9.4.16 · registros 6 años</w:t>
-            </w:r>
-          </w:p>
-        </w:tc>
-      </w:tr>
-      <w:tr>
-        <w:trPr>
-          <w:cantSplit/>
-        </w:trPr>
-        <w:tc>
-          <w:tcPr>
-            <w:tcW w:type="dxa" w:w="466"/>
-            <w:tcBorders>
-              <w:top w:val="single" w:color="BFBFBF" w:sz="4"/>
-              <w:left w:val="single" w:color="BFBFBF" w:sz="4"/>
-              <w:bottom w:val="single" w:color="BFBFBF" w:sz="4"/>
-              <w:right w:val="single" w:color="BFBFBF" w:sz="4"/>
-            </w:tcBorders>
-            <w:tcMar>
-              <w:top w:type="dxa" w:w="30"/>
-              <w:left w:type="dxa" w:w="70"/>
-              <w:bottom w:type="dxa" w:w="30"/>
-              <w:right w:type="dxa" w:w="70"/>
-            </w:tcMar>
-          </w:tcPr>
-          <w:p>
-            <w:pPr>
-              <w:spacing w:after="0"/>
-            </w:pPr>
-            <w:r>
-              <w:rPr>
-                <w:rFonts w:ascii="Arial" w:cs="Arial" w:eastAsia="Arial" w:hAnsi="Arial"/>
-                <w:b w:val="false"/>
-                <w:bCs w:val="false"/>
-                <w:color w:val="000000"/>
-                <w:sz w:val="16"/>
-                <w:szCs w:val="16"/>
-              </w:rPr>
-              <w:t xml:space="preserve">2</w:t>
-            </w:r>
-          </w:p>
-        </w:tc>
-        <w:tc>
-          <w:tcPr>
-            <w:tcW w:type="dxa" w:w="2331"/>
-            <w:tcBorders>
-              <w:top w:val="single" w:color="BFBFBF" w:sz="4"/>
-              <w:left w:val="single" w:color="BFBFBF" w:sz="4"/>
-              <w:bottom w:val="single" w:color="BFBFBF" w:sz="4"/>
-              <w:right w:val="single" w:color="BFBFBF" w:sz="4"/>
-            </w:tcBorders>
-            <w:tcMar>
-              <w:top w:type="dxa" w:w="30"/>
-              <w:left w:type="dxa" w:w="70"/>
-              <w:bottom w:type="dxa" w:w="30"/>
-              <w:right w:type="dxa" w:w="70"/>
-            </w:tcMar>
-          </w:tcPr>
-          <w:p>
-            <w:pPr>
-              <w:spacing w:after="0"/>
-            </w:pPr>
-            <w:r>
-              <w:rPr>
-                <w:rFonts w:ascii="Arial" w:cs="Arial" w:eastAsia="Arial" w:hAnsi="Arial"/>
-                <w:b w:val="false"/>
-                <w:bCs w:val="false"/>
-                <w:color w:val="000000"/>
-                <w:sz w:val="16"/>
-                <w:szCs w:val="16"/>
-              </w:rPr>
-              <w:t xml:space="preserve">Hoja de ruta y archivo de marcado</w:t>
-            </w:r>
-          </w:p>
-        </w:tc>
-        <w:tc>
-          <w:tcPr>
-            <w:tcW w:type="dxa" w:w="1981"/>
-            <w:tcBorders>
-              <w:top w:val="single" w:color="BFBFBF" w:sz="4"/>
-              <w:left w:val="single" w:color="BFBFBF" w:sz="4"/>
-              <w:bottom w:val="single" w:color="BFBFBF" w:sz="4"/>
-              <w:right w:val="single" w:color="BFBFBF" w:sz="4"/>
-            </w:tcBorders>
-            <w:tcMar>
-              <w:top w:type="dxa" w:w="30"/>
-              <w:left w:type="dxa" w:w="70"/>
-              <w:bottom w:type="dxa" w:w="30"/>
-              <w:right w:type="dxa" w:w="70"/>
-            </w:tcMar>
-          </w:tcPr>
-          <w:p>
-            <w:pPr>
-              <w:spacing w:after="0"/>
-            </w:pPr>
-            <w:r>
-              <w:rPr>
-                <w:rFonts w:ascii="Arial" w:cs="Arial" w:eastAsia="Arial" w:hAnsi="Arial"/>
-                <w:b w:val="false"/>
-                <w:bCs w:val="false"/>
-                <w:color w:val="000000"/>
-                <w:sz w:val="16"/>
-                <w:szCs w:val="16"/>
-              </w:rPr>
-              <w:t xml:space="preserve">PCP</w:t>
-            </w:r>
-          </w:p>
-        </w:tc>
-        <w:tc>
-          <w:tcPr>
-            <w:tcW w:type="dxa" w:w="2331"/>
-            <w:tcBorders>
-              <w:top w:val="single" w:color="BFBFBF" w:sz="4"/>
-              <w:left w:val="single" w:color="BFBFBF" w:sz="4"/>
-              <w:bottom w:val="single" w:color="BFBFBF" w:sz="4"/>
-              <w:right w:val="single" w:color="BFBFBF" w:sz="4"/>
-            </w:tcBorders>
-            <w:tcMar>
-              <w:top w:type="dxa" w:w="30"/>
-              <w:left w:type="dxa" w:w="70"/>
-              <w:bottom w:type="dxa" w:w="30"/>
-              <w:right w:type="dxa" w:w="70"/>
-            </w:tcMar>
-          </w:tcPr>
-          <w:p>
-            <w:pPr>
-              <w:spacing w:after="0"/>
-            </w:pPr>
-            <w:r>
-              <w:rPr>
-                <w:rFonts w:ascii="Arial" w:cs="Arial" w:eastAsia="Arial" w:hAnsi="Arial"/>
-                <w:b w:val="false"/>
-                <w:bCs w:val="false"/>
-                <w:color w:val="000000"/>
-                <w:sz w:val="16"/>
-                <w:szCs w:val="16"/>
-              </w:rPr>
-              <w:t xml:space="preserve">Impresora A4 (ya está)</w:t>
-            </w:r>
-          </w:p>
-        </w:tc>
-        <w:tc>
-          <w:tcPr>
-            <w:tcW w:type="dxa" w:w="2797"/>
-            <w:tcBorders>
-              <w:top w:val="single" w:color="BFBFBF" w:sz="4"/>
-              <w:left w:val="single" w:color="BFBFBF" w:sz="4"/>
-              <w:bottom w:val="single" w:color="BFBFBF" w:sz="4"/>
-              <w:right w:val="single" w:color="BFBFBF" w:sz="4"/>
-            </w:tcBorders>
-            <w:tcMar>
-              <w:top w:type="dxa" w:w="30"/>
-              <w:left w:type="dxa" w:w="70"/>
-              <w:bottom w:type="dxa" w:w="30"/>
-              <w:right w:type="dxa" w:w="70"/>
-            </w:tcMar>
-          </w:tcPr>
-          <w:p>
-            <w:pPr>
-              <w:spacing w:after="0"/>
-            </w:pPr>
-            <w:r>
-              <w:rPr>
-                <w:rFonts w:ascii="Arial" w:cs="Arial" w:eastAsia="Arial" w:hAnsi="Arial"/>
-                <w:b w:val="false"/>
-                <w:bCs w:val="false"/>
-                <w:color w:val="000000"/>
-                <w:sz w:val="16"/>
-                <w:szCs w:val="16"/>
-              </w:rPr>
-              <w:t xml:space="preserve">Res. 349/07 art. 9 y anexo I C · planillas por partida; Res. 349/07 art. 43 · enmiendas salvadas por el RT</w:t>
-            </w:r>
-          </w:p>
-        </w:tc>
-      </w:tr>
-      <w:tr>
-        <w:trPr>
-          <w:cantSplit/>
-        </w:trPr>
-        <w:tc>
-          <w:tcPr>
-            <w:tcW w:type="dxa" w:w="466"/>
-            <w:tcBorders>
-              <w:top w:val="single" w:color="BFBFBF" w:sz="4"/>
-              <w:left w:val="single" w:color="BFBFBF" w:sz="4"/>
-              <w:bottom w:val="single" w:color="BFBFBF" w:sz="4"/>
-              <w:right w:val="single" w:color="BFBFBF" w:sz="4"/>
-            </w:tcBorders>
-            <w:tcMar>
-              <w:top w:type="dxa" w:w="30"/>
-              <w:left w:type="dxa" w:w="70"/>
-              <w:bottom w:type="dxa" w:w="30"/>
-              <w:right w:type="dxa" w:w="70"/>
-            </w:tcMar>
-          </w:tcPr>
-          <w:p>
-            <w:pPr>
-              <w:spacing w:after="0"/>
-            </w:pPr>
-            <w:r>
-              <w:rPr>
-                <w:rFonts w:ascii="Arial" w:cs="Arial" w:eastAsia="Arial" w:hAnsi="Arial"/>
-                <w:b w:val="false"/>
-                <w:bCs w:val="false"/>
-                <w:color w:val="000000"/>
-                <w:sz w:val="16"/>
-                <w:szCs w:val="16"/>
-              </w:rPr>
-              <w:t xml:space="preserve">3</w:t>
-            </w:r>
-          </w:p>
-        </w:tc>
-        <w:tc>
-          <w:tcPr>
-            <w:tcW w:type="dxa" w:w="2331"/>
-            <w:tcBorders>
-              <w:top w:val="single" w:color="BFBFBF" w:sz="4"/>
-              <w:left w:val="single" w:color="BFBFBF" w:sz="4"/>
-              <w:bottom w:val="single" w:color="BFBFBF" w:sz="4"/>
-              <w:right w:val="single" w:color="BFBFBF" w:sz="4"/>
-            </w:tcBorders>
-            <w:tcMar>
-              <w:top w:type="dxa" w:w="30"/>
-              <w:left w:type="dxa" w:w="70"/>
-              <w:bottom w:type="dxa" w:w="30"/>
-              <w:right w:type="dxa" w:w="70"/>
-            </w:tcMar>
-          </w:tcPr>
-          <w:p>
-            <w:pPr>
-              <w:spacing w:after="0"/>
-            </w:pPr>
-            <w:r>
-              <w:rPr>
-                <w:rFonts w:ascii="Arial" w:cs="Arial" w:eastAsia="Arial" w:hAnsi="Arial"/>
-                <w:b w:val="false"/>
-                <w:bCs w:val="false"/>
-                <w:color w:val="000000"/>
-                <w:sz w:val="16"/>
-                <w:szCs w:val="16"/>
-              </w:rPr>
-              <w:t xml:space="preserve">Grabado en la planchuela</w:t>
-            </w:r>
-          </w:p>
-        </w:tc>
-        <w:tc>
-          <w:tcPr>
-            <w:tcW w:type="dxa" w:w="1981"/>
-            <w:tcBorders>
-              <w:top w:val="single" w:color="BFBFBF" w:sz="4"/>
-              <w:left w:val="single" w:color="BFBFBF" w:sz="4"/>
-              <w:bottom w:val="single" w:color="BFBFBF" w:sz="4"/>
-              <w:right w:val="single" w:color="BFBFBF" w:sz="4"/>
-            </w:tcBorders>
-            <w:tcMar>
-              <w:top w:type="dxa" w:w="30"/>
-              <w:left w:type="dxa" w:w="70"/>
-              <w:bottom w:type="dxa" w:w="30"/>
-              <w:right w:type="dxa" w:w="70"/>
-            </w:tcMar>
-          </w:tcPr>
-          <w:p>
-            <w:pPr>
-              <w:spacing w:after="0"/>
-            </w:pPr>
-            <w:r>
-              <w:rPr>
-                <w:rFonts w:ascii="Arial" w:cs="Arial" w:eastAsia="Arial" w:hAnsi="Arial"/>
-                <w:b w:val="false"/>
-                <w:bCs w:val="false"/>
-                <w:color w:val="000000"/>
-                <w:sz w:val="16"/>
-                <w:szCs w:val="16"/>
-              </w:rPr>
-              <w:t xml:space="preserve">Operario de G2</w:t>
-            </w:r>
-          </w:p>
-        </w:tc>
-        <w:tc>
-          <w:tcPr>
-            <w:tcW w:type="dxa" w:w="2331"/>
-            <w:tcBorders>
-              <w:top w:val="single" w:color="BFBFBF" w:sz="4"/>
-              <w:left w:val="single" w:color="BFBFBF" w:sz="4"/>
-              <w:bottom w:val="single" w:color="BFBFBF" w:sz="4"/>
-              <w:right w:val="single" w:color="BFBFBF" w:sz="4"/>
-            </w:tcBorders>
-            <w:tcMar>
-              <w:top w:type="dxa" w:w="30"/>
-              <w:left w:type="dxa" w:w="70"/>
-              <w:bottom w:type="dxa" w:w="30"/>
-              <w:right w:type="dxa" w:w="70"/>
-            </w:tcMar>
-          </w:tcPr>
-          <w:p>
-            <w:pPr>
-              <w:spacing w:after="0"/>
-            </w:pPr>
-            <w:r>
-              <w:rPr>
-                <w:rFonts w:ascii="Arial" w:cs="Arial" w:eastAsia="Arial" w:hAnsi="Arial"/>
-                <w:b w:val="false"/>
-                <w:bCs w:val="false"/>
-                <w:color w:val="000000"/>
-                <w:sz w:val="16"/>
-                <w:szCs w:val="16"/>
-              </w:rPr>
-              <w:t xml:space="preserve">Pannier (ya está)</w:t>
-            </w:r>
-          </w:p>
-        </w:tc>
-        <w:tc>
-          <w:tcPr>
-            <w:tcW w:type="dxa" w:w="2797"/>
-            <w:tcBorders>
-              <w:top w:val="single" w:color="BFBFBF" w:sz="4"/>
-              <w:left w:val="single" w:color="BFBFBF" w:sz="4"/>
-              <w:bottom w:val="single" w:color="BFBFBF" w:sz="4"/>
-              <w:right w:val="single" w:color="BFBFBF" w:sz="4"/>
-            </w:tcBorders>
-            <w:tcMar>
-              <w:top w:type="dxa" w:w="30"/>
-              <w:left w:type="dxa" w:w="70"/>
-              <w:bottom w:type="dxa" w:w="30"/>
-              <w:right w:type="dxa" w:w="70"/>
-            </w:tcMar>
-          </w:tcPr>
-          <w:p>
-            <w:pPr>
-              <w:spacing w:after="0"/>
-            </w:pPr>
-            <w:r>
-              <w:rPr>
-                <w:rFonts w:ascii="Arial" w:cs="Arial" w:eastAsia="Arial" w:hAnsi="Arial"/>
-                <w:b w:val="false"/>
-                <w:bCs w:val="false"/>
-                <w:color w:val="000000"/>
-                <w:sz w:val="16"/>
-                <w:szCs w:val="16"/>
-              </w:rPr>
-              <w:t xml:space="preserve">Res. 349/07 anexo IV · cuño DPS 15 × 7 mm junto al n°; IRAM 3517-2 anexo F · n° de serie faltante → inutilizar</w:t>
-            </w:r>
-          </w:p>
-        </w:tc>
-      </w:tr>
-      <w:tr>
-        <w:trPr>
-          <w:cantSplit/>
-        </w:trPr>
-        <w:tc>
-          <w:tcPr>
-            <w:tcW w:type="dxa" w:w="466"/>
-            <w:tcBorders>
-              <w:top w:val="single" w:color="BFBFBF" w:sz="4"/>
-              <w:left w:val="single" w:color="BFBFBF" w:sz="4"/>
-              <w:bottom w:val="single" w:color="BFBFBF" w:sz="4"/>
-              <w:right w:val="single" w:color="BFBFBF" w:sz="4"/>
-            </w:tcBorders>
-            <w:tcMar>
-              <w:top w:type="dxa" w:w="30"/>
-              <w:left w:type="dxa" w:w="70"/>
-              <w:bottom w:type="dxa" w:w="30"/>
-              <w:right w:type="dxa" w:w="70"/>
-            </w:tcMar>
-          </w:tcPr>
-          <w:p>
-            <w:pPr>
-              <w:spacing w:after="0"/>
-            </w:pPr>
-            <w:r>
-              <w:rPr>
-                <w:rFonts w:ascii="Arial" w:cs="Arial" w:eastAsia="Arial" w:hAnsi="Arial"/>
-                <w:b w:val="false"/>
-                <w:bCs w:val="false"/>
-                <w:color w:val="000000"/>
-                <w:sz w:val="16"/>
-                <w:szCs w:val="16"/>
-              </w:rPr>
-              <w:t xml:space="preserve">4</w:t>
-            </w:r>
-          </w:p>
-        </w:tc>
-        <w:tc>
-          <w:tcPr>
-            <w:tcW w:type="dxa" w:w="2331"/>
-            <w:tcBorders>
-              <w:top w:val="single" w:color="BFBFBF" w:sz="4"/>
-              <w:left w:val="single" w:color="BFBFBF" w:sz="4"/>
-              <w:bottom w:val="single" w:color="BFBFBF" w:sz="4"/>
-              <w:right w:val="single" w:color="BFBFBF" w:sz="4"/>
-            </w:tcBorders>
-            <w:tcMar>
-              <w:top w:type="dxa" w:w="30"/>
-              <w:left w:type="dxa" w:w="70"/>
-              <w:bottom w:type="dxa" w:w="30"/>
-              <w:right w:type="dxa" w:w="70"/>
-            </w:tcMar>
-          </w:tcPr>
-          <w:p>
-            <w:pPr>
-              <w:spacing w:after="0"/>
-            </w:pPr>
-            <w:r>
-              <w:rPr>
-                <w:rFonts w:ascii="Arial" w:cs="Arial" w:eastAsia="Arial" w:hAnsi="Arial"/>
-                <w:b w:val="false"/>
-                <w:bCs w:val="false"/>
-                <w:color w:val="000000"/>
-                <w:sz w:val="16"/>
-                <w:szCs w:val="16"/>
-              </w:rPr>
-              <w:t xml:space="preserve">Puestos: firma y tilde en la hoja</w:t>
-            </w:r>
-          </w:p>
-        </w:tc>
-        <w:tc>
-          <w:tcPr>
-            <w:tcW w:type="dxa" w:w="1981"/>
-            <w:tcBorders>
-              <w:top w:val="single" w:color="BFBFBF" w:sz="4"/>
-              <w:left w:val="single" w:color="BFBFBF" w:sz="4"/>
-              <w:bottom w:val="single" w:color="BFBFBF" w:sz="4"/>
-              <w:right w:val="single" w:color="BFBFBF" w:sz="4"/>
-            </w:tcBorders>
-            <w:tcMar>
-              <w:top w:type="dxa" w:w="30"/>
-              <w:left w:type="dxa" w:w="70"/>
-              <w:bottom w:type="dxa" w:w="30"/>
-              <w:right w:type="dxa" w:w="70"/>
-            </w:tcMar>
-          </w:tcPr>
-          <w:p>
-            <w:pPr>
-              <w:spacing w:after="0"/>
-            </w:pPr>
-            <w:r>
-              <w:rPr>
-                <w:rFonts w:ascii="Arial" w:cs="Arial" w:eastAsia="Arial" w:hAnsi="Arial"/>
-                <w:b w:val="false"/>
-                <w:bCs w:val="false"/>
-                <w:color w:val="000000"/>
-                <w:sz w:val="16"/>
-                <w:szCs w:val="16"/>
-              </w:rPr>
-              <w:t xml:space="preserve">Operarios de cada puesto</w:t>
-            </w:r>
-          </w:p>
-        </w:tc>
-        <w:tc>
-          <w:tcPr>
-            <w:tcW w:type="dxa" w:w="2331"/>
-            <w:tcBorders>
-              <w:top w:val="single" w:color="BFBFBF" w:sz="4"/>
-              <w:left w:val="single" w:color="BFBFBF" w:sz="4"/>
-              <w:bottom w:val="single" w:color="BFBFBF" w:sz="4"/>
-              <w:right w:val="single" w:color="BFBFBF" w:sz="4"/>
-            </w:tcBorders>
-            <w:tcMar>
-              <w:top w:type="dxa" w:w="30"/>
-              <w:left w:type="dxa" w:w="70"/>
-              <w:bottom w:type="dxa" w:w="30"/>
-              <w:right w:type="dxa" w:w="70"/>
-            </w:tcMar>
-          </w:tcPr>
-          <w:p>
-            <w:pPr>
-              <w:spacing w:after="0"/>
-            </w:pPr>
-            <w:r>
-              <w:rPr>
-                <w:rFonts w:ascii="Arial" w:cs="Arial" w:eastAsia="Arial" w:hAnsi="Arial"/>
-                <w:b w:val="false"/>
-                <w:bCs w:val="false"/>
-                <w:color w:val="000000"/>
-                <w:sz w:val="16"/>
-                <w:szCs w:val="16"/>
-              </w:rPr>
-              <w:t xml:space="preserve">Lapicera</w:t>
-            </w:r>
-          </w:p>
-        </w:tc>
-        <w:tc>
-          <w:tcPr>
-            <w:tcW w:type="dxa" w:w="2797"/>
-            <w:tcBorders>
-              <w:top w:val="single" w:color="BFBFBF" w:sz="4"/>
-              <w:left w:val="single" w:color="BFBFBF" w:sz="4"/>
-              <w:bottom w:val="single" w:color="BFBFBF" w:sz="4"/>
-              <w:right w:val="single" w:color="BFBFBF" w:sz="4"/>
-            </w:tcBorders>
-            <w:tcMar>
-              <w:top w:type="dxa" w:w="30"/>
-              <w:left w:type="dxa" w:w="70"/>
-              <w:bottom w:type="dxa" w:w="30"/>
-              <w:right w:type="dxa" w:w="70"/>
-            </w:tcMar>
-          </w:tcPr>
-          <w:p>
-            <w:pPr>
-              <w:spacing w:after="0"/>
-            </w:pPr>
-            <w:r>
-              <w:rPr>
-                <w:rFonts w:ascii="Arial" w:cs="Arial" w:eastAsia="Arial" w:hAnsi="Arial"/>
-                <w:b w:val="false"/>
-                <w:bCs w:val="false"/>
-                <w:color w:val="000000"/>
-                <w:sz w:val="16"/>
-                <w:szCs w:val="16"/>
-              </w:rPr>
-              <w:t xml:space="preserve">DOC-02 · PH 3,5 MPa 1 min; Res. 349/07 art. 20 · contraste del manómetro cada 15 días; IRAM 2587 · deformación permanente</w:t>
-            </w:r>
-          </w:p>
-        </w:tc>
-      </w:tr>
-      <w:tr>
-        <w:trPr>
-          <w:cantSplit/>
-        </w:trPr>
-        <w:tc>
-          <w:tcPr>
-            <w:tcW w:type="dxa" w:w="466"/>
-            <w:tcBorders>
-              <w:top w:val="single" w:color="BFBFBF" w:sz="4"/>
-              <w:left w:val="single" w:color="BFBFBF" w:sz="4"/>
-              <w:bottom w:val="single" w:color="BFBFBF" w:sz="4"/>
-              <w:right w:val="single" w:color="BFBFBF" w:sz="4"/>
-            </w:tcBorders>
-            <w:tcMar>
-              <w:top w:type="dxa" w:w="30"/>
-              <w:left w:type="dxa" w:w="70"/>
-              <w:bottom w:type="dxa" w:w="30"/>
-              <w:right w:type="dxa" w:w="70"/>
-            </w:tcMar>
-          </w:tcPr>
-          <w:p>
-            <w:pPr>
-              <w:spacing w:after="0"/>
-            </w:pPr>
-            <w:r>
-              <w:rPr>
-                <w:rFonts w:ascii="Arial" w:cs="Arial" w:eastAsia="Arial" w:hAnsi="Arial"/>
-                <w:b w:val="false"/>
-                <w:bCs w:val="false"/>
-                <w:color w:val="000000"/>
-                <w:sz w:val="16"/>
-                <w:szCs w:val="16"/>
-              </w:rPr>
-              <w:t xml:space="preserve">5</w:t>
-            </w:r>
-          </w:p>
-        </w:tc>
-        <w:tc>
-          <w:tcPr>
-            <w:tcW w:type="dxa" w:w="2331"/>
-            <w:tcBorders>
-              <w:top w:val="single" w:color="BFBFBF" w:sz="4"/>
-              <w:left w:val="single" w:color="BFBFBF" w:sz="4"/>
-              <w:bottom w:val="single" w:color="BFBFBF" w:sz="4"/>
-              <w:right w:val="single" w:color="BFBFBF" w:sz="4"/>
-            </w:tcBorders>
-            <w:tcMar>
-              <w:top w:type="dxa" w:w="30"/>
-              <w:left w:type="dxa" w:w="70"/>
-              <w:bottom w:type="dxa" w:w="30"/>
-              <w:right w:type="dxa" w:w="70"/>
-            </w:tcMar>
-          </w:tcPr>
-          <w:p>
-            <w:pPr>
-              <w:spacing w:after="0"/>
-            </w:pPr>
-            <w:r>
-              <w:rPr>
-                <w:rFonts w:ascii="Arial" w:cs="Arial" w:eastAsia="Arial" w:hAnsi="Arial"/>
-                <w:b w:val="false"/>
-                <w:bCs w:val="false"/>
-                <w:color w:val="000000"/>
-                <w:sz w:val="16"/>
-                <w:szCs w:val="16"/>
-              </w:rPr>
-              <w:t xml:space="preserve">Cierre de la hoja</w:t>
-            </w:r>
-          </w:p>
-        </w:tc>
-        <w:tc>
-          <w:tcPr>
-            <w:tcW w:type="dxa" w:w="1981"/>
-            <w:tcBorders>
-              <w:top w:val="single" w:color="BFBFBF" w:sz="4"/>
-              <w:left w:val="single" w:color="BFBFBF" w:sz="4"/>
-              <w:bottom w:val="single" w:color="BFBFBF" w:sz="4"/>
-              <w:right w:val="single" w:color="BFBFBF" w:sz="4"/>
-            </w:tcBorders>
-            <w:tcMar>
-              <w:top w:type="dxa" w:w="30"/>
-              <w:left w:type="dxa" w:w="70"/>
-              <w:bottom w:type="dxa" w:w="30"/>
-              <w:right w:type="dxa" w:w="70"/>
-            </w:tcMar>
-          </w:tcPr>
-          <w:p>
-            <w:pPr>
-              <w:spacing w:after="0"/>
-            </w:pPr>
-            <w:r>
-              <w:rPr>
-                <w:rFonts w:ascii="Arial" w:cs="Arial" w:eastAsia="Arial" w:hAnsi="Arial"/>
-                <w:b w:val="false"/>
-                <w:bCs w:val="false"/>
-                <w:color w:val="000000"/>
-                <w:sz w:val="16"/>
-                <w:szCs w:val="16"/>
-              </w:rPr>
-              <w:t xml:space="preserve">Supervisor de calidad y responsable técnico</w:t>
-            </w:r>
-          </w:p>
-        </w:tc>
-        <w:tc>
-          <w:tcPr>
-            <w:tcW w:type="dxa" w:w="2331"/>
-            <w:tcBorders>
-              <w:top w:val="single" w:color="BFBFBF" w:sz="4"/>
-              <w:left w:val="single" w:color="BFBFBF" w:sz="4"/>
-              <w:bottom w:val="single" w:color="BFBFBF" w:sz="4"/>
-              <w:right w:val="single" w:color="BFBFBF" w:sz="4"/>
-            </w:tcBorders>
-            <w:tcMar>
-              <w:top w:type="dxa" w:w="30"/>
-              <w:left w:type="dxa" w:w="70"/>
-              <w:bottom w:type="dxa" w:w="30"/>
-              <w:right w:type="dxa" w:w="70"/>
-            </w:tcMar>
-          </w:tcPr>
-          <w:p>
-            <w:pPr>
-              <w:spacing w:after="0"/>
-            </w:pPr>
-            <w:r>
-              <w:rPr>
-                <w:rFonts w:ascii="Arial" w:cs="Arial" w:eastAsia="Arial" w:hAnsi="Arial"/>
-                <w:b w:val="false"/>
-                <w:bCs w:val="false"/>
-                <w:color w:val="000000"/>
-                <w:sz w:val="16"/>
-                <w:szCs w:val="16"/>
-              </w:rPr>
-              <w:t xml:space="preserve">Su celular</w:t>
-            </w:r>
-          </w:p>
-        </w:tc>
-        <w:tc>
-          <w:tcPr>
-            <w:tcW w:type="dxa" w:w="2797"/>
-            <w:tcBorders>
-              <w:top w:val="single" w:color="BFBFBF" w:sz="4"/>
-              <w:left w:val="single" w:color="BFBFBF" w:sz="4"/>
-              <w:bottom w:val="single" w:color="BFBFBF" w:sz="4"/>
-              <w:right w:val="single" w:color="BFBFBF" w:sz="4"/>
-            </w:tcBorders>
-            <w:tcMar>
-              <w:top w:type="dxa" w:w="30"/>
-              <w:left w:type="dxa" w:w="70"/>
-              <w:bottom w:type="dxa" w:w="30"/>
-              <w:right w:type="dxa" w:w="70"/>
-            </w:tcMar>
-          </w:tcPr>
-          <w:p>
-            <w:pPr>
-              <w:spacing w:after="0"/>
-            </w:pPr>
-            <w:r>
-              <w:rPr>
-                <w:rFonts w:ascii="Arial" w:cs="Arial" w:eastAsia="Arial" w:hAnsi="Arial"/>
-                <w:b w:val="false"/>
-                <w:bCs w:val="false"/>
-                <w:color w:val="000000"/>
-                <w:sz w:val="16"/>
-                <w:szCs w:val="16"/>
-              </w:rPr>
-              <w:t xml:space="preserve">Res. 349/07 art. 7 inc. 4 · visado de planillas; Res. 349/07 art. 19 · anomalías al libro de actas</w:t>
-            </w:r>
-          </w:p>
-        </w:tc>
-      </w:tr>
-      <w:tr>
-        <w:trPr>
-          <w:cantSplit/>
-        </w:trPr>
-        <w:tc>
-          <w:tcPr>
-            <w:tcW w:type="dxa" w:w="466"/>
-            <w:tcBorders>
-              <w:top w:val="single" w:color="BFBFBF" w:sz="4"/>
-              <w:left w:val="single" w:color="BFBFBF" w:sz="4"/>
-              <w:bottom w:val="single" w:color="BFBFBF" w:sz="4"/>
-              <w:right w:val="single" w:color="BFBFBF" w:sz="4"/>
-            </w:tcBorders>
-            <w:tcMar>
-              <w:top w:type="dxa" w:w="30"/>
-              <w:left w:type="dxa" w:w="70"/>
-              <w:bottom w:type="dxa" w:w="30"/>
-              <w:right w:type="dxa" w:w="70"/>
-            </w:tcMar>
-          </w:tcPr>
-          <w:p>
-            <w:pPr>
-              <w:spacing w:after="0"/>
-            </w:pPr>
-            <w:r>
-              <w:rPr>
-                <w:rFonts w:ascii="Arial" w:cs="Arial" w:eastAsia="Arial" w:hAnsi="Arial"/>
-                <w:b w:val="false"/>
-                <w:bCs w:val="false"/>
-                <w:color w:val="000000"/>
-                <w:sz w:val="16"/>
-                <w:szCs w:val="16"/>
-              </w:rPr>
-              <w:t xml:space="preserve">6</w:t>
-            </w:r>
-          </w:p>
-        </w:tc>
-        <w:tc>
-          <w:tcPr>
-            <w:tcW w:type="dxa" w:w="2331"/>
-            <w:tcBorders>
-              <w:top w:val="single" w:color="BFBFBF" w:sz="4"/>
-              <w:left w:val="single" w:color="BFBFBF" w:sz="4"/>
-              <w:bottom w:val="single" w:color="BFBFBF" w:sz="4"/>
-              <w:right w:val="single" w:color="BFBFBF" w:sz="4"/>
-            </w:tcBorders>
-            <w:tcMar>
-              <w:top w:type="dxa" w:w="30"/>
-              <w:left w:type="dxa" w:w="70"/>
-              <w:bottom w:type="dxa" w:w="30"/>
-              <w:right w:type="dxa" w:w="70"/>
-            </w:tcMar>
-          </w:tcPr>
-          <w:p>
-            <w:pPr>
-              <w:spacing w:after="0"/>
-            </w:pPr>
-            <w:r>
-              <w:rPr>
-                <w:rFonts w:ascii="Arial" w:cs="Arial" w:eastAsia="Arial" w:hAnsi="Arial"/>
-                <w:b w:val="false"/>
-                <w:bCs w:val="false"/>
-                <w:color w:val="000000"/>
-                <w:sz w:val="16"/>
-                <w:szCs w:val="16"/>
-              </w:rPr>
-              <w:t xml:space="preserve">Etiquetado: una lectura por equipo</w:t>
-            </w:r>
-          </w:p>
-        </w:tc>
-        <w:tc>
-          <w:tcPr>
-            <w:tcW w:type="dxa" w:w="1981"/>
-            <w:tcBorders>
-              <w:top w:val="single" w:color="BFBFBF" w:sz="4"/>
-              <w:left w:val="single" w:color="BFBFBF" w:sz="4"/>
-              <w:bottom w:val="single" w:color="BFBFBF" w:sz="4"/>
-              <w:right w:val="single" w:color="BFBFBF" w:sz="4"/>
-            </w:tcBorders>
-            <w:tcMar>
-              <w:top w:type="dxa" w:w="30"/>
-              <w:left w:type="dxa" w:w="70"/>
-              <w:bottom w:type="dxa" w:w="30"/>
-              <w:right w:type="dxa" w:w="70"/>
-            </w:tcMar>
-          </w:tcPr>
-          <w:p>
-            <w:pPr>
-              <w:spacing w:after="0"/>
-            </w:pPr>
-            <w:r>
-              <w:rPr>
-                <w:rFonts w:ascii="Arial" w:cs="Arial" w:eastAsia="Arial" w:hAnsi="Arial"/>
-                <w:b w:val="false"/>
-                <w:bCs w:val="false"/>
-                <w:color w:val="000000"/>
-                <w:sz w:val="16"/>
-                <w:szCs w:val="16"/>
-              </w:rPr>
-              <w:t xml:space="preserve">Operario de etiquetado</w:t>
-            </w:r>
-          </w:p>
-        </w:tc>
-        <w:tc>
-          <w:tcPr>
-            <w:tcW w:type="dxa" w:w="2331"/>
-            <w:tcBorders>
-              <w:top w:val="single" w:color="BFBFBF" w:sz="4"/>
-              <w:left w:val="single" w:color="BFBFBF" w:sz="4"/>
-              <w:bottom w:val="single" w:color="BFBFBF" w:sz="4"/>
-              <w:right w:val="single" w:color="BFBFBF" w:sz="4"/>
-            </w:tcBorders>
-            <w:tcMar>
-              <w:top w:type="dxa" w:w="30"/>
-              <w:left w:type="dxa" w:w="70"/>
-              <w:bottom w:type="dxa" w:w="30"/>
-              <w:right w:type="dxa" w:w="70"/>
-            </w:tcMar>
-          </w:tcPr>
-          <w:p>
-            <w:pPr>
-              <w:spacing w:after="0"/>
-            </w:pPr>
-            <w:r>
-              <w:rPr>
-                <w:rFonts w:ascii="Arial" w:cs="Arial" w:eastAsia="Arial" w:hAnsi="Arial"/>
-                <w:b w:val="false"/>
-                <w:bCs w:val="false"/>
-                <w:color w:val="000000"/>
-                <w:sz w:val="16"/>
-                <w:szCs w:val="16"/>
-              </w:rPr>
-              <w:t xml:space="preserve">PC e impresora (ya están) + lector de mano para grabados (nuevo)</w:t>
-            </w:r>
-          </w:p>
-        </w:tc>
-        <w:tc>
-          <w:tcPr>
-            <w:tcW w:type="dxa" w:w="2797"/>
-            <w:tcBorders>
-              <w:top w:val="single" w:color="BFBFBF" w:sz="4"/>
-              <w:left w:val="single" w:color="BFBFBF" w:sz="4"/>
-              <w:bottom w:val="single" w:color="BFBFBF" w:sz="4"/>
-              <w:right w:val="single" w:color="BFBFBF" w:sz="4"/>
-            </w:tcBorders>
-            <w:tcMar>
-              <w:top w:type="dxa" w:w="30"/>
-              <w:left w:type="dxa" w:w="70"/>
-              <w:bottom w:type="dxa" w:w="30"/>
-              <w:right w:type="dxa" w:w="70"/>
-            </w:tcMar>
-          </w:tcPr>
-          <w:p>
-            <w:pPr>
-              <w:spacing w:after="0"/>
-            </w:pPr>
-            <w:r>
-              <w:rPr>
-                <w:rFonts w:ascii="Arial" w:cs="Arial" w:eastAsia="Arial" w:hAnsi="Arial"/>
-                <w:b w:val="false"/>
-                <w:bCs w:val="false"/>
-                <w:color w:val="000000"/>
-                <w:sz w:val="16"/>
-                <w:szCs w:val="16"/>
-              </w:rPr>
-              <w:t xml:space="preserve">Res. 349/07 art. 21-23 · estampilla de fabricación DPS; Res. 349/07 art. 46 · solo estampillas propias; IRAM 3550 5.2.5 · etiqueta del fabricante</w:t>
-            </w:r>
-          </w:p>
-        </w:tc>
-      </w:tr>
-      <w:tr>
-        <w:trPr>
-          <w:cantSplit/>
-        </w:trPr>
-        <w:tc>
-          <w:tcPr>
-            <w:tcW w:type="dxa" w:w="466"/>
-            <w:tcBorders>
-              <w:top w:val="single" w:color="BFBFBF" w:sz="4"/>
-              <w:left w:val="single" w:color="BFBFBF" w:sz="4"/>
-              <w:bottom w:val="single" w:color="BFBFBF" w:sz="4"/>
-              <w:right w:val="single" w:color="BFBFBF" w:sz="4"/>
-            </w:tcBorders>
-            <w:tcMar>
-              <w:top w:type="dxa" w:w="30"/>
-              <w:left w:type="dxa" w:w="70"/>
-              <w:bottom w:type="dxa" w:w="30"/>
-              <w:right w:type="dxa" w:w="70"/>
-            </w:tcMar>
-          </w:tcPr>
-          <w:p>
-            <w:pPr>
-              <w:spacing w:after="0"/>
-            </w:pPr>
-            <w:r>
-              <w:rPr>
-                <w:rFonts w:ascii="Arial" w:cs="Arial" w:eastAsia="Arial" w:hAnsi="Arial"/>
-                <w:b w:val="false"/>
-                <w:bCs w:val="false"/>
-                <w:color w:val="000000"/>
-                <w:sz w:val="16"/>
-                <w:szCs w:val="16"/>
-              </w:rPr>
-              <w:t xml:space="preserve">7</w:t>
-            </w:r>
-          </w:p>
-        </w:tc>
-        <w:tc>
-          <w:tcPr>
-            <w:tcW w:type="dxa" w:w="2331"/>
-            <w:tcBorders>
-              <w:top w:val="single" w:color="BFBFBF" w:sz="4"/>
-              <w:left w:val="single" w:color="BFBFBF" w:sz="4"/>
-              <w:bottom w:val="single" w:color="BFBFBF" w:sz="4"/>
-              <w:right w:val="single" w:color="BFBFBF" w:sz="4"/>
-            </w:tcBorders>
-            <w:tcMar>
-              <w:top w:type="dxa" w:w="30"/>
-              <w:left w:type="dxa" w:w="70"/>
-              <w:bottom w:type="dxa" w:w="30"/>
-              <w:right w:type="dxa" w:w="70"/>
-            </w:tcMar>
-          </w:tcPr>
-          <w:p>
-            <w:pPr>
-              <w:spacing w:after="0"/>
-            </w:pPr>
-            <w:r>
-              <w:rPr>
-                <w:rFonts w:ascii="Arial" w:cs="Arial" w:eastAsia="Arial" w:hAnsi="Arial"/>
-                <w:b w:val="false"/>
-                <w:bCs w:val="false"/>
-                <w:color w:val="000000"/>
-                <w:sz w:val="16"/>
-                <w:szCs w:val="16"/>
-              </w:rPr>
-              <w:t xml:space="preserve">Embalaje y pallet</w:t>
-            </w:r>
-          </w:p>
-        </w:tc>
-        <w:tc>
-          <w:tcPr>
-            <w:tcW w:type="dxa" w:w="1981"/>
-            <w:tcBorders>
-              <w:top w:val="single" w:color="BFBFBF" w:sz="4"/>
-              <w:left w:val="single" w:color="BFBFBF" w:sz="4"/>
-              <w:bottom w:val="single" w:color="BFBFBF" w:sz="4"/>
-              <w:right w:val="single" w:color="BFBFBF" w:sz="4"/>
-            </w:tcBorders>
-            <w:tcMar>
-              <w:top w:type="dxa" w:w="30"/>
-              <w:left w:type="dxa" w:w="70"/>
-              <w:bottom w:type="dxa" w:w="30"/>
-              <w:right w:type="dxa" w:w="70"/>
-            </w:tcMar>
-          </w:tcPr>
-          <w:p>
-            <w:pPr>
-              <w:spacing w:after="0"/>
-            </w:pPr>
-            <w:r>
-              <w:rPr>
-                <w:rFonts w:ascii="Arial" w:cs="Arial" w:eastAsia="Arial" w:hAnsi="Arial"/>
-                <w:b w:val="false"/>
-                <w:bCs w:val="false"/>
-                <w:color w:val="000000"/>
-                <w:sz w:val="16"/>
-                <w:szCs w:val="16"/>
-              </w:rPr>
-              <w:t xml:space="preserve">Operario de embalaje</w:t>
-            </w:r>
-          </w:p>
-        </w:tc>
-        <w:tc>
-          <w:tcPr>
-            <w:tcW w:type="dxa" w:w="2331"/>
-            <w:tcBorders>
-              <w:top w:val="single" w:color="BFBFBF" w:sz="4"/>
-              <w:left w:val="single" w:color="BFBFBF" w:sz="4"/>
-              <w:bottom w:val="single" w:color="BFBFBF" w:sz="4"/>
-              <w:right w:val="single" w:color="BFBFBF" w:sz="4"/>
-            </w:tcBorders>
-            <w:tcMar>
-              <w:top w:type="dxa" w:w="30"/>
-              <w:left w:type="dxa" w:w="70"/>
-              <w:bottom w:type="dxa" w:w="30"/>
-              <w:right w:type="dxa" w:w="70"/>
-            </w:tcMar>
-          </w:tcPr>
-          <w:p>
-            <w:pPr>
-              <w:spacing w:after="0"/>
-            </w:pPr>
-            <w:r>
-              <w:rPr>
-                <w:rFonts w:ascii="Arial" w:cs="Arial" w:eastAsia="Arial" w:hAnsi="Arial"/>
-                <w:b w:val="false"/>
-                <w:bCs w:val="false"/>
-                <w:color w:val="000000"/>
-                <w:sz w:val="16"/>
-                <w:szCs w:val="16"/>
-              </w:rPr>
-              <w:t xml:space="preserve">La misma PC, lector e impresora</w:t>
-            </w:r>
-          </w:p>
-        </w:tc>
-        <w:tc>
-          <w:tcPr>
-            <w:tcW w:type="dxa" w:w="2797"/>
-            <w:tcBorders>
-              <w:top w:val="single" w:color="BFBFBF" w:sz="4"/>
-              <w:left w:val="single" w:color="BFBFBF" w:sz="4"/>
-              <w:bottom w:val="single" w:color="BFBFBF" w:sz="4"/>
-              <w:right w:val="single" w:color="BFBFBF" w:sz="4"/>
-            </w:tcBorders>
-            <w:tcMar>
-              <w:top w:type="dxa" w:w="30"/>
-              <w:left w:type="dxa" w:w="70"/>
-              <w:bottom w:type="dxa" w:w="30"/>
-              <w:right w:type="dxa" w:w="70"/>
-            </w:tcMar>
-          </w:tcPr>
-          <w:p>
-            <w:pPr>
-              <w:spacing w:after="0"/>
-            </w:pPr>
-            <w:r>
-              <w:rPr>
-                <w:rFonts w:ascii="Arial" w:cs="Arial" w:eastAsia="Arial" w:hAnsi="Arial"/>
-                <w:b w:val="false"/>
-                <w:bCs w:val="false"/>
-                <w:color w:val="000000"/>
-                <w:sz w:val="16"/>
-                <w:szCs w:val="16"/>
-              </w:rPr>
-              <w:t xml:space="preserve">GS1 · SSCC de 18 dígitos (criterio)</w:t>
-            </w:r>
-          </w:p>
-        </w:tc>
-      </w:tr>
-      <w:tr>
-        <w:trPr>
-          <w:cantSplit/>
-        </w:trPr>
-        <w:tc>
-          <w:tcPr>
-            <w:tcW w:type="dxa" w:w="466"/>
-            <w:tcBorders>
-              <w:top w:val="single" w:color="BFBFBF" w:sz="4"/>
-              <w:left w:val="single" w:color="BFBFBF" w:sz="4"/>
-              <w:bottom w:val="single" w:color="BFBFBF" w:sz="4"/>
-              <w:right w:val="single" w:color="BFBFBF" w:sz="4"/>
-            </w:tcBorders>
-            <w:tcMar>
-              <w:top w:type="dxa" w:w="30"/>
-              <w:left w:type="dxa" w:w="70"/>
-              <w:bottom w:type="dxa" w:w="30"/>
-              <w:right w:type="dxa" w:w="70"/>
-            </w:tcMar>
-          </w:tcPr>
-          <w:p>
-            <w:pPr>
-              <w:spacing w:after="0"/>
-            </w:pPr>
-            <w:r>
-              <w:rPr>
-                <w:rFonts w:ascii="Arial" w:cs="Arial" w:eastAsia="Arial" w:hAnsi="Arial"/>
-                <w:b w:val="false"/>
-                <w:bCs w:val="false"/>
-                <w:color w:val="000000"/>
-                <w:sz w:val="16"/>
-                <w:szCs w:val="16"/>
-              </w:rPr>
-              <w:t xml:space="preserve">8</w:t>
-            </w:r>
-          </w:p>
-        </w:tc>
-        <w:tc>
-          <w:tcPr>
-            <w:tcW w:type="dxa" w:w="2331"/>
-            <w:tcBorders>
-              <w:top w:val="single" w:color="BFBFBF" w:sz="4"/>
-              <w:left w:val="single" w:color="BFBFBF" w:sz="4"/>
-              <w:bottom w:val="single" w:color="BFBFBF" w:sz="4"/>
-              <w:right w:val="single" w:color="BFBFBF" w:sz="4"/>
-            </w:tcBorders>
-            <w:tcMar>
-              <w:top w:type="dxa" w:w="30"/>
-              <w:left w:type="dxa" w:w="70"/>
-              <w:bottom w:type="dxa" w:w="30"/>
-              <w:right w:type="dxa" w:w="70"/>
-            </w:tcMar>
-          </w:tcPr>
-          <w:p>
-            <w:pPr>
-              <w:spacing w:after="0"/>
-            </w:pPr>
-            <w:r>
-              <w:rPr>
-                <w:rFonts w:ascii="Arial" w:cs="Arial" w:eastAsia="Arial" w:hAnsi="Arial"/>
-                <w:b w:val="false"/>
-                <w:bCs w:val="false"/>
-                <w:color w:val="000000"/>
-                <w:sz w:val="16"/>
-                <w:szCs w:val="16"/>
-              </w:rPr>
-              <w:t xml:space="preserve">Despacho y carga</w:t>
-            </w:r>
-          </w:p>
-        </w:tc>
-        <w:tc>
-          <w:tcPr>
-            <w:tcW w:type="dxa" w:w="1981"/>
-            <w:tcBorders>
-              <w:top w:val="single" w:color="BFBFBF" w:sz="4"/>
-              <w:left w:val="single" w:color="BFBFBF" w:sz="4"/>
-              <w:bottom w:val="single" w:color="BFBFBF" w:sz="4"/>
-              <w:right w:val="single" w:color="BFBFBF" w:sz="4"/>
-            </w:tcBorders>
-            <w:tcMar>
-              <w:top w:type="dxa" w:w="30"/>
-              <w:left w:type="dxa" w:w="70"/>
-              <w:bottom w:type="dxa" w:w="30"/>
-              <w:right w:type="dxa" w:w="70"/>
-            </w:tcMar>
-          </w:tcPr>
-          <w:p>
-            <w:pPr>
-              <w:spacing w:after="0"/>
-            </w:pPr>
-            <w:r>
-              <w:rPr>
-                <w:rFonts w:ascii="Arial" w:cs="Arial" w:eastAsia="Arial" w:hAnsi="Arial"/>
-                <w:b w:val="false"/>
-                <w:bCs w:val="false"/>
-                <w:color w:val="000000"/>
-                <w:sz w:val="16"/>
-                <w:szCs w:val="16"/>
-              </w:rPr>
-              <w:t xml:space="preserve">Depósito y chofer</w:t>
-            </w:r>
-          </w:p>
-        </w:tc>
-        <w:tc>
-          <w:tcPr>
-            <w:tcW w:type="dxa" w:w="2331"/>
-            <w:tcBorders>
-              <w:top w:val="single" w:color="BFBFBF" w:sz="4"/>
-              <w:left w:val="single" w:color="BFBFBF" w:sz="4"/>
-              <w:bottom w:val="single" w:color="BFBFBF" w:sz="4"/>
-              <w:right w:val="single" w:color="BFBFBF" w:sz="4"/>
-            </w:tcBorders>
-            <w:tcMar>
-              <w:top w:type="dxa" w:w="30"/>
-              <w:left w:type="dxa" w:w="70"/>
-              <w:bottom w:type="dxa" w:w="30"/>
-              <w:right w:type="dxa" w:w="70"/>
-            </w:tcMar>
-          </w:tcPr>
-          <w:p>
-            <w:pPr>
-              <w:spacing w:after="0"/>
-            </w:pPr>
-            <w:r>
-              <w:rPr>
-                <w:rFonts w:ascii="Arial" w:cs="Arial" w:eastAsia="Arial" w:hAnsi="Arial"/>
-                <w:b w:val="false"/>
-                <w:bCs w:val="false"/>
-                <w:color w:val="000000"/>
-                <w:sz w:val="16"/>
-                <w:szCs w:val="16"/>
-              </w:rPr>
-              <w:t xml:space="preserve">PC del depósito + lector</w:t>
-            </w:r>
-          </w:p>
-        </w:tc>
-        <w:tc>
-          <w:tcPr>
-            <w:tcW w:type="dxa" w:w="2797"/>
-            <w:tcBorders>
-              <w:top w:val="single" w:color="BFBFBF" w:sz="4"/>
-              <w:left w:val="single" w:color="BFBFBF" w:sz="4"/>
-              <w:bottom w:val="single" w:color="BFBFBF" w:sz="4"/>
-              <w:right w:val="single" w:color="BFBFBF" w:sz="4"/>
-            </w:tcBorders>
-            <w:tcMar>
-              <w:top w:type="dxa" w:w="30"/>
-              <w:left w:type="dxa" w:w="70"/>
-              <w:bottom w:type="dxa" w:w="30"/>
-              <w:right w:type="dxa" w:w="70"/>
-            </w:tcMar>
-          </w:tcPr>
-          <w:p>
-            <w:pPr>
-              <w:spacing w:after="0"/>
-            </w:pPr>
-            <w:r>
-              <w:rPr>
-                <w:rFonts w:ascii="Arial" w:cs="Arial" w:eastAsia="Arial" w:hAnsi="Arial"/>
-                <w:b w:val="false"/>
-                <w:bCs w:val="false"/>
-                <w:color w:val="000000"/>
-                <w:sz w:val="16"/>
-                <w:szCs w:val="16"/>
-              </w:rPr>
-              <w:t xml:space="preserve">CCyCN art. 1298 · carta de porte; Res. 195/97 · cantidad exenta; ARBA · COT</w:t>
-            </w:r>
-          </w:p>
-        </w:tc>
-      </w:tr>
-      <w:tr>
-        <w:trPr>
-          <w:cantSplit/>
-        </w:trPr>
-        <w:tc>
-          <w:tcPr>
-            <w:tcW w:type="dxa" w:w="466"/>
-            <w:tcBorders>
-              <w:top w:val="single" w:color="BFBFBF" w:sz="4"/>
-              <w:left w:val="single" w:color="BFBFBF" w:sz="4"/>
-              <w:bottom w:val="single" w:color="BFBFBF" w:sz="4"/>
-              <w:right w:val="single" w:color="BFBFBF" w:sz="4"/>
-            </w:tcBorders>
-            <w:tcMar>
-              <w:top w:type="dxa" w:w="30"/>
-              <w:left w:type="dxa" w:w="70"/>
-              <w:bottom w:type="dxa" w:w="30"/>
-              <w:right w:type="dxa" w:w="70"/>
-            </w:tcMar>
-          </w:tcPr>
-          <w:p>
-            <w:pPr>
-              <w:spacing w:after="0"/>
-            </w:pPr>
-            <w:r>
-              <w:rPr>
-                <w:rFonts w:ascii="Arial" w:cs="Arial" w:eastAsia="Arial" w:hAnsi="Arial"/>
-                <w:b w:val="false"/>
-                <w:bCs w:val="false"/>
-                <w:color w:val="000000"/>
-                <w:sz w:val="16"/>
-                <w:szCs w:val="16"/>
-              </w:rPr>
-              <w:t xml:space="preserve">9</w:t>
-            </w:r>
-          </w:p>
-        </w:tc>
-        <w:tc>
-          <w:tcPr>
-            <w:tcW w:type="dxa" w:w="2331"/>
-            <w:tcBorders>
-              <w:top w:val="single" w:color="BFBFBF" w:sz="4"/>
-              <w:left w:val="single" w:color="BFBFBF" w:sz="4"/>
-              <w:bottom w:val="single" w:color="BFBFBF" w:sz="4"/>
-              <w:right w:val="single" w:color="BFBFBF" w:sz="4"/>
-            </w:tcBorders>
-            <w:tcMar>
-              <w:top w:type="dxa" w:w="30"/>
-              <w:left w:type="dxa" w:w="70"/>
-              <w:bottom w:type="dxa" w:w="30"/>
-              <w:right w:type="dxa" w:w="70"/>
-            </w:tcMar>
-          </w:tcPr>
-          <w:p>
-            <w:pPr>
-              <w:spacing w:after="0"/>
-            </w:pPr>
-            <w:r>
-              <w:rPr>
-                <w:rFonts w:ascii="Arial" w:cs="Arial" w:eastAsia="Arial" w:hAnsi="Arial"/>
-                <w:b w:val="false"/>
-                <w:bCs w:val="false"/>
-                <w:color w:val="000000"/>
-                <w:sz w:val="16"/>
-                <w:szCs w:val="16"/>
-              </w:rPr>
-              <w:t xml:space="preserve">El chofer confirma la salida</w:t>
-            </w:r>
-          </w:p>
-        </w:tc>
-        <w:tc>
-          <w:tcPr>
-            <w:tcW w:type="dxa" w:w="1981"/>
-            <w:tcBorders>
-              <w:top w:val="single" w:color="BFBFBF" w:sz="4"/>
-              <w:left w:val="single" w:color="BFBFBF" w:sz="4"/>
-              <w:bottom w:val="single" w:color="BFBFBF" w:sz="4"/>
-              <w:right w:val="single" w:color="BFBFBF" w:sz="4"/>
-            </w:tcBorders>
-            <w:tcMar>
-              <w:top w:type="dxa" w:w="30"/>
-              <w:left w:type="dxa" w:w="70"/>
-              <w:bottom w:type="dxa" w:w="30"/>
-              <w:right w:type="dxa" w:w="70"/>
-            </w:tcMar>
-          </w:tcPr>
-          <w:p>
-            <w:pPr>
-              <w:spacing w:after="0"/>
-            </w:pPr>
-            <w:r>
-              <w:rPr>
-                <w:rFonts w:ascii="Arial" w:cs="Arial" w:eastAsia="Arial" w:hAnsi="Arial"/>
-                <w:b w:val="false"/>
-                <w:bCs w:val="false"/>
-                <w:color w:val="000000"/>
-                <w:sz w:val="16"/>
-                <w:szCs w:val="16"/>
-              </w:rPr>
-              <w:t xml:space="preserve">Chofer</w:t>
-            </w:r>
-          </w:p>
-        </w:tc>
-        <w:tc>
-          <w:tcPr>
-            <w:tcW w:type="dxa" w:w="2331"/>
-            <w:tcBorders>
-              <w:top w:val="single" w:color="BFBFBF" w:sz="4"/>
-              <w:left w:val="single" w:color="BFBFBF" w:sz="4"/>
-              <w:bottom w:val="single" w:color="BFBFBF" w:sz="4"/>
-              <w:right w:val="single" w:color="BFBFBF" w:sz="4"/>
-            </w:tcBorders>
-            <w:tcMar>
-              <w:top w:type="dxa" w:w="30"/>
-              <w:left w:type="dxa" w:w="70"/>
-              <w:bottom w:type="dxa" w:w="30"/>
-              <w:right w:type="dxa" w:w="70"/>
-            </w:tcMar>
-          </w:tcPr>
-          <w:p>
-            <w:pPr>
-              <w:spacing w:after="0"/>
-            </w:pPr>
-            <w:r>
-              <w:rPr>
-                <w:rFonts w:ascii="Arial" w:cs="Arial" w:eastAsia="Arial" w:hAnsi="Arial"/>
-                <w:b w:val="false"/>
-                <w:bCs w:val="false"/>
-                <w:color w:val="000000"/>
-                <w:sz w:val="16"/>
-                <w:szCs w:val="16"/>
-              </w:rPr>
-              <w:t xml:space="preserve">Su celular</w:t>
-            </w:r>
-          </w:p>
-        </w:tc>
-        <w:tc>
-          <w:tcPr>
-            <w:tcW w:type="dxa" w:w="2797"/>
-            <w:tcBorders>
-              <w:top w:val="single" w:color="BFBFBF" w:sz="4"/>
-              <w:left w:val="single" w:color="BFBFBF" w:sz="4"/>
-              <w:bottom w:val="single" w:color="BFBFBF" w:sz="4"/>
-              <w:right w:val="single" w:color="BFBFBF" w:sz="4"/>
-            </w:tcBorders>
-            <w:tcMar>
-              <w:top w:type="dxa" w:w="30"/>
-              <w:left w:type="dxa" w:w="70"/>
-              <w:bottom w:type="dxa" w:w="30"/>
-              <w:right w:type="dxa" w:w="70"/>
-            </w:tcMar>
-          </w:tcPr>
-          <w:p>
-            <w:pPr>
-              <w:spacing w:after="0"/>
-            </w:pPr>
-            <w:r>
-              <w:rPr>
-                <w:rFonts w:ascii="Arial" w:cs="Arial" w:eastAsia="Arial" w:hAnsi="Arial"/>
-                <w:b w:val="false"/>
-                <w:bCs w:val="false"/>
-                <w:color w:val="000000"/>
-                <w:sz w:val="16"/>
-                <w:szCs w:val="16"/>
-              </w:rPr>
-              <w:t xml:space="preserve">—</w:t>
-            </w:r>
-          </w:p>
-        </w:tc>
-      </w:tr>
-      <w:tr>
-        <w:trPr>
-          <w:cantSplit/>
-        </w:trPr>
-        <w:tc>
-          <w:tcPr>
-            <w:tcW w:type="dxa" w:w="466"/>
-            <w:tcBorders>
-              <w:top w:val="single" w:color="BFBFBF" w:sz="4"/>
-              <w:left w:val="single" w:color="BFBFBF" w:sz="4"/>
-              <w:bottom w:val="single" w:color="BFBFBF" w:sz="4"/>
-              <w:right w:val="single" w:color="BFBFBF" w:sz="4"/>
-            </w:tcBorders>
-            <w:tcMar>
-              <w:top w:type="dxa" w:w="30"/>
-              <w:left w:type="dxa" w:w="70"/>
-              <w:bottom w:type="dxa" w:w="30"/>
-              <w:right w:type="dxa" w:w="70"/>
-            </w:tcMar>
-          </w:tcPr>
-          <w:p>
-            <w:pPr>
-              <w:spacing w:after="0"/>
-            </w:pPr>
-            <w:r>
-              <w:rPr>
-                <w:rFonts w:ascii="Arial" w:cs="Arial" w:eastAsia="Arial" w:hAnsi="Arial"/>
-                <w:b w:val="false"/>
-                <w:bCs w:val="false"/>
-                <w:color w:val="000000"/>
-                <w:sz w:val="16"/>
-                <w:szCs w:val="16"/>
-              </w:rPr>
-              <w:t xml:space="preserve">10</w:t>
-            </w:r>
-          </w:p>
-        </w:tc>
-        <w:tc>
-          <w:tcPr>
-            <w:tcW w:type="dxa" w:w="2331"/>
-            <w:tcBorders>
-              <w:top w:val="single" w:color="BFBFBF" w:sz="4"/>
-              <w:left w:val="single" w:color="BFBFBF" w:sz="4"/>
-              <w:bottom w:val="single" w:color="BFBFBF" w:sz="4"/>
-              <w:right w:val="single" w:color="BFBFBF" w:sz="4"/>
-            </w:tcBorders>
-            <w:tcMar>
-              <w:top w:type="dxa" w:w="30"/>
-              <w:left w:type="dxa" w:w="70"/>
-              <w:bottom w:type="dxa" w:w="30"/>
-              <w:right w:type="dxa" w:w="70"/>
-            </w:tcMar>
-          </w:tcPr>
-          <w:p>
-            <w:pPr>
-              <w:spacing w:after="0"/>
-            </w:pPr>
-            <w:r>
-              <w:rPr>
-                <w:rFonts w:ascii="Arial" w:cs="Arial" w:eastAsia="Arial" w:hAnsi="Arial"/>
-                <w:b w:val="false"/>
-                <w:bCs w:val="false"/>
-                <w:color w:val="000000"/>
-                <w:sz w:val="16"/>
-                <w:szCs w:val="16"/>
-              </w:rPr>
-              <w:t xml:space="preserve">Recibe el distribuidor</w:t>
-            </w:r>
-          </w:p>
-        </w:tc>
-        <w:tc>
-          <w:tcPr>
-            <w:tcW w:type="dxa" w:w="1981"/>
-            <w:tcBorders>
-              <w:top w:val="single" w:color="BFBFBF" w:sz="4"/>
-              <w:left w:val="single" w:color="BFBFBF" w:sz="4"/>
-              <w:bottom w:val="single" w:color="BFBFBF" w:sz="4"/>
-              <w:right w:val="single" w:color="BFBFBF" w:sz="4"/>
-            </w:tcBorders>
-            <w:tcMar>
-              <w:top w:type="dxa" w:w="30"/>
-              <w:left w:type="dxa" w:w="70"/>
-              <w:bottom w:type="dxa" w:w="30"/>
-              <w:right w:type="dxa" w:w="70"/>
-            </w:tcMar>
-          </w:tcPr>
-          <w:p>
-            <w:pPr>
-              <w:spacing w:after="0"/>
-            </w:pPr>
-            <w:r>
-              <w:rPr>
-                <w:rFonts w:ascii="Arial" w:cs="Arial" w:eastAsia="Arial" w:hAnsi="Arial"/>
-                <w:b w:val="false"/>
-                <w:bCs w:val="false"/>
-                <w:color w:val="000000"/>
-                <w:sz w:val="16"/>
-                <w:szCs w:val="16"/>
-              </w:rPr>
-              <w:t xml:space="preserve">Distribuidor (comercializador inscripto)</w:t>
-            </w:r>
-          </w:p>
-        </w:tc>
-        <w:tc>
-          <w:tcPr>
-            <w:tcW w:type="dxa" w:w="2331"/>
-            <w:tcBorders>
-              <w:top w:val="single" w:color="BFBFBF" w:sz="4"/>
-              <w:left w:val="single" w:color="BFBFBF" w:sz="4"/>
-              <w:bottom w:val="single" w:color="BFBFBF" w:sz="4"/>
-              <w:right w:val="single" w:color="BFBFBF" w:sz="4"/>
-            </w:tcBorders>
-            <w:tcMar>
-              <w:top w:type="dxa" w:w="30"/>
-              <w:left w:type="dxa" w:w="70"/>
-              <w:bottom w:type="dxa" w:w="30"/>
-              <w:right w:type="dxa" w:w="70"/>
-            </w:tcMar>
-          </w:tcPr>
-          <w:p>
-            <w:pPr>
-              <w:spacing w:after="0"/>
-            </w:pPr>
-            <w:r>
-              <w:rPr>
-                <w:rFonts w:ascii="Arial" w:cs="Arial" w:eastAsia="Arial" w:hAnsi="Arial"/>
-                <w:b w:val="false"/>
-                <w:bCs w:val="false"/>
-                <w:color w:val="000000"/>
-                <w:sz w:val="16"/>
-                <w:szCs w:val="16"/>
-              </w:rPr>
-              <w:t xml:space="preserve">Su celular</w:t>
-            </w:r>
-          </w:p>
-        </w:tc>
-        <w:tc>
-          <w:tcPr>
-            <w:tcW w:type="dxa" w:w="2797"/>
-            <w:tcBorders>
-              <w:top w:val="single" w:color="BFBFBF" w:sz="4"/>
-              <w:left w:val="single" w:color="BFBFBF" w:sz="4"/>
-              <w:bottom w:val="single" w:color="BFBFBF" w:sz="4"/>
-              <w:right w:val="single" w:color="BFBFBF" w:sz="4"/>
-            </w:tcBorders>
-            <w:tcMar>
-              <w:top w:type="dxa" w:w="30"/>
-              <w:left w:type="dxa" w:w="70"/>
-              <w:bottom w:type="dxa" w:w="30"/>
-              <w:right w:type="dxa" w:w="70"/>
-            </w:tcMar>
-          </w:tcPr>
-          <w:p>
-            <w:pPr>
-              <w:spacing w:after="0"/>
-            </w:pPr>
-            <w:r>
-              <w:rPr>
-                <w:rFonts w:ascii="Arial" w:cs="Arial" w:eastAsia="Arial" w:hAnsi="Arial"/>
-                <w:b w:val="false"/>
-                <w:bCs w:val="false"/>
-                <w:color w:val="000000"/>
-                <w:sz w:val="16"/>
-                <w:szCs w:val="16"/>
-              </w:rPr>
-              <w:t xml:space="preserve">Res. 349/07 art. 3 · registro de comercializadores; Res. 349/07 art. 6 · completa la tarjeta solo en su lugar</w:t>
-            </w:r>
-          </w:p>
-        </w:tc>
-      </w:tr>
-      <w:tr>
-        <w:trPr>
-          <w:cantSplit/>
-        </w:trPr>
-        <w:tc>
-          <w:tcPr>
-            <w:tcW w:type="dxa" w:w="466"/>
-            <w:tcBorders>
-              <w:top w:val="single" w:color="BFBFBF" w:sz="4"/>
-              <w:left w:val="single" w:color="BFBFBF" w:sz="4"/>
-              <w:bottom w:val="single" w:color="BFBFBF" w:sz="4"/>
-              <w:right w:val="single" w:color="BFBFBF" w:sz="4"/>
-            </w:tcBorders>
-            <w:tcMar>
-              <w:top w:type="dxa" w:w="30"/>
-              <w:left w:type="dxa" w:w="70"/>
-              <w:bottom w:type="dxa" w:w="30"/>
-              <w:right w:type="dxa" w:w="70"/>
-            </w:tcMar>
-          </w:tcPr>
-          <w:p>
-            <w:pPr>
-              <w:spacing w:after="0"/>
-            </w:pPr>
-            <w:r>
-              <w:rPr>
-                <w:rFonts w:ascii="Arial" w:cs="Arial" w:eastAsia="Arial" w:hAnsi="Arial"/>
-                <w:b w:val="false"/>
-                <w:bCs w:val="false"/>
-                <w:color w:val="000000"/>
-                <w:sz w:val="16"/>
-                <w:szCs w:val="16"/>
-              </w:rPr>
-              <w:t xml:space="preserve">11</w:t>
-            </w:r>
-          </w:p>
-        </w:tc>
-        <w:tc>
-          <w:tcPr>
-            <w:tcW w:type="dxa" w:w="2331"/>
-            <w:tcBorders>
-              <w:top w:val="single" w:color="BFBFBF" w:sz="4"/>
-              <w:left w:val="single" w:color="BFBFBF" w:sz="4"/>
-              <w:bottom w:val="single" w:color="BFBFBF" w:sz="4"/>
-              <w:right w:val="single" w:color="BFBFBF" w:sz="4"/>
-            </w:tcBorders>
-            <w:tcMar>
-              <w:top w:type="dxa" w:w="30"/>
-              <w:left w:type="dxa" w:w="70"/>
-              <w:bottom w:type="dxa" w:w="30"/>
-              <w:right w:type="dxa" w:w="70"/>
-            </w:tcMar>
-          </w:tcPr>
-          <w:p>
-            <w:pPr>
-              <w:spacing w:after="0"/>
-            </w:pPr>
-            <w:r>
-              <w:rPr>
-                <w:rFonts w:ascii="Arial" w:cs="Arial" w:eastAsia="Arial" w:hAnsi="Arial"/>
-                <w:b w:val="false"/>
-                <w:bCs w:val="false"/>
-                <w:color w:val="000000"/>
-                <w:sz w:val="16"/>
-                <w:szCs w:val="16"/>
-              </w:rPr>
-              <w:t xml:space="preserve">Instalación y entrega al cliente</w:t>
-            </w:r>
-          </w:p>
-        </w:tc>
-        <w:tc>
-          <w:tcPr>
-            <w:tcW w:type="dxa" w:w="1981"/>
-            <w:tcBorders>
-              <w:top w:val="single" w:color="BFBFBF" w:sz="4"/>
-              <w:left w:val="single" w:color="BFBFBF" w:sz="4"/>
-              <w:bottom w:val="single" w:color="BFBFBF" w:sz="4"/>
-              <w:right w:val="single" w:color="BFBFBF" w:sz="4"/>
-            </w:tcBorders>
-            <w:tcMar>
-              <w:top w:type="dxa" w:w="30"/>
-              <w:left w:type="dxa" w:w="70"/>
-              <w:bottom w:type="dxa" w:w="30"/>
-              <w:right w:type="dxa" w:w="70"/>
-            </w:tcMar>
-          </w:tcPr>
-          <w:p>
-            <w:pPr>
-              <w:spacing w:after="0"/>
-            </w:pPr>
-            <w:r>
-              <w:rPr>
-                <w:rFonts w:ascii="Arial" w:cs="Arial" w:eastAsia="Arial" w:hAnsi="Arial"/>
-                <w:b w:val="false"/>
-                <w:bCs w:val="false"/>
-                <w:color w:val="000000"/>
-                <w:sz w:val="16"/>
-                <w:szCs w:val="16"/>
-              </w:rPr>
-              <w:t xml:space="preserve">Instalador</w:t>
-            </w:r>
-          </w:p>
-        </w:tc>
-        <w:tc>
-          <w:tcPr>
-            <w:tcW w:type="dxa" w:w="2331"/>
-            <w:tcBorders>
-              <w:top w:val="single" w:color="BFBFBF" w:sz="4"/>
-              <w:left w:val="single" w:color="BFBFBF" w:sz="4"/>
-              <w:bottom w:val="single" w:color="BFBFBF" w:sz="4"/>
-              <w:right w:val="single" w:color="BFBFBF" w:sz="4"/>
-            </w:tcBorders>
-            <w:tcMar>
-              <w:top w:type="dxa" w:w="30"/>
-              <w:left w:type="dxa" w:w="70"/>
-              <w:bottom w:type="dxa" w:w="30"/>
-              <w:right w:type="dxa" w:w="70"/>
-            </w:tcMar>
-          </w:tcPr>
-          <w:p>
-            <w:pPr>
-              <w:spacing w:after="0"/>
-            </w:pPr>
-            <w:r>
-              <w:rPr>
-                <w:rFonts w:ascii="Arial" w:cs="Arial" w:eastAsia="Arial" w:hAnsi="Arial"/>
-                <w:b w:val="false"/>
-                <w:bCs w:val="false"/>
-                <w:color w:val="000000"/>
-                <w:sz w:val="16"/>
-                <w:szCs w:val="16"/>
-              </w:rPr>
-              <w:t xml:space="preserve">Su celular</w:t>
-            </w:r>
-          </w:p>
-        </w:tc>
-        <w:tc>
-          <w:tcPr>
-            <w:tcW w:type="dxa" w:w="2797"/>
-            <w:tcBorders>
-              <w:top w:val="single" w:color="BFBFBF" w:sz="4"/>
-              <w:left w:val="single" w:color="BFBFBF" w:sz="4"/>
-              <w:bottom w:val="single" w:color="BFBFBF" w:sz="4"/>
-              <w:right w:val="single" w:color="BFBFBF" w:sz="4"/>
-            </w:tcBorders>
-            <w:tcMar>
-              <w:top w:type="dxa" w:w="30"/>
-              <w:left w:type="dxa" w:w="70"/>
-              <w:bottom w:type="dxa" w:w="30"/>
-              <w:right w:type="dxa" w:w="70"/>
-            </w:tcMar>
-          </w:tcPr>
-          <w:p>
-            <w:pPr>
-              <w:spacing w:after="0"/>
-            </w:pPr>
-            <w:r>
-              <w:rPr>
-                <w:rFonts w:ascii="Arial" w:cs="Arial" w:eastAsia="Arial" w:hAnsi="Arial"/>
-                <w:b w:val="false"/>
-                <w:bCs w:val="false"/>
-                <w:color w:val="000000"/>
-                <w:sz w:val="16"/>
-                <w:szCs w:val="16"/>
-              </w:rPr>
-              <w:t xml:space="preserve">IRAM 3517-2 6.2.14 y 7.3 · alturas; Res. 32-AGC/15 art. 4 · datos de la tarjeta (CABA); Res. 349/07 art. 21 · tarjeta DPS (PBA); Ley 24.240 art. 11 y 14 · garantía; Ley 25.326 art. 6 · información al titular</w:t>
-            </w:r>
-          </w:p>
-        </w:tc>
-      </w:tr>
-      <w:tr>
-        <w:trPr>
-          <w:cantSplit/>
-        </w:trPr>
-        <w:tc>
-          <w:tcPr>
-            <w:tcW w:type="dxa" w:w="466"/>
-            <w:tcBorders>
-              <w:top w:val="single" w:color="BFBFBF" w:sz="4"/>
-              <w:left w:val="single" w:color="BFBFBF" w:sz="4"/>
-              <w:bottom w:val="single" w:color="BFBFBF" w:sz="4"/>
-              <w:right w:val="single" w:color="BFBFBF" w:sz="4"/>
-            </w:tcBorders>
-            <w:tcMar>
-              <w:top w:type="dxa" w:w="30"/>
-              <w:left w:type="dxa" w:w="70"/>
-              <w:bottom w:type="dxa" w:w="30"/>
-              <w:right w:type="dxa" w:w="70"/>
-            </w:tcMar>
-          </w:tcPr>
-          <w:p>
-            <w:pPr>
-              <w:spacing w:after="0"/>
-            </w:pPr>
-            <w:r>
-              <w:rPr>
-                <w:rFonts w:ascii="Arial" w:cs="Arial" w:eastAsia="Arial" w:hAnsi="Arial"/>
-                <w:b w:val="false"/>
-                <w:bCs w:val="false"/>
-                <w:color w:val="000000"/>
-                <w:sz w:val="16"/>
-                <w:szCs w:val="16"/>
-              </w:rPr>
-              <w:t xml:space="preserve">12</w:t>
-            </w:r>
-          </w:p>
-        </w:tc>
-        <w:tc>
-          <w:tcPr>
-            <w:tcW w:type="dxa" w:w="2331"/>
-            <w:tcBorders>
-              <w:top w:val="single" w:color="BFBFBF" w:sz="4"/>
-              <w:left w:val="single" w:color="BFBFBF" w:sz="4"/>
-              <w:bottom w:val="single" w:color="BFBFBF" w:sz="4"/>
-              <w:right w:val="single" w:color="BFBFBF" w:sz="4"/>
-            </w:tcBorders>
-            <w:tcMar>
-              <w:top w:type="dxa" w:w="30"/>
-              <w:left w:type="dxa" w:w="70"/>
-              <w:bottom w:type="dxa" w:w="30"/>
-              <w:right w:type="dxa" w:w="70"/>
-            </w:tcMar>
-          </w:tcPr>
-          <w:p>
-            <w:pPr>
-              <w:spacing w:after="0"/>
-            </w:pPr>
-            <w:r>
-              <w:rPr>
-                <w:rFonts w:ascii="Arial" w:cs="Arial" w:eastAsia="Arial" w:hAnsi="Arial"/>
-                <w:b w:val="false"/>
-                <w:bCs w:val="false"/>
-                <w:color w:val="000000"/>
-                <w:sz w:val="16"/>
-                <w:szCs w:val="16"/>
-              </w:rPr>
-              <w:t xml:space="preserve">Lo que ve quien escanea el QR</w:t>
-            </w:r>
-          </w:p>
-        </w:tc>
-        <w:tc>
-          <w:tcPr>
-            <w:tcW w:type="dxa" w:w="1981"/>
-            <w:tcBorders>
-              <w:top w:val="single" w:color="BFBFBF" w:sz="4"/>
-              <w:left w:val="single" w:color="BFBFBF" w:sz="4"/>
-              <w:bottom w:val="single" w:color="BFBFBF" w:sz="4"/>
-              <w:right w:val="single" w:color="BFBFBF" w:sz="4"/>
-            </w:tcBorders>
-            <w:tcMar>
-              <w:top w:type="dxa" w:w="30"/>
-              <w:left w:type="dxa" w:w="70"/>
-              <w:bottom w:type="dxa" w:w="30"/>
-              <w:right w:type="dxa" w:w="70"/>
-            </w:tcMar>
-          </w:tcPr>
-          <w:p>
-            <w:pPr>
-              <w:spacing w:after="0"/>
-            </w:pPr>
-            <w:r>
-              <w:rPr>
-                <w:rFonts w:ascii="Arial" w:cs="Arial" w:eastAsia="Arial" w:hAnsi="Arial"/>
-                <w:b w:val="false"/>
-                <w:bCs w:val="false"/>
-                <w:color w:val="000000"/>
-                <w:sz w:val="16"/>
-                <w:szCs w:val="16"/>
-              </w:rPr>
-              <w:t xml:space="preserve">Cliente, inspector DPS / AGC</w:t>
-            </w:r>
-          </w:p>
-        </w:tc>
-        <w:tc>
-          <w:tcPr>
-            <w:tcW w:type="dxa" w:w="2331"/>
-            <w:tcBorders>
-              <w:top w:val="single" w:color="BFBFBF" w:sz="4"/>
-              <w:left w:val="single" w:color="BFBFBF" w:sz="4"/>
-              <w:bottom w:val="single" w:color="BFBFBF" w:sz="4"/>
-              <w:right w:val="single" w:color="BFBFBF" w:sz="4"/>
-            </w:tcBorders>
-            <w:tcMar>
-              <w:top w:type="dxa" w:w="30"/>
-              <w:left w:type="dxa" w:w="70"/>
-              <w:bottom w:type="dxa" w:w="30"/>
-              <w:right w:type="dxa" w:w="70"/>
-            </w:tcMar>
-          </w:tcPr>
-          <w:p>
-            <w:pPr>
-              <w:spacing w:after="0"/>
-            </w:pPr>
-            <w:r>
-              <w:rPr>
-                <w:rFonts w:ascii="Arial" w:cs="Arial" w:eastAsia="Arial" w:hAnsi="Arial"/>
-                <w:b w:val="false"/>
-                <w:bCs w:val="false"/>
-                <w:color w:val="000000"/>
-                <w:sz w:val="16"/>
-                <w:szCs w:val="16"/>
-              </w:rPr>
-              <w:t xml:space="preserve">Su celular</w:t>
-            </w:r>
-          </w:p>
-        </w:tc>
-        <w:tc>
-          <w:tcPr>
-            <w:tcW w:type="dxa" w:w="2797"/>
-            <w:tcBorders>
-              <w:top w:val="single" w:color="BFBFBF" w:sz="4"/>
-              <w:left w:val="single" w:color="BFBFBF" w:sz="4"/>
-              <w:bottom w:val="single" w:color="BFBFBF" w:sz="4"/>
-              <w:right w:val="single" w:color="BFBFBF" w:sz="4"/>
-            </w:tcBorders>
-            <w:tcMar>
-              <w:top w:type="dxa" w:w="30"/>
-              <w:left w:type="dxa" w:w="70"/>
-              <w:bottom w:type="dxa" w:w="30"/>
-              <w:right w:type="dxa" w:w="70"/>
-            </w:tcMar>
-          </w:tcPr>
-          <w:p>
-            <w:pPr>
-              <w:spacing w:after="0"/>
-            </w:pPr>
-            <w:r>
-              <w:rPr>
-                <w:rFonts w:ascii="Arial" w:cs="Arial" w:eastAsia="Arial" w:hAnsi="Arial"/>
-                <w:b w:val="false"/>
-                <w:bCs w:val="false"/>
-                <w:color w:val="000000"/>
-                <w:sz w:val="16"/>
-                <w:szCs w:val="16"/>
-              </w:rPr>
-              <w:t xml:space="preserve">Res. 32-AGC/15 art. 6 · QR de validación; Res. 349/07 art. 25 · controles a-h del usuario; Ley 24.240 art. 4 · información clara; Ley 25.326 art. 9 · datos del titular protegidos</w:t>
-            </w:r>
-          </w:p>
-        </w:tc>
-      </w:tr>
-      <w:tr>
-        <w:trPr>
-          <w:cantSplit/>
-        </w:trPr>
-        <w:tc>
-          <w:tcPr>
-            <w:tcW w:type="dxa" w:w="466"/>
-            <w:tcBorders>
-              <w:top w:val="single" w:color="BFBFBF" w:sz="4"/>
-              <w:left w:val="single" w:color="BFBFBF" w:sz="4"/>
-              <w:bottom w:val="single" w:color="BFBFBF" w:sz="4"/>
-              <w:right w:val="single" w:color="BFBFBF" w:sz="4"/>
-            </w:tcBorders>
-            <w:tcMar>
-              <w:top w:type="dxa" w:w="30"/>
-              <w:left w:type="dxa" w:w="70"/>
-              <w:bottom w:type="dxa" w:w="30"/>
-              <w:right w:type="dxa" w:w="70"/>
-            </w:tcMar>
-          </w:tcPr>
-          <w:p>
-            <w:pPr>
-              <w:spacing w:after="0"/>
-            </w:pPr>
-            <w:r>
-              <w:rPr>
-                <w:rFonts w:ascii="Arial" w:cs="Arial" w:eastAsia="Arial" w:hAnsi="Arial"/>
-                <w:b w:val="false"/>
-                <w:bCs w:val="false"/>
-                <w:color w:val="000000"/>
-                <w:sz w:val="16"/>
-                <w:szCs w:val="16"/>
-              </w:rPr>
-              <w:t xml:space="preserve">13</w:t>
-            </w:r>
-          </w:p>
-        </w:tc>
-        <w:tc>
-          <w:tcPr>
-            <w:tcW w:type="dxa" w:w="2331"/>
-            <w:tcBorders>
-              <w:top w:val="single" w:color="BFBFBF" w:sz="4"/>
-              <w:left w:val="single" w:color="BFBFBF" w:sz="4"/>
-              <w:bottom w:val="single" w:color="BFBFBF" w:sz="4"/>
-              <w:right w:val="single" w:color="BFBFBF" w:sz="4"/>
-            </w:tcBorders>
-            <w:tcMar>
-              <w:top w:type="dxa" w:w="30"/>
-              <w:left w:type="dxa" w:w="70"/>
-              <w:bottom w:type="dxa" w:w="30"/>
-              <w:right w:type="dxa" w:w="70"/>
-            </w:tcMar>
-          </w:tcPr>
-          <w:p>
-            <w:pPr>
-              <w:spacing w:after="0"/>
-            </w:pPr>
-            <w:r>
-              <w:rPr>
-                <w:rFonts w:ascii="Arial" w:cs="Arial" w:eastAsia="Arial" w:hAnsi="Arial"/>
-                <w:b w:val="false"/>
-                <w:bCs w:val="false"/>
-                <w:color w:val="000000"/>
-                <w:sz w:val="16"/>
-                <w:szCs w:val="16"/>
-              </w:rPr>
-              <w:t xml:space="preserve">Reclamo y respuesta</w:t>
-            </w:r>
-          </w:p>
-        </w:tc>
-        <w:tc>
-          <w:tcPr>
-            <w:tcW w:type="dxa" w:w="1981"/>
-            <w:tcBorders>
-              <w:top w:val="single" w:color="BFBFBF" w:sz="4"/>
-              <w:left w:val="single" w:color="BFBFBF" w:sz="4"/>
-              <w:bottom w:val="single" w:color="BFBFBF" w:sz="4"/>
-              <w:right w:val="single" w:color="BFBFBF" w:sz="4"/>
-            </w:tcBorders>
-            <w:tcMar>
-              <w:top w:type="dxa" w:w="30"/>
-              <w:left w:type="dxa" w:w="70"/>
-              <w:bottom w:type="dxa" w:w="30"/>
-              <w:right w:type="dxa" w:w="70"/>
-            </w:tcMar>
-          </w:tcPr>
-          <w:p>
-            <w:pPr>
-              <w:spacing w:after="0"/>
-            </w:pPr>
-            <w:r>
-              <w:rPr>
-                <w:rFonts w:ascii="Arial" w:cs="Arial" w:eastAsia="Arial" w:hAnsi="Arial"/>
-                <w:b w:val="false"/>
-                <w:bCs w:val="false"/>
-                <w:color w:val="000000"/>
-                <w:sz w:val="16"/>
-                <w:szCs w:val="16"/>
-              </w:rPr>
-              <w:t xml:space="preserve">Atención al cliente + calidad</w:t>
-            </w:r>
-          </w:p>
-        </w:tc>
-        <w:tc>
-          <w:tcPr>
-            <w:tcW w:type="dxa" w:w="2331"/>
-            <w:tcBorders>
-              <w:top w:val="single" w:color="BFBFBF" w:sz="4"/>
-              <w:left w:val="single" w:color="BFBFBF" w:sz="4"/>
-              <w:bottom w:val="single" w:color="BFBFBF" w:sz="4"/>
-              <w:right w:val="single" w:color="BFBFBF" w:sz="4"/>
-            </w:tcBorders>
-            <w:tcMar>
-              <w:top w:type="dxa" w:w="30"/>
-              <w:left w:type="dxa" w:w="70"/>
-              <w:bottom w:type="dxa" w:w="30"/>
-              <w:right w:type="dxa" w:w="70"/>
-            </w:tcMar>
-          </w:tcPr>
-          <w:p>
-            <w:pPr>
-              <w:spacing w:after="0"/>
-            </w:pPr>
-            <w:r>
-              <w:rPr>
-                <w:rFonts w:ascii="Arial" w:cs="Arial" w:eastAsia="Arial" w:hAnsi="Arial"/>
-                <w:b w:val="false"/>
-                <w:bCs w:val="false"/>
-                <w:color w:val="000000"/>
-                <w:sz w:val="16"/>
-                <w:szCs w:val="16"/>
-              </w:rPr>
-              <w:t xml:space="preserve">PC</w:t>
-            </w:r>
-          </w:p>
-        </w:tc>
-        <w:tc>
-          <w:tcPr>
-            <w:tcW w:type="dxa" w:w="2797"/>
-            <w:tcBorders>
-              <w:top w:val="single" w:color="BFBFBF" w:sz="4"/>
-              <w:left w:val="single" w:color="BFBFBF" w:sz="4"/>
-              <w:bottom w:val="single" w:color="BFBFBF" w:sz="4"/>
-              <w:right w:val="single" w:color="BFBFBF" w:sz="4"/>
-            </w:tcBorders>
-            <w:tcMar>
-              <w:top w:type="dxa" w:w="30"/>
-              <w:left w:type="dxa" w:w="70"/>
-              <w:bottom w:type="dxa" w:w="30"/>
-              <w:right w:type="dxa" w:w="70"/>
-            </w:tcMar>
-          </w:tcPr>
-          <w:p>
-            <w:pPr>
-              <w:spacing w:after="0"/>
-            </w:pPr>
-            <w:r>
-              <w:rPr>
-                <w:rFonts w:ascii="Arial" w:cs="Arial" w:eastAsia="Arial" w:hAnsi="Arial"/>
-                <w:b w:val="false"/>
-                <w:bCs w:val="false"/>
-                <w:color w:val="000000"/>
-                <w:sz w:val="16"/>
-                <w:szCs w:val="16"/>
-              </w:rPr>
-              <w:t xml:space="preserve">IRAM-ISO 10002 · tratamiento de quejas; Ley 24.240 art. 8 bis · trato digno; Ley 24.240 art. 23 · 30 días para corregir el servicio</w:t>
-            </w:r>
-          </w:p>
-        </w:tc>
-      </w:tr>
-      <w:tr>
-        <w:trPr>
-          <w:cantSplit/>
-        </w:trPr>
-        <w:tc>
-          <w:tcPr>
-            <w:tcW w:type="dxa" w:w="466"/>
-            <w:tcBorders>
-              <w:top w:val="single" w:color="BFBFBF" w:sz="4"/>
-              <w:left w:val="single" w:color="BFBFBF" w:sz="4"/>
-              <w:bottom w:val="single" w:color="BFBFBF" w:sz="4"/>
-              <w:right w:val="single" w:color="BFBFBF" w:sz="4"/>
-            </w:tcBorders>
-            <w:tcMar>
-              <w:top w:type="dxa" w:w="30"/>
-              <w:left w:type="dxa" w:w="70"/>
-              <w:bottom w:type="dxa" w:w="30"/>
-              <w:right w:type="dxa" w:w="70"/>
-            </w:tcMar>
-          </w:tcPr>
-          <w:p>
-            <w:pPr>
-              <w:spacing w:after="0"/>
-            </w:pPr>
-            <w:r>
-              <w:rPr>
-                <w:rFonts w:ascii="Arial" w:cs="Arial" w:eastAsia="Arial" w:hAnsi="Arial"/>
-                <w:b w:val="false"/>
-                <w:bCs w:val="false"/>
-                <w:color w:val="000000"/>
-                <w:sz w:val="16"/>
-                <w:szCs w:val="16"/>
-              </w:rPr>
-              <w:t xml:space="preserve">14</w:t>
-            </w:r>
-          </w:p>
-        </w:tc>
-        <w:tc>
-          <w:tcPr>
-            <w:tcW w:type="dxa" w:w="2331"/>
-            <w:tcBorders>
-              <w:top w:val="single" w:color="BFBFBF" w:sz="4"/>
-              <w:left w:val="single" w:color="BFBFBF" w:sz="4"/>
-              <w:bottom w:val="single" w:color="BFBFBF" w:sz="4"/>
-              <w:right w:val="single" w:color="BFBFBF" w:sz="4"/>
-            </w:tcBorders>
-            <w:tcMar>
-              <w:top w:type="dxa" w:w="30"/>
-              <w:left w:type="dxa" w:w="70"/>
-              <w:bottom w:type="dxa" w:w="30"/>
-              <w:right w:type="dxa" w:w="70"/>
-            </w:tcMar>
-          </w:tcPr>
-          <w:p>
-            <w:pPr>
-              <w:spacing w:after="0"/>
-            </w:pPr>
-            <w:r>
-              <w:rPr>
-                <w:rFonts w:ascii="Arial" w:cs="Arial" w:eastAsia="Arial" w:hAnsi="Arial"/>
-                <w:b w:val="false"/>
-                <w:bCs w:val="false"/>
-                <w:color w:val="000000"/>
-                <w:sz w:val="16"/>
-                <w:szCs w:val="16"/>
-              </w:rPr>
-              <w:t xml:space="preserve">Recarga anual: presupuesto, servicio y ficha nueva</w:t>
-            </w:r>
-          </w:p>
-        </w:tc>
-        <w:tc>
-          <w:tcPr>
-            <w:tcW w:type="dxa" w:w="1981"/>
-            <w:tcBorders>
-              <w:top w:val="single" w:color="BFBFBF" w:sz="4"/>
-              <w:left w:val="single" w:color="BFBFBF" w:sz="4"/>
-              <w:bottom w:val="single" w:color="BFBFBF" w:sz="4"/>
-              <w:right w:val="single" w:color="BFBFBF" w:sz="4"/>
-            </w:tcBorders>
-            <w:tcMar>
-              <w:top w:type="dxa" w:w="30"/>
-              <w:left w:type="dxa" w:w="70"/>
-              <w:bottom w:type="dxa" w:w="30"/>
-              <w:right w:type="dxa" w:w="70"/>
-            </w:tcMar>
-          </w:tcPr>
-          <w:p>
-            <w:pPr>
-              <w:spacing w:after="0"/>
-            </w:pPr>
-            <w:r>
-              <w:rPr>
-                <w:rFonts w:ascii="Arial" w:cs="Arial" w:eastAsia="Arial" w:hAnsi="Arial"/>
-                <w:b w:val="false"/>
-                <w:bCs w:val="false"/>
-                <w:color w:val="000000"/>
-                <w:sz w:val="16"/>
-                <w:szCs w:val="16"/>
-              </w:rPr>
-              <w:t xml:space="preserve">Recepción de recargas y taller</w:t>
-            </w:r>
-          </w:p>
-        </w:tc>
-        <w:tc>
-          <w:tcPr>
-            <w:tcW w:type="dxa" w:w="2331"/>
-            <w:tcBorders>
-              <w:top w:val="single" w:color="BFBFBF" w:sz="4"/>
-              <w:left w:val="single" w:color="BFBFBF" w:sz="4"/>
-              <w:bottom w:val="single" w:color="BFBFBF" w:sz="4"/>
-              <w:right w:val="single" w:color="BFBFBF" w:sz="4"/>
-            </w:tcBorders>
-            <w:tcMar>
-              <w:top w:type="dxa" w:w="30"/>
-              <w:left w:type="dxa" w:w="70"/>
-              <w:bottom w:type="dxa" w:w="30"/>
-              <w:right w:type="dxa" w:w="70"/>
-            </w:tcMar>
-          </w:tcPr>
-          <w:p>
-            <w:pPr>
-              <w:spacing w:after="0"/>
-            </w:pPr>
-            <w:r>
-              <w:rPr>
-                <w:rFonts w:ascii="Arial" w:cs="Arial" w:eastAsia="Arial" w:hAnsi="Arial"/>
-                <w:b w:val="false"/>
-                <w:bCs w:val="false"/>
-                <w:color w:val="000000"/>
-                <w:sz w:val="16"/>
-                <w:szCs w:val="16"/>
-              </w:rPr>
-              <w:t xml:space="preserve">Tablet e impresora (ya previstas) + lector</w:t>
-            </w:r>
-          </w:p>
-        </w:tc>
-        <w:tc>
-          <w:tcPr>
-            <w:tcW w:type="dxa" w:w="2797"/>
-            <w:tcBorders>
-              <w:top w:val="single" w:color="BFBFBF" w:sz="4"/>
-              <w:left w:val="single" w:color="BFBFBF" w:sz="4"/>
-              <w:bottom w:val="single" w:color="BFBFBF" w:sz="4"/>
-              <w:right w:val="single" w:color="BFBFBF" w:sz="4"/>
-            </w:tcBorders>
-            <w:tcMar>
-              <w:top w:type="dxa" w:w="30"/>
-              <w:left w:type="dxa" w:w="70"/>
-              <w:bottom w:type="dxa" w:w="30"/>
-              <w:right w:type="dxa" w:w="70"/>
-            </w:tcMar>
-          </w:tcPr>
-          <w:p>
-            <w:pPr>
-              <w:spacing w:after="0"/>
-            </w:pPr>
-            <w:r>
-              <w:rPr>
-                <w:rFonts w:ascii="Arial" w:cs="Arial" w:eastAsia="Arial" w:hAnsi="Arial"/>
-                <w:b w:val="false"/>
-                <w:bCs w:val="false"/>
-                <w:color w:val="000000"/>
-                <w:sz w:val="16"/>
-                <w:szCs w:val="16"/>
-              </w:rPr>
-              <w:t xml:space="preserve">Ley 24.240 art. 21 · presupuesto; Res. 349/07 art. 32 · sustituto habilitado; Res. 349/07 art. 28 · fecha en el tubo de pesca; Res. 349/07 art. 33 · polvo bajo de peso → cambio total; IRAM 3517-2 9.4.14 · etiqueta nueva; Ley 24.240 art. 15 y 23 · constancia y garantía de servicio</w:t>
-            </w:r>
-          </w:p>
-        </w:tc>
-      </w:tr>
-      <w:tr>
-        <w:trPr>
-          <w:cantSplit/>
-        </w:trPr>
-        <w:tc>
-          <w:tcPr>
-            <w:tcW w:type="dxa" w:w="466"/>
-            <w:tcBorders>
-              <w:top w:val="single" w:color="BFBFBF" w:sz="4"/>
-              <w:left w:val="single" w:color="BFBFBF" w:sz="4"/>
-              <w:bottom w:val="single" w:color="BFBFBF" w:sz="4"/>
-              <w:right w:val="single" w:color="BFBFBF" w:sz="4"/>
-            </w:tcBorders>
-            <w:tcMar>
-              <w:top w:type="dxa" w:w="30"/>
-              <w:left w:type="dxa" w:w="70"/>
-              <w:bottom w:type="dxa" w:w="30"/>
-              <w:right w:type="dxa" w:w="70"/>
-            </w:tcMar>
-          </w:tcPr>
-          <w:p>
-            <w:pPr>
-              <w:spacing w:after="0"/>
-            </w:pPr>
-            <w:r>
-              <w:rPr>
-                <w:rFonts w:ascii="Arial" w:cs="Arial" w:eastAsia="Arial" w:hAnsi="Arial"/>
-                <w:b w:val="false"/>
-                <w:bCs w:val="false"/>
-                <w:color w:val="000000"/>
-                <w:sz w:val="16"/>
-                <w:szCs w:val="16"/>
-              </w:rPr>
-              <w:t xml:space="preserve">15</w:t>
-            </w:r>
-          </w:p>
-        </w:tc>
-        <w:tc>
-          <w:tcPr>
-            <w:tcW w:type="dxa" w:w="2331"/>
-            <w:tcBorders>
-              <w:top w:val="single" w:color="BFBFBF" w:sz="4"/>
-              <w:left w:val="single" w:color="BFBFBF" w:sz="4"/>
-              <w:bottom w:val="single" w:color="BFBFBF" w:sz="4"/>
-              <w:right w:val="single" w:color="BFBFBF" w:sz="4"/>
-            </w:tcBorders>
-            <w:tcMar>
-              <w:top w:type="dxa" w:w="30"/>
-              <w:left w:type="dxa" w:w="70"/>
-              <w:bottom w:type="dxa" w:w="30"/>
-              <w:right w:type="dxa" w:w="70"/>
-            </w:tcMar>
-          </w:tcPr>
-          <w:p>
-            <w:pPr>
-              <w:spacing w:after="0"/>
-            </w:pPr>
-            <w:r>
-              <w:rPr>
-                <w:rFonts w:ascii="Arial" w:cs="Arial" w:eastAsia="Arial" w:hAnsi="Arial"/>
-                <w:b w:val="false"/>
-                <w:bCs w:val="false"/>
-                <w:color w:val="000000"/>
-                <w:sz w:val="16"/>
-                <w:szCs w:val="16"/>
-              </w:rPr>
-              <w:t xml:space="preserve">Inutilización y bloqueo</w:t>
-            </w:r>
-          </w:p>
-        </w:tc>
-        <w:tc>
-          <w:tcPr>
-            <w:tcW w:type="dxa" w:w="1981"/>
-            <w:tcBorders>
-              <w:top w:val="single" w:color="BFBFBF" w:sz="4"/>
-              <w:left w:val="single" w:color="BFBFBF" w:sz="4"/>
-              <w:bottom w:val="single" w:color="BFBFBF" w:sz="4"/>
-              <w:right w:val="single" w:color="BFBFBF" w:sz="4"/>
-            </w:tcBorders>
-            <w:tcMar>
-              <w:top w:type="dxa" w:w="30"/>
-              <w:left w:type="dxa" w:w="70"/>
-              <w:bottom w:type="dxa" w:w="30"/>
-              <w:right w:type="dxa" w:w="70"/>
-            </w:tcMar>
-          </w:tcPr>
-          <w:p>
-            <w:pPr>
-              <w:spacing w:after="0"/>
-            </w:pPr>
-            <w:r>
-              <w:rPr>
-                <w:rFonts w:ascii="Arial" w:cs="Arial" w:eastAsia="Arial" w:hAnsi="Arial"/>
-                <w:b w:val="false"/>
-                <w:bCs w:val="false"/>
-                <w:color w:val="000000"/>
-                <w:sz w:val="16"/>
-                <w:szCs w:val="16"/>
-              </w:rPr>
-              <w:t xml:space="preserve">Recargas</w:t>
-            </w:r>
-          </w:p>
-        </w:tc>
-        <w:tc>
-          <w:tcPr>
-            <w:tcW w:type="dxa" w:w="2331"/>
-            <w:tcBorders>
-              <w:top w:val="single" w:color="BFBFBF" w:sz="4"/>
-              <w:left w:val="single" w:color="BFBFBF" w:sz="4"/>
-              <w:bottom w:val="single" w:color="BFBFBF" w:sz="4"/>
-              <w:right w:val="single" w:color="BFBFBF" w:sz="4"/>
-            </w:tcBorders>
-            <w:tcMar>
-              <w:top w:type="dxa" w:w="30"/>
-              <w:left w:type="dxa" w:w="70"/>
-              <w:bottom w:type="dxa" w:w="30"/>
-              <w:right w:type="dxa" w:w="70"/>
-            </w:tcMar>
-          </w:tcPr>
-          <w:p>
-            <w:pPr>
-              <w:spacing w:after="0"/>
-            </w:pPr>
-            <w:r>
-              <w:rPr>
-                <w:rFonts w:ascii="Arial" w:cs="Arial" w:eastAsia="Arial" w:hAnsi="Arial"/>
-                <w:b w:val="false"/>
-                <w:bCs w:val="false"/>
-                <w:color w:val="000000"/>
-                <w:sz w:val="16"/>
-                <w:szCs w:val="16"/>
-              </w:rPr>
-              <w:t xml:space="preserve">PC + impresora</w:t>
-            </w:r>
-          </w:p>
-        </w:tc>
-        <w:tc>
-          <w:tcPr>
-            <w:tcW w:type="dxa" w:w="2797"/>
-            <w:tcBorders>
-              <w:top w:val="single" w:color="BFBFBF" w:sz="4"/>
-              <w:left w:val="single" w:color="BFBFBF" w:sz="4"/>
-              <w:bottom w:val="single" w:color="BFBFBF" w:sz="4"/>
-              <w:right w:val="single" w:color="BFBFBF" w:sz="4"/>
-            </w:tcBorders>
-            <w:tcMar>
-              <w:top w:type="dxa" w:w="30"/>
-              <w:left w:type="dxa" w:w="70"/>
-              <w:bottom w:type="dxa" w:w="30"/>
-              <w:right w:type="dxa" w:w="70"/>
-            </w:tcMar>
-          </w:tcPr>
-          <w:p>
-            <w:pPr>
-              <w:spacing w:after="0"/>
-            </w:pPr>
-            <w:r>
-              <w:rPr>
-                <w:rFonts w:ascii="Arial" w:cs="Arial" w:eastAsia="Arial" w:hAnsi="Arial"/>
-                <w:b w:val="false"/>
-                <w:bCs w:val="false"/>
-                <w:color w:val="000000"/>
-                <w:sz w:val="16"/>
-                <w:szCs w:val="16"/>
-              </w:rPr>
-              <w:t xml:space="preserve">IRAM 3517-2 9.12 y anexo G · acta; Res. 349/07 art. 27 · corte de la rosca y devolución; Res. 32-AGC/15 art. 7 · asentar en el SGM</w:t>
-            </w:r>
-          </w:p>
-        </w:tc>
-      </w:tr>
-      <w:tr>
-        <w:trPr>
-          <w:cantSplit/>
-        </w:trPr>
-        <w:tc>
-          <w:tcPr>
-            <w:tcW w:type="dxa" w:w="466"/>
-            <w:tcBorders>
-              <w:top w:val="single" w:color="BFBFBF" w:sz="4"/>
-              <w:left w:val="single" w:color="BFBFBF" w:sz="4"/>
-              <w:bottom w:val="single" w:color="BFBFBF" w:sz="4"/>
-              <w:right w:val="single" w:color="BFBFBF" w:sz="4"/>
-            </w:tcBorders>
-            <w:tcMar>
-              <w:top w:type="dxa" w:w="30"/>
-              <w:left w:type="dxa" w:w="70"/>
-              <w:bottom w:type="dxa" w:w="30"/>
-              <w:right w:type="dxa" w:w="70"/>
-            </w:tcMar>
-          </w:tcPr>
-          <w:p>
-            <w:pPr>
-              <w:spacing w:after="0"/>
-            </w:pPr>
-            <w:r>
-              <w:rPr>
-                <w:rFonts w:ascii="Arial" w:cs="Arial" w:eastAsia="Arial" w:hAnsi="Arial"/>
-                <w:b w:val="false"/>
-                <w:bCs w:val="false"/>
-                <w:color w:val="000000"/>
-                <w:sz w:val="16"/>
-                <w:szCs w:val="16"/>
-              </w:rPr>
-              <w:t xml:space="preserve">16</w:t>
-            </w:r>
-          </w:p>
-        </w:tc>
-        <w:tc>
-          <w:tcPr>
-            <w:tcW w:type="dxa" w:w="2331"/>
-            <w:tcBorders>
-              <w:top w:val="single" w:color="BFBFBF" w:sz="4"/>
-              <w:left w:val="single" w:color="BFBFBF" w:sz="4"/>
-              <w:bottom w:val="single" w:color="BFBFBF" w:sz="4"/>
-              <w:right w:val="single" w:color="BFBFBF" w:sz="4"/>
-            </w:tcBorders>
-            <w:tcMar>
-              <w:top w:type="dxa" w:w="30"/>
-              <w:left w:type="dxa" w:w="70"/>
-              <w:bottom w:type="dxa" w:w="30"/>
-              <w:right w:type="dxa" w:w="70"/>
-            </w:tcMar>
-          </w:tcPr>
-          <w:p>
-            <w:pPr>
-              <w:spacing w:after="0"/>
-            </w:pPr>
-            <w:r>
-              <w:rPr>
-                <w:rFonts w:ascii="Arial" w:cs="Arial" w:eastAsia="Arial" w:hAnsi="Arial"/>
-                <w:b w:val="false"/>
-                <w:bCs w:val="false"/>
-                <w:color w:val="000000"/>
-                <w:sz w:val="16"/>
-                <w:szCs w:val="16"/>
-              </w:rPr>
-              <w:t xml:space="preserve">Cómo se conecta con los Sheets y los registros oficiales</w:t>
-            </w:r>
-          </w:p>
-        </w:tc>
-        <w:tc>
-          <w:tcPr>
-            <w:tcW w:type="dxa" w:w="1981"/>
-            <w:tcBorders>
-              <w:top w:val="single" w:color="BFBFBF" w:sz="4"/>
-              <w:left w:val="single" w:color="BFBFBF" w:sz="4"/>
-              <w:bottom w:val="single" w:color="BFBFBF" w:sz="4"/>
-              <w:right w:val="single" w:color="BFBFBF" w:sz="4"/>
-            </w:tcBorders>
-            <w:tcMar>
-              <w:top w:type="dxa" w:w="30"/>
-              <w:left w:type="dxa" w:w="70"/>
-              <w:bottom w:type="dxa" w:w="30"/>
-              <w:right w:type="dxa" w:w="70"/>
-            </w:tcMar>
-          </w:tcPr>
-          <w:p>
-            <w:pPr>
-              <w:spacing w:after="0"/>
-            </w:pPr>
-            <w:r>
-              <w:rPr>
-                <w:rFonts w:ascii="Arial" w:cs="Arial" w:eastAsia="Arial" w:hAnsi="Arial"/>
-                <w:b w:val="false"/>
-                <w:bCs w:val="false"/>
-                <w:color w:val="000000"/>
-                <w:sz w:val="16"/>
-                <w:szCs w:val="16"/>
-              </w:rPr>
-              <w:t xml:space="preserve">—</w:t>
-            </w:r>
-          </w:p>
-        </w:tc>
-        <w:tc>
-          <w:tcPr>
-            <w:tcW w:type="dxa" w:w="2331"/>
-            <w:tcBorders>
-              <w:top w:val="single" w:color="BFBFBF" w:sz="4"/>
-              <w:left w:val="single" w:color="BFBFBF" w:sz="4"/>
-              <w:bottom w:val="single" w:color="BFBFBF" w:sz="4"/>
-              <w:right w:val="single" w:color="BFBFBF" w:sz="4"/>
-            </w:tcBorders>
-            <w:tcMar>
-              <w:top w:type="dxa" w:w="30"/>
-              <w:left w:type="dxa" w:w="70"/>
-              <w:bottom w:type="dxa" w:w="30"/>
-              <w:right w:type="dxa" w:w="70"/>
-            </w:tcMar>
-          </w:tcPr>
-          <w:p>
-            <w:pPr>
-              <w:spacing w:after="0"/>
-            </w:pPr>
-            <w:r>
-              <w:rPr>
-                <w:rFonts w:ascii="Arial" w:cs="Arial" w:eastAsia="Arial" w:hAnsi="Arial"/>
-                <w:b w:val="false"/>
-                <w:bCs w:val="false"/>
-                <w:color w:val="000000"/>
-                <w:sz w:val="16"/>
-                <w:szCs w:val="16"/>
-              </w:rPr>
-              <w:t xml:space="preserve">Vercel + base Postgres + Google Sheets</w:t>
-            </w:r>
-          </w:p>
-        </w:tc>
-        <w:tc>
-          <w:tcPr>
-            <w:tcW w:type="dxa" w:w="2797"/>
-            <w:tcBorders>
-              <w:top w:val="single" w:color="BFBFBF" w:sz="4"/>
-              <w:left w:val="single" w:color="BFBFBF" w:sz="4"/>
-              <w:bottom w:val="single" w:color="BFBFBF" w:sz="4"/>
-              <w:right w:val="single" w:color="BFBFBF" w:sz="4"/>
-            </w:tcBorders>
-            <w:tcMar>
-              <w:top w:type="dxa" w:w="30"/>
-              <w:left w:type="dxa" w:w="70"/>
-              <w:bottom w:type="dxa" w:w="30"/>
-              <w:right w:type="dxa" w:w="70"/>
-            </w:tcMar>
-          </w:tcPr>
-          <w:p>
-            <w:pPr>
-              <w:spacing w:after="0"/>
-            </w:pPr>
-            <w:r>
-              <w:rPr>
-                <w:rFonts w:ascii="Arial" w:cs="Arial" w:eastAsia="Arial" w:hAnsi="Arial"/>
-                <w:b w:val="false"/>
-                <w:bCs w:val="false"/>
-                <w:color w:val="000000"/>
-                <w:sz w:val="16"/>
-                <w:szCs w:val="16"/>
-              </w:rPr>
-              <w:t xml:space="preserve">Ley 25.326 art. 21 · inscripción de la base; IRAM 3517-2 9.4.16 · 6 años de registro</w:t>
-            </w:r>
-          </w:p>
-        </w:tc>
-      </w:tr>
-    </w:tbl>
-    <w:p>
-      <w:pPr>
-        <w:spacing w:after="120"/>
-      </w:pPr>
     </w:p>
     <w:p>
       <w:pPr>
@@ -26896,7 +24662,7 @@
           <w:sz w:val="16"/>
           <w:szCs w:val="16"/>
         </w:rPr>
-        <w:t xml:space="preserve">Paso 1: la orden lee el Plan mensual, arma los lotes y la partida DPS.</w:t>
+        <w:t xml:space="preserve">Órdenes: el plan del mes y cada orden con su etapa, partida DPS y rechazos.</w:t>
       </w:r>
     </w:p>
     <w:p>
@@ -26908,7 +24674,7 @@
       <w:r>
         <w:drawing>
           <wp:inline distT="0" distB="0" distL="0" distR="0">
-            <wp:extent cx="5943600" cy="3467100"/>
+            <wp:extent cx="5943600" cy="3714750"/>
             <wp:effectExtent t="0" r="0" b="0" l="0"/>
             <wp:docPr id="20" name="" descr="" title=""/>
             <wp:cNvGraphicFramePr>
@@ -26933,7 +24699,7 @@
                   <pic:spPr bwMode="auto">
                     <a:xfrm>
                       <a:off x="0" y="0"/>
-                      <a:ext cx="5943600" cy="3467100"/>
+                      <a:ext cx="5943600" cy="3714750"/>
                     </a:xfrm>
                     <a:prstGeom prst="rect">
                       <a:avLst/>
@@ -26958,7 +24724,7 @@
           <w:sz w:val="16"/>
           <w:szCs w:val="16"/>
         </w:rPr>
-        <w:t xml:space="preserve">Paso 4: la hoja de ruta con las tildes por equipo; el 17 falla la prueba hidráulica.</w:t>
+        <w:t xml:space="preserve">Detalle de una orden lista para cerrar: etapas, prueba hidráulica, lotes de insumo y series.</w:t>
       </w:r>
     </w:p>
     <w:p>
@@ -27020,7 +24786,7 @@
           <w:sz w:val="16"/>
           <w:szCs w:val="16"/>
         </w:rPr>
-        <w:t xml:space="preserve">Paso 6: el lector lee el grabado; el rechazo queda bloqueado y cada etiqueta lleva su estampilla de fabricación DPS.</w:t>
+        <w:t xml:space="preserve">Calidad: lotes para cerrar, rechazos por causa y equipos de medición con su vencimiento.</w:t>
       </w:r>
     </w:p>
     <w:p>
@@ -27082,7 +24848,7 @@
           <w:sz w:val="16"/>
           <w:szCs w:val="16"/>
         </w:rPr>
-        <w:t xml:space="preserve">Paso 11: la instalación pide los datos de la jurisdicción (CABA: tarjeta del SGM), controla las alturas y emite la garantía.</w:t>
+        <w:t xml:space="preserve">Etiquetado: una lectura por equipo; el rechazo queda bloqueado.</w:t>
       </w:r>
     </w:p>
     <w:p>
@@ -27144,7 +24910,7 @@
           <w:sz w:val="16"/>
           <w:szCs w:val="16"/>
         </w:rPr>
-        <w:t xml:space="preserve">Paso 13: el reclamo entra con el equipo identificado y su traza completa.</w:t>
+        <w:t xml:space="preserve">Ficha de un equipo: QR, orden, carga, vencimientos e historia.</w:t>
       </w:r>
     </w:p>
     <w:p>
@@ -27206,7 +24972,193 @@
           <w:sz w:val="16"/>
           <w:szCs w:val="16"/>
         </w:rPr>
-        <w:t xml:space="preserve">Paso 14: presupuesto, sustituto habilitado, cambio total de polvo si está bajo de peso y constancia del servicio.</w:t>
+        <w:t xml:space="preserve">Expedición: depósito PT y remitos abiertos.</w:t>
+      </w:r>
+    </w:p>
+    <w:p>
+      <w:pPr>
+        <w:keepNext/>
+        <w:spacing w:after="60"/>
+        <w:jc w:val="center"/>
+      </w:pPr>
+      <w:r>
+        <w:drawing>
+          <wp:inline distT="0" distB="0" distL="0" distR="0">
+            <wp:extent cx="5943600" cy="3714750"/>
+            <wp:effectExtent t="0" r="0" b="0" l="0"/>
+            <wp:docPr id="25" name="" descr="" title=""/>
+            <wp:cNvGraphicFramePr>
+              <a:graphicFrameLocks xmlns:a="http://schemas.openxmlformats.org/drawingml/2006/main" noChangeAspect="1"/>
+            </wp:cNvGraphicFramePr>
+            <a:graphic xmlns:a="http://schemas.openxmlformats.org/drawingml/2006/main">
+              <a:graphicData uri="http://schemas.openxmlformats.org/drawingml/2006/picture">
+                <pic:pic xmlns:pic="http://schemas.openxmlformats.org/drawingml/2006/picture">
+                  <pic:nvPicPr>
+                    <pic:cNvPr id="0" name="" descr=""/>
+                    <pic:cNvPicPr>
+                      <a:picLocks noChangeAspect="1" noChangeArrowheads="1"/>
+                    </pic:cNvPicPr>
+                  </pic:nvPicPr>
+                  <pic:blipFill>
+                    <a:blip r:embed="rId67" cstate="none"/>
+                    <a:srcRect/>
+                    <a:stretch>
+                      <a:fillRect/>
+                    </a:stretch>
+                  </pic:blipFill>
+                  <pic:spPr bwMode="auto">
+                    <a:xfrm>
+                      <a:off x="0" y="0"/>
+                      <a:ext cx="5943600" cy="3714750"/>
+                    </a:xfrm>
+                    <a:prstGeom prst="rect">
+                      <a:avLst/>
+                    </a:prstGeom>
+                  </pic:spPr>
+                </pic:pic>
+              </a:graphicData>
+            </a:graphic>
+          </wp:inline>
+        </w:drawing>
+      </w:r>
+    </w:p>
+    <w:p>
+      <w:pPr>
+        <w:spacing w:after="160" w:before="0" w:line="276"/>
+        <w:jc w:val="center"/>
+      </w:pPr>
+      <w:r>
+        <w:rPr>
+          <w:rFonts w:ascii="Arial" w:cs="Arial" w:eastAsia="Arial" w:hAnsi="Arial"/>
+          <w:color w:val="595959"/>
+          <w:sz w:val="16"/>
+          <w:szCs w:val="16"/>
+        </w:rPr>
+        <w:t xml:space="preserve">Recargas: órdenes de servicio por etapa en las dos plantas.</w:t>
+      </w:r>
+    </w:p>
+    <w:p>
+      <w:pPr>
+        <w:keepNext/>
+        <w:spacing w:after="60"/>
+        <w:jc w:val="center"/>
+      </w:pPr>
+      <w:r>
+        <w:drawing>
+          <wp:inline distT="0" distB="0" distL="0" distR="0">
+            <wp:extent cx="5943600" cy="3714750"/>
+            <wp:effectExtent t="0" r="0" b="0" l="0"/>
+            <wp:docPr id="26" name="" descr="" title=""/>
+            <wp:cNvGraphicFramePr>
+              <a:graphicFrameLocks xmlns:a="http://schemas.openxmlformats.org/drawingml/2006/main" noChangeAspect="1"/>
+            </wp:cNvGraphicFramePr>
+            <a:graphic xmlns:a="http://schemas.openxmlformats.org/drawingml/2006/main">
+              <a:graphicData uri="http://schemas.openxmlformats.org/drawingml/2006/picture">
+                <pic:pic xmlns:pic="http://schemas.openxmlformats.org/drawingml/2006/picture">
+                  <pic:nvPicPr>
+                    <pic:cNvPr id="0" name="" descr=""/>
+                    <pic:cNvPicPr>
+                      <a:picLocks noChangeAspect="1" noChangeArrowheads="1"/>
+                    </pic:cNvPicPr>
+                  </pic:nvPicPr>
+                  <pic:blipFill>
+                    <a:blip r:embed="rId68" cstate="none"/>
+                    <a:srcRect/>
+                    <a:stretch>
+                      <a:fillRect/>
+                    </a:stretch>
+                  </pic:blipFill>
+                  <pic:spPr bwMode="auto">
+                    <a:xfrm>
+                      <a:off x="0" y="0"/>
+                      <a:ext cx="5943600" cy="3714750"/>
+                    </a:xfrm>
+                    <a:prstGeom prst="rect">
+                      <a:avLst/>
+                    </a:prstGeom>
+                  </pic:spPr>
+                </pic:pic>
+              </a:graphicData>
+            </a:graphic>
+          </wp:inline>
+        </w:drawing>
+      </w:r>
+    </w:p>
+    <w:p>
+      <w:pPr>
+        <w:spacing w:after="160" w:before="0" w:line="276"/>
+        <w:jc w:val="center"/>
+      </w:pPr>
+      <w:r>
+        <w:rPr>
+          <w:rFonts w:ascii="Arial" w:cs="Arial" w:eastAsia="Arial" w:hAnsi="Arial"/>
+          <w:color w:val="595959"/>
+          <w:sz w:val="16"/>
+          <w:szCs w:val="16"/>
+        </w:rPr>
+        <w:t xml:space="preserve">Insumos: materiales del MRP para pedir según cobertura y plazo.</w:t>
+      </w:r>
+    </w:p>
+    <w:p>
+      <w:pPr>
+        <w:keepNext/>
+        <w:spacing w:after="60"/>
+        <w:jc w:val="center"/>
+      </w:pPr>
+      <w:r>
+        <w:drawing>
+          <wp:inline distT="0" distB="0" distL="0" distR="0">
+            <wp:extent cx="5943600" cy="3714750"/>
+            <wp:effectExtent t="0" r="0" b="0" l="0"/>
+            <wp:docPr id="27" name="" descr="" title=""/>
+            <wp:cNvGraphicFramePr>
+              <a:graphicFrameLocks xmlns:a="http://schemas.openxmlformats.org/drawingml/2006/main" noChangeAspect="1"/>
+            </wp:cNvGraphicFramePr>
+            <a:graphic xmlns:a="http://schemas.openxmlformats.org/drawingml/2006/main">
+              <a:graphicData uri="http://schemas.openxmlformats.org/drawingml/2006/picture">
+                <pic:pic xmlns:pic="http://schemas.openxmlformats.org/drawingml/2006/picture">
+                  <pic:nvPicPr>
+                    <pic:cNvPr id="0" name="" descr=""/>
+                    <pic:cNvPicPr>
+                      <a:picLocks noChangeAspect="1" noChangeArrowheads="1"/>
+                    </pic:cNvPicPr>
+                  </pic:nvPicPr>
+                  <pic:blipFill>
+                    <a:blip r:embed="rId69" cstate="none"/>
+                    <a:srcRect/>
+                    <a:stretch>
+                      <a:fillRect/>
+                    </a:stretch>
+                  </pic:blipFill>
+                  <pic:spPr bwMode="auto">
+                    <a:xfrm>
+                      <a:off x="0" y="0"/>
+                      <a:ext cx="5943600" cy="3714750"/>
+                    </a:xfrm>
+                    <a:prstGeom prst="rect">
+                      <a:avLst/>
+                    </a:prstGeom>
+                  </pic:spPr>
+                </pic:pic>
+              </a:graphicData>
+            </a:graphic>
+          </wp:inline>
+        </w:drawing>
+      </w:r>
+    </w:p>
+    <w:p>
+      <w:pPr>
+        <w:spacing w:after="160" w:before="0" w:line="276"/>
+        <w:jc w:val="center"/>
+      </w:pPr>
+      <w:r>
+        <w:rPr>
+          <w:rFonts w:ascii="Arial" w:cs="Arial" w:eastAsia="Arial" w:hAnsi="Arial"/>
+          <w:color w:val="595959"/>
+          <w:sz w:val="16"/>
+          <w:szCs w:val="16"/>
+        </w:rPr>
+        <w:t xml:space="preserve">Reportes: libro de actas DPS y archivo para el SGM de la AGC.</w:t>
       </w:r>
     </w:p>
     <w:p>
@@ -27279,7 +25231,7 @@
           <w:sz w:val="19"/>
           <w:szCs w:val="19"/>
         </w:rPr>
-        <w:t xml:space="preserve">En Vercel: Add New → Project → importar el repositorio → Root Directory trazabilidad/app → Framework «Other» → Deploy. Cada push a la rama vuelve a publicarla.</w:t>
+        <w:t xml:space="preserve">En Vercel: Add New → Project → importar el repositorio con Root Directory ./ y Framework «Other»: el vercel.json de la raíz publica trazabilidad/app. Deploy. Cada push a la rama vuelve a publicarla.</w:t>
       </w:r>
     </w:p>
     <w:p>
@@ -27340,9 +25292,9 @@
       <w:r>
         <w:drawing>
           <wp:inline distT="0" distB="0" distL="0" distR="0">
-            <wp:extent cx="2524125" cy="5429250"/>
+            <wp:extent cx="2524125" cy="4800600"/>
             <wp:effectExtent t="0" r="0" b="0" l="0"/>
-            <wp:docPr id="25" name="" descr="" title=""/>
+            <wp:docPr id="28" name="" descr="" title=""/>
             <wp:cNvGraphicFramePr>
               <a:graphicFrameLocks xmlns:a="http://schemas.openxmlformats.org/drawingml/2006/main" noChangeAspect="1"/>
             </wp:cNvGraphicFramePr>
@@ -27356,7 +25308,7 @@
                     </pic:cNvPicPr>
                   </pic:nvPicPr>
                   <pic:blipFill>
-                    <a:blip r:embed="rId67" cstate="none"/>
+                    <a:blip r:embed="rId70" cstate="none"/>
                     <a:srcRect/>
                     <a:stretch>
                       <a:fillRect/>
@@ -27365,7 +25317,7 @@
                   <pic:spPr bwMode="auto">
                     <a:xfrm>
                       <a:off x="0" y="0"/>
-                      <a:ext cx="2524125" cy="5429250"/>
+                      <a:ext cx="2524125" cy="4800600"/>
                     </a:xfrm>
                     <a:prstGeom prst="rect">
                       <a:avLst/>
@@ -27390,7 +25342,7 @@
           <w:sz w:val="16"/>
           <w:szCs w:val="16"/>
         </w:rPr>
-        <w:t xml:space="preserve">Lo que ve quien escanea el QR: estado, vencimientos, historia y los enlaces legales al pie.</w:t>
+        <w:t xml:space="preserve">Lo que ve quien escanea el QR: estado y vencimientos del equipo, sin datos del dueño.</w:t>
       </w:r>
     </w:p>
     <w:p>
@@ -28980,7 +26932,7 @@
           <wp:inline distT="0" distB="0" distL="0" distR="0">
             <wp:extent cx="5943600" cy="3714750"/>
             <wp:effectExtent t="0" r="0" b="0" l="0"/>
-            <wp:docPr id="26" name="" descr="" title=""/>
+            <wp:docPr id="29" name="" descr="" title=""/>
             <wp:cNvGraphicFramePr>
               <a:graphicFrameLocks xmlns:a="http://schemas.openxmlformats.org/drawingml/2006/main" noChangeAspect="1"/>
             </wp:cNvGraphicFramePr>
@@ -28994,7 +26946,7 @@
                     </pic:cNvPicPr>
                   </pic:nvPicPr>
                   <pic:blipFill>
-                    <a:blip r:embed="rId68" cstate="none"/>
+                    <a:blip r:embed="rId71" cstate="none"/>
                     <a:srcRect/>
                     <a:stretch>
                       <a:fillRect/>
@@ -29028,7 +26980,7 @@
           <w:sz w:val="16"/>
           <w:szCs w:val="16"/>
         </w:rPr>
-        <w:t xml:space="preserve">Portal del cliente y bandeja de reclamos con su etapa y su plazo.</w:t>
+        <w:t xml:space="preserve">Bandeja de reclamos con su etapa y su plazo.</w:t>
       </w:r>
     </w:p>
     <w:p>
@@ -37586,9 +35538,9 @@
       <w:r>
         <w:drawing>
           <wp:inline distT="0" distB="0" distL="0" distR="0">
-            <wp:extent cx="5943600" cy="3533775"/>
+            <wp:extent cx="5943600" cy="3714750"/>
             <wp:effectExtent t="0" r="0" b="0" l="0"/>
-            <wp:docPr id="27" name="" descr="" title=""/>
+            <wp:docPr id="30" name="" descr="" title=""/>
             <wp:cNvGraphicFramePr>
               <a:graphicFrameLocks xmlns:a="http://schemas.openxmlformats.org/drawingml/2006/main" noChangeAspect="1"/>
             </wp:cNvGraphicFramePr>
@@ -37602,7 +35554,7 @@
                     </pic:cNvPicPr>
                   </pic:nvPicPr>
                   <pic:blipFill>
-                    <a:blip r:embed="rId69" cstate="none"/>
+                    <a:blip r:embed="rId72" cstate="none"/>
                     <a:srcRect/>
                     <a:stretch>
                       <a:fillRect/>
@@ -37611,7 +35563,7 @@
                   <pic:spPr bwMode="auto">
                     <a:xfrm>
                       <a:off x="0" y="0"/>
-                      <a:ext cx="5943600" cy="3533775"/>
+                      <a:ext cx="5943600" cy="3714750"/>
                     </a:xfrm>
                     <a:prstGeom prst="rect">
                       <a:avLst/>
@@ -37636,7 +35588,7 @@
           <w:sz w:val="16"/>
           <w:szCs w:val="16"/>
         </w:rPr>
-        <w:t xml:space="preserve">Búsqueda del lote de polvo PO-2603: órdenes, series, distribuidores y titulares a avisar.</w:t>
+        <w:t xml:space="preserve">Búsqueda de un lote de polvo: órdenes, equipos, distribuidores y stock que lo usaron.</w:t>
       </w:r>
     </w:p>
     <w:p>
@@ -38206,27 +36158,7 @@
           <w:sz w:val="19"/>
           <w:szCs w:val="19"/>
         </w:rPr>
-        <w:t xml:space="preserve">Las cartas y el Pareto se arman con los eventos de la base. En la prueba de concepto las órdenes son las del Plan mensual y los rechazos, masas y reclamos son </w:t>
-      </w:r>
-      <w:r>
-        <w:rPr>
-          <w:rFonts w:ascii="Arial" w:cs="Arial" w:eastAsia="Arial" w:hAnsi="Arial"/>
-          <w:b/>
-          <w:bCs/>
-          <w:color w:val="000000"/>
-          <w:sz w:val="19"/>
-          <w:szCs w:val="19"/>
-        </w:rPr>
-        <w:t xml:space="preserve">simulados</w:t>
-      </w:r>
-      <w:r>
-        <w:rPr>
-          <w:rFonts w:ascii="Arial" w:cs="Arial" w:eastAsia="Arial" w:hAnsi="Arial"/>
-          <w:color w:val="000000"/>
-          <w:sz w:val="19"/>
-          <w:szCs w:val="19"/>
-        </w:rPr>
-        <w:t xml:space="preserve"> con semilla fija: 38 rechazos en 560 equipos manuales del mes (93,2 % a la primera).</w:t>
+        <w:t xml:space="preserve">Cada rechazo, recepción sin confirmar, reclamo fuera de plazo o control de medición vencido queda a la vista en el tablero y puede abrir un registro de desvío (RD) con causa, acción correctiva y verificación. Las reglas de abajo se revisan con cada evento; los umbrales marcados «criterio» los fija FLAMA. La tabla de 14.3 son ejemplos de prueba.</w:t>
       </w:r>
     </w:p>
     <w:p>
@@ -39661,7 +37593,7 @@
           <w:sz w:val="19"/>
           <w:szCs w:val="19"/>
         </w:rPr>
-        <w:t xml:space="preserve">14.2 Gráficos</w:t>
+        <w:t xml:space="preserve">14.2 Seguimiento en el sistema</w:t>
       </w:r>
     </w:p>
     <w:p>
@@ -39673,9 +37605,9 @@
       <w:r>
         <w:drawing>
           <wp:inline distT="0" distB="0" distL="0" distR="0">
-            <wp:extent cx="5943600" cy="2952750"/>
+            <wp:extent cx="5943600" cy="3714750"/>
             <wp:effectExtent t="0" r="0" b="0" l="0"/>
-            <wp:docPr id="28" name="" descr="" title=""/>
+            <wp:docPr id="31" name="" descr="" title=""/>
             <wp:cNvGraphicFramePr>
               <a:graphicFrameLocks xmlns:a="http://schemas.openxmlformats.org/drawingml/2006/main" noChangeAspect="1"/>
             </wp:cNvGraphicFramePr>
@@ -39689,7 +37621,7 @@
                     </pic:cNvPicPr>
                   </pic:nvPicPr>
                   <pic:blipFill>
-                    <a:blip r:embed="rId70" cstate="none"/>
+                    <a:blip r:embed="rId63" cstate="none"/>
                     <a:srcRect/>
                     <a:stretch>
                       <a:fillRect/>
@@ -39698,7 +37630,7 @@
                   <pic:spPr bwMode="auto">
                     <a:xfrm>
                       <a:off x="0" y="0"/>
-                      <a:ext cx="5943600" cy="2952750"/>
+                      <a:ext cx="5943600" cy="3714750"/>
                     </a:xfrm>
                     <a:prstGeom prst="rect">
                       <a:avLst/>
@@ -39723,131 +37655,7 @@
           <w:sz w:val="16"/>
           <w:szCs w:val="16"/>
         </w:rPr>
-        <w:t xml:space="preserve">Pareto de rechazos por causa.</w:t>
-      </w:r>
-    </w:p>
-    <w:p>
-      <w:pPr>
-        <w:keepNext/>
-        <w:spacing w:after="60"/>
-        <w:jc w:val="center"/>
-      </w:pPr>
-      <w:r>
-        <w:drawing>
-          <wp:inline distT="0" distB="0" distL="0" distR="0">
-            <wp:extent cx="5943600" cy="3143250"/>
-            <wp:effectExtent t="0" r="0" b="0" l="0"/>
-            <wp:docPr id="29" name="" descr="" title=""/>
-            <wp:cNvGraphicFramePr>
-              <a:graphicFrameLocks xmlns:a="http://schemas.openxmlformats.org/drawingml/2006/main" noChangeAspect="1"/>
-            </wp:cNvGraphicFramePr>
-            <a:graphic xmlns:a="http://schemas.openxmlformats.org/drawingml/2006/main">
-              <a:graphicData uri="http://schemas.openxmlformats.org/drawingml/2006/picture">
-                <pic:pic xmlns:pic="http://schemas.openxmlformats.org/drawingml/2006/picture">
-                  <pic:nvPicPr>
-                    <pic:cNvPr id="0" name="" descr=""/>
-                    <pic:cNvPicPr>
-                      <a:picLocks noChangeAspect="1" noChangeArrowheads="1"/>
-                    </pic:cNvPicPr>
-                  </pic:nvPicPr>
-                  <pic:blipFill>
-                    <a:blip r:embed="rId71" cstate="none"/>
-                    <a:srcRect/>
-                    <a:stretch>
-                      <a:fillRect/>
-                    </a:stretch>
-                  </pic:blipFill>
-                  <pic:spPr bwMode="auto">
-                    <a:xfrm>
-                      <a:off x="0" y="0"/>
-                      <a:ext cx="5943600" cy="3143250"/>
-                    </a:xfrm>
-                    <a:prstGeom prst="rect">
-                      <a:avLst/>
-                    </a:prstGeom>
-                  </pic:spPr>
-                </pic:pic>
-              </a:graphicData>
-            </a:graphic>
-          </wp:inline>
-        </w:drawing>
-      </w:r>
-    </w:p>
-    <w:p>
-      <w:pPr>
-        <w:spacing w:after="160" w:before="0" w:line="276"/>
-        <w:jc w:val="center"/>
-      </w:pPr>
-      <w:r>
-        <w:rPr>
-          <w:rFonts w:ascii="Arial" w:cs="Arial" w:eastAsia="Arial" w:hAnsi="Arial"/>
-          <w:color w:val="595959"/>
-          <w:sz w:val="16"/>
-          <w:szCs w:val="16"/>
-        </w:rPr>
-        <w:t xml:space="preserve">Carta p de fallas en PH por lote (órdenes de 20 equipos o más; p̄ = 2,2 %).</w:t>
-      </w:r>
-    </w:p>
-    <w:p>
-      <w:pPr>
-        <w:keepNext/>
-        <w:spacing w:after="60"/>
-        <w:jc w:val="center"/>
-      </w:pPr>
-      <w:r>
-        <w:drawing>
-          <wp:inline distT="0" distB="0" distL="0" distR="0">
-            <wp:extent cx="5943600" cy="2152650"/>
-            <wp:effectExtent t="0" r="0" b="0" l="0"/>
-            <wp:docPr id="30" name="" descr="" title=""/>
-            <wp:cNvGraphicFramePr>
-              <a:graphicFrameLocks xmlns:a="http://schemas.openxmlformats.org/drawingml/2006/main" noChangeAspect="1"/>
-            </wp:cNvGraphicFramePr>
-            <a:graphic xmlns:a="http://schemas.openxmlformats.org/drawingml/2006/main">
-              <a:graphicData uri="http://schemas.openxmlformats.org/drawingml/2006/picture">
-                <pic:pic xmlns:pic="http://schemas.openxmlformats.org/drawingml/2006/picture">
-                  <pic:nvPicPr>
-                    <pic:cNvPr id="0" name="" descr=""/>
-                    <pic:cNvPicPr>
-                      <a:picLocks noChangeAspect="1" noChangeArrowheads="1"/>
-                    </pic:cNvPicPr>
-                  </pic:nvPicPr>
-                  <pic:blipFill>
-                    <a:blip r:embed="rId72" cstate="none"/>
-                    <a:srcRect/>
-                    <a:stretch>
-                      <a:fillRect/>
-                    </a:stretch>
-                  </pic:blipFill>
-                  <pic:spPr bwMode="auto">
-                    <a:xfrm>
-                      <a:off x="0" y="0"/>
-                      <a:ext cx="5943600" cy="2152650"/>
-                    </a:xfrm>
-                    <a:prstGeom prst="rect">
-                      <a:avLst/>
-                    </a:prstGeom>
-                  </pic:spPr>
-                </pic:pic>
-              </a:graphicData>
-            </a:graphic>
-          </wp:inline>
-        </w:drawing>
-      </w:r>
-    </w:p>
-    <w:p>
-      <w:pPr>
-        <w:spacing w:after="160" w:before="0" w:line="276"/>
-        <w:jc w:val="center"/>
-      </w:pPr>
-      <w:r>
-        <w:rPr>
-          <w:rFonts w:ascii="Arial" w:cs="Arial" w:eastAsia="Arial" w:hAnsi="Arial"/>
-          <w:color w:val="595959"/>
-          <w:sz w:val="16"/>
-          <w:szCs w:val="16"/>
-        </w:rPr>
-        <w:t xml:space="preserve">Carta de valores individuales de la masa de carga del lote OP 26-03-08: x̄ = 5,154 kg, LCS 5,264, LCI 5,045; tolerancia DOC-02 5,00-5,30 kg.</w:t>
+        <w:t xml:space="preserve">Rechazos por causa y equipos de medición; los desvíos se cargan y cierran en el módulo Desvíos.</w:t>
       </w:r>
     </w:p>
     <w:p>
@@ -42071,7 +39879,7 @@
         </w:numPr>
         <w:spacing w:after="40" w:before="0" w:line="276"/>
       </w:pPr>
-      <w:hyperlink w:history="1" r:id="rIdudp0ddbkrhjly3qqmud1d">
+      <w:hyperlink w:history="1" r:id="rIdq7kxlgtepjluqlda9kjcn">
         <w:r>
           <w:rPr>
             <w:rFonts w:ascii="Arial" w:cs="Arial" w:eastAsia="Arial" w:hAnsi="Arial"/>
@@ -42093,7 +39901,7 @@
         </w:numPr>
         <w:spacing w:after="40" w:before="0" w:line="276"/>
       </w:pPr>
-      <w:hyperlink w:history="1" r:id="rIdvocnxddxae-k60dteo_cc">
+      <w:hyperlink w:history="1" r:id="rIduc2mdqmgzhxdovukvpdhp">
         <w:r>
           <w:rPr>
             <w:rFonts w:ascii="Arial" w:cs="Arial" w:eastAsia="Arial" w:hAnsi="Arial"/>
@@ -42115,7 +39923,7 @@
         </w:numPr>
         <w:spacing w:after="40" w:before="0" w:line="276"/>
       </w:pPr>
-      <w:hyperlink w:history="1" r:id="rId7_ianozihy3wtue0l06uh">
+      <w:hyperlink w:history="1" r:id="rId5s-h1c9hmgq77w9gv_aah">
         <w:r>
           <w:rPr>
             <w:rFonts w:ascii="Arial" w:cs="Arial" w:eastAsia="Arial" w:hAnsi="Arial"/>
@@ -42137,7 +39945,7 @@
         </w:numPr>
         <w:spacing w:after="40" w:before="0" w:line="276"/>
       </w:pPr>
-      <w:hyperlink w:history="1" r:id="rIdyoicvuld7-vadteltnfsn">
+      <w:hyperlink w:history="1" r:id="rIdc8xlz3rg6mmq5pp_hftch">
         <w:r>
           <w:rPr>
             <w:rFonts w:ascii="Arial" w:cs="Arial" w:eastAsia="Arial" w:hAnsi="Arial"/>
@@ -42159,7 +39967,7 @@
         </w:numPr>
         <w:spacing w:after="40" w:before="0" w:line="276"/>
       </w:pPr>
-      <w:hyperlink w:history="1" r:id="rIdrvycr_e3-dhfvd1r0ds5r">
+      <w:hyperlink w:history="1" r:id="rIdgv5ekd2zvquaefgfetttl">
         <w:r>
           <w:rPr>
             <w:rFonts w:ascii="Arial" w:cs="Arial" w:eastAsia="Arial" w:hAnsi="Arial"/>
@@ -42181,7 +39989,7 @@
         </w:numPr>
         <w:spacing w:after="40" w:before="0" w:line="276"/>
       </w:pPr>
-      <w:hyperlink w:history="1" r:id="rIdpllzznuqog6ytbyte0rwl">
+      <w:hyperlink w:history="1" r:id="rIdkmrmkusqdjhxwnw0sbdeo">
         <w:r>
           <w:rPr>
             <w:rFonts w:ascii="Arial" w:cs="Arial" w:eastAsia="Arial" w:hAnsi="Arial"/>
@@ -42203,7 +40011,7 @@
         </w:numPr>
         <w:spacing w:after="40" w:before="0" w:line="276"/>
       </w:pPr>
-      <w:hyperlink w:history="1" r:id="rId2xw7pr92etoivj32i7cvp">
+      <w:hyperlink w:history="1" r:id="rIdxwav-ilxkpb1ew694idst">
         <w:r>
           <w:rPr>
             <w:rFonts w:ascii="Arial" w:cs="Arial" w:eastAsia="Arial" w:hAnsi="Arial"/>
@@ -42225,7 +40033,7 @@
         </w:numPr>
         <w:spacing w:after="40" w:before="0" w:line="276"/>
       </w:pPr>
-      <w:hyperlink w:history="1" r:id="rIdra6dry_7ypdv-6xsdousu">
+      <w:hyperlink w:history="1" r:id="rIdrbxpnfjshwtywb-q6e7rb">
         <w:r>
           <w:rPr>
             <w:rFonts w:ascii="Arial" w:cs="Arial" w:eastAsia="Arial" w:hAnsi="Arial"/>
@@ -42247,7 +40055,7 @@
         </w:numPr>
         <w:spacing w:after="40" w:before="0" w:line="276"/>
       </w:pPr>
-      <w:hyperlink w:history="1" r:id="rIdmxcg3h1mvobovz2foulaf">
+      <w:hyperlink w:history="1" r:id="rIdsoantlfystusef8tfbrio">
         <w:r>
           <w:rPr>
             <w:rFonts w:ascii="Arial" w:cs="Arial" w:eastAsia="Arial" w:hAnsi="Arial"/>
@@ -42269,7 +40077,7 @@
         </w:numPr>
         <w:spacing w:after="40" w:before="0" w:line="276"/>
       </w:pPr>
-      <w:hyperlink w:history="1" r:id="rIdgyhox71xhbyoqwc7wn4m6">
+      <w:hyperlink w:history="1" r:id="rIdcpfxodynwvwzvgihcxym8">
         <w:r>
           <w:rPr>
             <w:rFonts w:ascii="Arial" w:cs="Arial" w:eastAsia="Arial" w:hAnsi="Arial"/>
@@ -42291,7 +40099,7 @@
         </w:numPr>
         <w:spacing w:after="40" w:before="0" w:line="276"/>
       </w:pPr>
-      <w:hyperlink w:history="1" r:id="rId0mdwvtmj8rcavxialbzoa">
+      <w:hyperlink w:history="1" r:id="rIdxtdh9j5om5cljaqm4zhok">
         <w:r>
           <w:rPr>
             <w:rFonts w:ascii="Arial" w:cs="Arial" w:eastAsia="Arial" w:hAnsi="Arial"/>
@@ -42313,7 +40121,7 @@
         </w:numPr>
         <w:spacing w:after="40" w:before="0" w:line="276"/>
       </w:pPr>
-      <w:hyperlink w:history="1" r:id="rIdecfl8b6ymasstiswiq7uw">
+      <w:hyperlink w:history="1" r:id="rIdkhgfr5vxmicj28cqjq1eb">
         <w:r>
           <w:rPr>
             <w:rFonts w:ascii="Arial" w:cs="Arial" w:eastAsia="Arial" w:hAnsi="Arial"/>
@@ -42335,7 +40143,7 @@
         </w:numPr>
         <w:spacing w:after="40" w:before="0" w:line="276"/>
       </w:pPr>
-      <w:hyperlink w:history="1" r:id="rIdlnadtv7c_d-mssunqloru">
+      <w:hyperlink w:history="1" r:id="rIdql64uwl68rzvz6hopndem">
         <w:r>
           <w:rPr>
             <w:rFonts w:ascii="Arial" w:cs="Arial" w:eastAsia="Arial" w:hAnsi="Arial"/>
@@ -42357,7 +40165,7 @@
         </w:numPr>
         <w:spacing w:after="40" w:before="0" w:line="276"/>
       </w:pPr>
-      <w:hyperlink w:history="1" r:id="rIdxl1kmqiju5nop28xq-2mz">
+      <w:hyperlink w:history="1" r:id="rIdqkzxteezacem1xqvibdp8">
         <w:r>
           <w:rPr>
             <w:rFonts w:ascii="Arial" w:cs="Arial" w:eastAsia="Arial" w:hAnsi="Arial"/>
@@ -42379,7 +40187,7 @@
         </w:numPr>
         <w:spacing w:after="40" w:before="0" w:line="276"/>
       </w:pPr>
-      <w:hyperlink w:history="1" r:id="rId7p8bwkzdej_pxxdmmx4yu">
+      <w:hyperlink w:history="1" r:id="rIdz89skow2x2qrgu7rscxdj">
         <w:r>
           <w:rPr>
             <w:rFonts w:ascii="Arial" w:cs="Arial" w:eastAsia="Arial" w:hAnsi="Arial"/>
@@ -42401,7 +40209,7 @@
         </w:numPr>
         <w:spacing w:after="40" w:before="0" w:line="276"/>
       </w:pPr>
-      <w:hyperlink w:history="1" r:id="rId3ze2yfnfp4pk-uxu8huyj">
+      <w:hyperlink w:history="1" r:id="rIdsidlhsbs0-7-hwefvacvb">
         <w:r>
           <w:rPr>
             <w:rFonts w:ascii="Arial" w:cs="Arial" w:eastAsia="Arial" w:hAnsi="Arial"/>
@@ -42423,7 +40231,7 @@
         </w:numPr>
         <w:spacing w:after="40" w:before="0" w:line="276"/>
       </w:pPr>
-      <w:hyperlink w:history="1" r:id="rIdduzk18psnq32wrdzx5rbd">
+      <w:hyperlink w:history="1" r:id="rIdsjwyr-6-41bersf3i29m7">
         <w:r>
           <w:rPr>
             <w:rFonts w:ascii="Arial" w:cs="Arial" w:eastAsia="Arial" w:hAnsi="Arial"/>
@@ -42445,7 +40253,7 @@
         </w:numPr>
         <w:spacing w:after="40" w:before="0" w:line="276"/>
       </w:pPr>
-      <w:hyperlink w:history="1" r:id="rIdxafigsjutjjt8s20zwduq">
+      <w:hyperlink w:history="1" r:id="rIdkzbuwmhdg6b4vfktststj">
         <w:r>
           <w:rPr>
             <w:rFonts w:ascii="Arial" w:cs="Arial" w:eastAsia="Arial" w:hAnsi="Arial"/>
@@ -42467,7 +40275,7 @@
         </w:numPr>
         <w:spacing w:after="40" w:before="0" w:line="276"/>
       </w:pPr>
-      <w:hyperlink w:history="1" r:id="rId-dp8zacdzj--no2qpyz4s">
+      <w:hyperlink w:history="1" r:id="rIdh4fgjoxwjwtlnvk_5xot3">
         <w:r>
           <w:rPr>
             <w:rFonts w:ascii="Arial" w:cs="Arial" w:eastAsia="Arial" w:hAnsi="Arial"/>
@@ -42489,7 +40297,7 @@
         </w:numPr>
         <w:spacing w:after="40" w:before="0" w:line="276"/>
       </w:pPr>
-      <w:hyperlink w:history="1" r:id="rId1olxvjdmsgzxh9frwoxpn">
+      <w:hyperlink w:history="1" r:id="rIduw3xbfaxci9gxvekc-cqk">
         <w:r>
           <w:rPr>
             <w:rFonts w:ascii="Arial" w:cs="Arial" w:eastAsia="Arial" w:hAnsi="Arial"/>
